--- a/rapports/2026-06-06/EQ7/EQ7_sup_v2/DR_072203030017/66-71-59-69.docx
+++ b/rapports/2026-06-06/EQ7/EQ7_sup_v2/DR_072203030017/66-71-59-69.docx
@@ -297,7 +297,7 @@
           <w:color w:val="1F6FEB"/>
           <w:sz w:val="22"/>
         </w:rPr>
-        <w:t>⚠ INCOHÉRENCES À CORRIGER (85)</w:t>
+        <w:t>⚠ INCOHÉRENCES À CORRIGER (79)</w:t>
       </w:r>
     </w:p>
     <w:tbl>
@@ -544,7 +544,7 @@
                 <w:color w:val="16A34A"/>
                 <w:sz w:val="16"/>
               </w:rPr>
-              <w:t>—</w:t>
+              <w:t>s02q33, s01q00b</w:t>
             </w:r>
           </w:p>
         </w:tc>
@@ -575,7 +575,7 @@
                 <w:i w:val="0"/>
                 <w:sz w:val="17"/>
               </w:rPr>
-              <w:t>Incohérence!!! seulement les écoles privées paient les frais de scolarité (y compris les frais d'inscription).</w:t>
+              <w:t>Incoherent!!! La dernière fois que JULES CRISTIAN MENDY a  fréquenté l'école est 9999.</w:t>
             </w:r>
           </w:p>
         </w:tc>
@@ -634,7 +634,7 @@
                 <w:color w:val="16A34A"/>
                 <w:sz w:val="16"/>
               </w:rPr>
-              <w:t>s01q32, s01q36, s01q38, s04q37_modif, s02q33, s02q34, s01q00b</w:t>
+              <w:t>s02q33, s01q00b</w:t>
             </w:r>
           </w:p>
         </w:tc>
@@ -665,7 +665,7 @@
                 <w:i w:val="0"/>
                 <w:sz w:val="17"/>
               </w:rPr>
-              <w:t>Peu probable!!! Vu l'âge (14 ans) de BERNARD CAPITAINE MENDY ou l'année à laquelle BERNARD CAPITAINE MENDY a fréquenté l'école pour la dernière fois (.) le dernier diplome de BERNARD CAPITAINE MENDY ne peut être le Certificat d'études primaires (CEP), prière de corriger cette incohérence ou confirmer avec le QG.</w:t>
+              <w:t>Incoherent!!! La dernière fois que MONIQUE MENDY a  fréquenté l'école est 9999.</w:t>
             </w:r>
           </w:p>
         </w:tc>
@@ -724,7 +724,7 @@
                 <w:color w:val="16A34A"/>
                 <w:sz w:val="16"/>
               </w:rPr>
-              <w:t>s02q33, s01q00b</w:t>
+              <w:t>s00q14, s00q16, s00q18, s01q39, s01q42__1, s01q42__2, s02q30, s02q34</w:t>
             </w:r>
           </w:p>
         </w:tc>
@@ -755,7 +755,7 @@
                 <w:i w:val="0"/>
                 <w:sz w:val="17"/>
               </w:rPr>
-              <w:t>Incoherent!!! La dernière fois que JULES CRISTIAN MENDY a  fréquenté l'école est 9999.</w:t>
+              <w:t>Incohérence!! Le niveau d'études le plus élevé atteint par EDOUARD MICHEL MENDY est superieur et le diplôme le plus elevé obtenu par EDOUARD MICHEL MENDY est DEF ou CEP OU CAP.</w:t>
             </w:r>
           </w:p>
         </w:tc>
@@ -814,7 +814,7 @@
                 <w:color w:val="16A34A"/>
                 <w:sz w:val="16"/>
               </w:rPr>
-              <w:t>s02q33, s01q00b</w:t>
+              <w:t>s01q32, s01q36, s01q38, s04q37_modif, s02q33, s02q34, s01q00b</w:t>
             </w:r>
           </w:p>
         </w:tc>
@@ -845,7 +845,7 @@
                 <w:i w:val="0"/>
                 <w:sz w:val="17"/>
               </w:rPr>
-              <w:t>Incoherent!!! La dernière fois que MONIQUE MENDY a  fréquenté l'école est 9999.</w:t>
+              <w:t>Peu probable!!! Vu l'âge (14 ans) de BERNARD CAPITAINE MENDY ou l'année à laquelle BERNARD CAPITAINE MENDY a fréquenté l'école pour la dernière fois (.) le dernier diplome de BERNARD CAPITAINE MENDY ne peut être le Certificat d'études primaires (CEP), prière de corriger cette incohérence ou confirmer avec le QG.</w:t>
             </w:r>
           </w:p>
         </w:tc>
@@ -878,6 +878,816 @@
                 <w:i w:val="0"/>
                 <w:sz w:val="16"/>
               </w:rPr>
+              <w:t>S03</w:t>
+              <w:br/>
+            </w:r>
+            <w:r>
+              <w:rPr>
+                <w:b w:val="0"/>
+                <w:i w:val="0"/>
+                <w:color w:val="64748B"/>
+                <w:sz w:val="14"/>
+              </w:rPr>
+              <w:t>Santé</w:t>
+            </w:r>
+          </w:p>
+        </w:tc>
+        <w:tc>
+          <w:tcPr>
+            <w:tcW w:type="dxa" w:w="1531"/>
+          </w:tcPr>
+          <w:p>
+            <w:r>
+              <w:rPr>
+                <w:b/>
+                <w:i w:val="0"/>
+                <w:color w:val="16A34A"/>
+                <w:sz w:val="16"/>
+              </w:rPr>
+              <w:t>—</w:t>
+            </w:r>
+          </w:p>
+        </w:tc>
+        <w:tc>
+          <w:tcPr>
+            <w:tcW w:type="dxa" w:w="1191"/>
+          </w:tcPr>
+          <w:p>
+            <w:r>
+              <w:rPr>
+                <w:b w:val="0"/>
+                <w:i w:val="0"/>
+                <w:color w:val="64748B"/>
+                <w:sz w:val="16"/>
+              </w:rPr>
+              <w:t>GT-CQ</w:t>
+            </w:r>
+          </w:p>
+        </w:tc>
+        <w:tc>
+          <w:tcPr>
+            <w:tcW w:type="dxa" w:w="4706"/>
+          </w:tcPr>
+          <w:p>
+            <w:r>
+              <w:rPr>
+                <w:b w:val="0"/>
+                <w:i w:val="0"/>
+                <w:sz w:val="17"/>
+              </w:rPr>
+              <w:t>Avertissement!!! La distance parcourue (10 Km ou plus) et le temps (De 15 à moins de 30 mn) donné par MONIQUE MENDY semble incoherent pour accéder au lieu de la consultation.</w:t>
+            </w:r>
+          </w:p>
+        </w:tc>
+      </w:tr>
+      <w:tr>
+        <w:tc>
+          <w:tcPr>
+            <w:tcW w:type="dxa" w:w="964"/>
+          </w:tcPr>
+          <w:p>
+            <w:r>
+              <w:rPr>
+                <w:b/>
+                <w:i w:val="0"/>
+                <w:color w:val="DC2626"/>
+                <w:sz w:val="16"/>
+              </w:rPr>
+              <w:t>Haute</w:t>
+            </w:r>
+          </w:p>
+        </w:tc>
+        <w:tc>
+          <w:tcPr>
+            <w:tcW w:type="dxa" w:w="1247"/>
+          </w:tcPr>
+          <w:p>
+            <w:r>
+              <w:rPr>
+                <w:b/>
+                <w:i w:val="0"/>
+                <w:sz w:val="16"/>
+              </w:rPr>
+              <w:t>S07</w:t>
+              <w:br/>
+            </w:r>
+            <w:r>
+              <w:rPr>
+                <w:b w:val="0"/>
+                <w:i w:val="0"/>
+                <w:color w:val="64748B"/>
+                <w:sz w:val="14"/>
+              </w:rPr>
+              <w:t>Consommation alimentaire</w:t>
+            </w:r>
+          </w:p>
+        </w:tc>
+        <w:tc>
+          <w:tcPr>
+            <w:tcW w:type="dxa" w:w="1531"/>
+          </w:tcPr>
+          <w:p>
+            <w:r>
+              <w:rPr>
+                <w:b/>
+                <w:i w:val="0"/>
+                <w:color w:val="16A34A"/>
+                <w:sz w:val="16"/>
+              </w:rPr>
+              <w:t>s01q28, s01q29, s01q30, s02q01__1, s02q02__1, s02q03__1, s02q15, s03q18</w:t>
+            </w:r>
+          </w:p>
+        </w:tc>
+        <w:tc>
+          <w:tcPr>
+            <w:tcW w:type="dxa" w:w="1191"/>
+          </w:tcPr>
+          <w:p>
+            <w:r>
+              <w:rPr>
+                <w:b w:val="0"/>
+                <w:i w:val="0"/>
+                <w:color w:val="64748B"/>
+                <w:sz w:val="16"/>
+              </w:rPr>
+              <w:t>GT-CQ</w:t>
+            </w:r>
+          </w:p>
+        </w:tc>
+        <w:tc>
+          <w:tcPr>
+            <w:tcW w:type="dxa" w:w="4706"/>
+          </w:tcPr>
+          <w:p>
+            <w:r>
+              <w:rPr>
+                <w:b w:val="0"/>
+                <w:i w:val="0"/>
+                <w:sz w:val="17"/>
+              </w:rPr>
+              <w:t>Avertissement!! Les quantités du Thé soluble ou infusion consommées en Sachets industriel semble incoherent car les ménages consomment géneralement en sachet ou en paquet, prière de corriger ou confirmer avec le QG.</w:t>
+            </w:r>
+          </w:p>
+        </w:tc>
+      </w:tr>
+      <w:tr>
+        <w:tc>
+          <w:tcPr>
+            <w:tcW w:type="dxa" w:w="964"/>
+          </w:tcPr>
+          <w:p>
+            <w:r>
+              <w:rPr>
+                <w:b/>
+                <w:i w:val="0"/>
+                <w:color w:val="DC2626"/>
+                <w:sz w:val="16"/>
+              </w:rPr>
+              <w:t>Haute</w:t>
+            </w:r>
+          </w:p>
+        </w:tc>
+        <w:tc>
+          <w:tcPr>
+            <w:tcW w:type="dxa" w:w="1247"/>
+          </w:tcPr>
+          <w:p>
+            <w:r>
+              <w:rPr>
+                <w:b/>
+                <w:i w:val="0"/>
+                <w:sz w:val="16"/>
+              </w:rPr>
+              <w:t>S11</w:t>
+              <w:br/>
+            </w:r>
+            <w:r>
+              <w:rPr>
+                <w:b w:val="0"/>
+                <w:i w:val="0"/>
+                <w:color w:val="64748B"/>
+                <w:sz w:val="14"/>
+              </w:rPr>
+              <w:t>Logement / cadre de vie</w:t>
+            </w:r>
+          </w:p>
+        </w:tc>
+        <w:tc>
+          <w:tcPr>
+            <w:tcW w:type="dxa" w:w="1531"/>
+          </w:tcPr>
+          <w:p>
+            <w:r>
+              <w:rPr>
+                <w:b/>
+                <w:i w:val="0"/>
+                <w:color w:val="16A34A"/>
+                <w:sz w:val="16"/>
+              </w:rPr>
+              <w:t>—</w:t>
+            </w:r>
+          </w:p>
+        </w:tc>
+        <w:tc>
+          <w:tcPr>
+            <w:tcW w:type="dxa" w:w="1191"/>
+          </w:tcPr>
+          <w:p>
+            <w:r>
+              <w:rPr>
+                <w:b w:val="0"/>
+                <w:i w:val="0"/>
+                <w:color w:val="64748B"/>
+                <w:sz w:val="16"/>
+              </w:rPr>
+              <w:t>GT-CQ</w:t>
+            </w:r>
+          </w:p>
+        </w:tc>
+        <w:tc>
+          <w:tcPr>
+            <w:tcW w:type="dxa" w:w="4706"/>
+          </w:tcPr>
+          <w:p>
+            <w:r>
+              <w:rPr>
+                <w:b w:val="0"/>
+                <w:i w:val="0"/>
+                <w:sz w:val="17"/>
+              </w:rPr>
+              <w:t>Incoherence!! Le ménage a depensé .</w:t>
+            </w:r>
+          </w:p>
+        </w:tc>
+      </w:tr>
+      <w:tr>
+        <w:tc>
+          <w:tcPr>
+            <w:tcW w:type="dxa" w:w="964"/>
+          </w:tcPr>
+          <w:p>
+            <w:r>
+              <w:rPr>
+                <w:b/>
+                <w:i w:val="0"/>
+                <w:color w:val="DC2626"/>
+                <w:sz w:val="16"/>
+              </w:rPr>
+              <w:t>Haute</w:t>
+            </w:r>
+          </w:p>
+        </w:tc>
+        <w:tc>
+          <w:tcPr>
+            <w:tcW w:type="dxa" w:w="1247"/>
+          </w:tcPr>
+          <w:p>
+            <w:r>
+              <w:rPr>
+                <w:b/>
+                <w:i w:val="0"/>
+                <w:sz w:val="16"/>
+              </w:rPr>
+              <w:t>S11</w:t>
+              <w:br/>
+            </w:r>
+            <w:r>
+              <w:rPr>
+                <w:b w:val="0"/>
+                <w:i w:val="0"/>
+                <w:color w:val="64748B"/>
+                <w:sz w:val="14"/>
+              </w:rPr>
+              <w:t>Logement / cadre de vie</w:t>
+            </w:r>
+          </w:p>
+        </w:tc>
+        <w:tc>
+          <w:tcPr>
+            <w:tcW w:type="dxa" w:w="1531"/>
+          </w:tcPr>
+          <w:p>
+            <w:r>
+              <w:rPr>
+                <w:b/>
+                <w:i w:val="0"/>
+                <w:color w:val="16A34A"/>
+                <w:sz w:val="16"/>
+              </w:rPr>
+              <w:t>s01q29, s01q31, s04q24, s00q04, s11q21, s09fq03, s09fq011</w:t>
+            </w:r>
+          </w:p>
+        </w:tc>
+        <w:tc>
+          <w:tcPr>
+            <w:tcW w:type="dxa" w:w="1191"/>
+          </w:tcPr>
+          <w:p>
+            <w:r>
+              <w:rPr>
+                <w:b w:val="0"/>
+                <w:i w:val="0"/>
+                <w:color w:val="64748B"/>
+                <w:sz w:val="16"/>
+              </w:rPr>
+              <w:t>GT-CQ</w:t>
+            </w:r>
+          </w:p>
+        </w:tc>
+        <w:tc>
+          <w:tcPr>
+            <w:tcW w:type="dxa" w:w="4706"/>
+          </w:tcPr>
+          <w:p>
+            <w:r>
+              <w:rPr>
+                <w:b w:val="0"/>
+                <w:i w:val="0"/>
+                <w:sz w:val="17"/>
+              </w:rPr>
+              <w:t>FCFA dans Frais de connexion au réseau de distribution d'eau mais dit ne pas être connecté à un réseau d'eau courante, prière de corriger cette incoherence</w:t>
+            </w:r>
+          </w:p>
+        </w:tc>
+      </w:tr>
+      <w:tr>
+        <w:tc>
+          <w:tcPr>
+            <w:tcW w:type="dxa" w:w="964"/>
+          </w:tcPr>
+          <w:p>
+            <w:r>
+              <w:rPr>
+                <w:b/>
+                <w:i w:val="0"/>
+                <w:color w:val="DC2626"/>
+                <w:sz w:val="16"/>
+              </w:rPr>
+              <w:t>Haute</w:t>
+            </w:r>
+          </w:p>
+        </w:tc>
+        <w:tc>
+          <w:tcPr>
+            <w:tcW w:type="dxa" w:w="1247"/>
+          </w:tcPr>
+          <w:p>
+            <w:r>
+              <w:rPr>
+                <w:b/>
+                <w:i w:val="0"/>
+                <w:sz w:val="16"/>
+              </w:rPr>
+              <w:t>S13</w:t>
+              <w:br/>
+            </w:r>
+            <w:r>
+              <w:rPr>
+                <w:b w:val="0"/>
+                <w:i w:val="0"/>
+                <w:color w:val="64748B"/>
+                <w:sz w:val="14"/>
+              </w:rPr>
+              <w:t>Transferts</w:t>
+            </w:r>
+          </w:p>
+        </w:tc>
+        <w:tc>
+          <w:tcPr>
+            <w:tcW w:type="dxa" w:w="1531"/>
+          </w:tcPr>
+          <w:p>
+            <w:r>
+              <w:rPr>
+                <w:b/>
+                <w:i w:val="0"/>
+                <w:color w:val="16A34A"/>
+                <w:sz w:val="16"/>
+              </w:rPr>
+              <w:t>s00q27, s01q00a, s01q12, s01q13, s02q04, s03q11, s03q12, s01q01</w:t>
+            </w:r>
+          </w:p>
+        </w:tc>
+        <w:tc>
+          <w:tcPr>
+            <w:tcW w:type="dxa" w:w="1191"/>
+          </w:tcPr>
+          <w:p>
+            <w:r>
+              <w:rPr>
+                <w:b w:val="0"/>
+                <w:i w:val="0"/>
+                <w:color w:val="64748B"/>
+                <w:sz w:val="16"/>
+              </w:rPr>
+              <w:t>GT-CQ</w:t>
+            </w:r>
+          </w:p>
+        </w:tc>
+        <w:tc>
+          <w:tcPr>
+            <w:tcW w:type="dxa" w:w="4706"/>
+          </w:tcPr>
+          <w:p>
+            <w:r>
+              <w:rPr>
+                <w:b w:val="0"/>
+                <w:i w:val="0"/>
+                <w:sz w:val="17"/>
+              </w:rPr>
+              <w:t>L'âge du béneficiaire d'argent dans la section 13b (Transfert emis) semble incoherent voir élévé, prière de verifier ou corriger.</w:t>
+            </w:r>
+          </w:p>
+        </w:tc>
+      </w:tr>
+      <w:tr>
+        <w:tc>
+          <w:tcPr>
+            <w:tcW w:type="dxa" w:w="964"/>
+          </w:tcPr>
+          <w:p>
+            <w:r>
+              <w:rPr>
+                <w:b/>
+                <w:i w:val="0"/>
+                <w:color w:val="DC2626"/>
+                <w:sz w:val="16"/>
+              </w:rPr>
+              <w:t>Haute</w:t>
+            </w:r>
+          </w:p>
+        </w:tc>
+        <w:tc>
+          <w:tcPr>
+            <w:tcW w:type="dxa" w:w="1247"/>
+          </w:tcPr>
+          <w:p>
+            <w:r>
+              <w:rPr>
+                <w:b/>
+                <w:i w:val="0"/>
+                <w:sz w:val="16"/>
+              </w:rPr>
+              <w:t>S20</w:t>
+              <w:br/>
+            </w:r>
+            <w:r>
+              <w:rPr>
+                <w:b w:val="0"/>
+                <w:i w:val="0"/>
+                <w:color w:val="64748B"/>
+                <w:sz w:val="14"/>
+              </w:rPr>
+              <w:t>Gouvernance / autres</w:t>
+            </w:r>
+          </w:p>
+        </w:tc>
+        <w:tc>
+          <w:tcPr>
+            <w:tcW w:type="dxa" w:w="1531"/>
+          </w:tcPr>
+          <w:p>
+            <w:r>
+              <w:rPr>
+                <w:b/>
+                <w:i w:val="0"/>
+                <w:color w:val="16A34A"/>
+                <w:sz w:val="16"/>
+              </w:rPr>
+              <w:t>—</w:t>
+            </w:r>
+          </w:p>
+        </w:tc>
+        <w:tc>
+          <w:tcPr>
+            <w:tcW w:type="dxa" w:w="1191"/>
+          </w:tcPr>
+          <w:p>
+            <w:r>
+              <w:rPr>
+                <w:b w:val="0"/>
+                <w:i w:val="0"/>
+                <w:color w:val="64748B"/>
+                <w:sz w:val="16"/>
+              </w:rPr>
+              <w:t>GT-CQ</w:t>
+            </w:r>
+          </w:p>
+        </w:tc>
+        <w:tc>
+          <w:tcPr>
+            <w:tcW w:type="dxa" w:w="4706"/>
+          </w:tcPr>
+          <w:p>
+            <w:r>
+              <w:rPr>
+                <w:b w:val="0"/>
+                <w:i w:val="0"/>
+                <w:sz w:val="17"/>
+              </w:rPr>
+              <w:t>Incohérence détectée ! Le ménage a précédemment déclaré vivre « Bien » ou « Assez bien » selon son revenu en 20A.02.</w:t>
+            </w:r>
+          </w:p>
+        </w:tc>
+      </w:tr>
+      <w:tr>
+        <w:tc>
+          <w:tcPr>
+            <w:tcW w:type="dxa" w:w="964"/>
+          </w:tcPr>
+          <w:p>
+            <w:r>
+              <w:rPr>
+                <w:b/>
+                <w:i w:val="0"/>
+                <w:color w:val="EA580C"/>
+                <w:sz w:val="16"/>
+              </w:rPr>
+              <w:t>Moyenne</w:t>
+            </w:r>
+          </w:p>
+        </w:tc>
+        <w:tc>
+          <w:tcPr>
+            <w:tcW w:type="dxa" w:w="1247"/>
+          </w:tcPr>
+          <w:p>
+            <w:r>
+              <w:rPr>
+                <w:b/>
+                <w:i w:val="0"/>
+                <w:sz w:val="16"/>
+              </w:rPr>
+              <w:t>S01</w:t>
+              <w:br/>
+            </w:r>
+            <w:r>
+              <w:rPr>
+                <w:b w:val="0"/>
+                <w:i w:val="0"/>
+                <w:color w:val="64748B"/>
+                <w:sz w:val="14"/>
+              </w:rPr>
+              <w:t>Démographie</w:t>
+            </w:r>
+          </w:p>
+        </w:tc>
+        <w:tc>
+          <w:tcPr>
+            <w:tcW w:type="dxa" w:w="1531"/>
+          </w:tcPr>
+          <w:p>
+            <w:r>
+              <w:rPr>
+                <w:b/>
+                <w:i w:val="0"/>
+                <w:color w:val="16A34A"/>
+                <w:sz w:val="16"/>
+              </w:rPr>
+              <w:t>—</w:t>
+            </w:r>
+          </w:p>
+        </w:tc>
+        <w:tc>
+          <w:tcPr>
+            <w:tcW w:type="dxa" w:w="1191"/>
+          </w:tcPr>
+          <w:p>
+            <w:r>
+              <w:rPr>
+                <w:b w:val="0"/>
+                <w:i w:val="0"/>
+                <w:color w:val="64748B"/>
+                <w:sz w:val="16"/>
+              </w:rPr>
+              <w:t>GT-CQ</w:t>
+            </w:r>
+          </w:p>
+        </w:tc>
+        <w:tc>
+          <w:tcPr>
+            <w:tcW w:type="dxa" w:w="4706"/>
+          </w:tcPr>
+          <w:p>
+            <w:r>
+              <w:rPr>
+                <w:b w:val="0"/>
+                <w:i w:val="0"/>
+                <w:sz w:val="17"/>
+              </w:rPr>
+              <w:t>Attention ! Le montant (10000 Fcfa) dépensé ou reçu en cadeau pour les cartes prépayées, les transferts de crédit et les abonnements de  EDOUARD MICHEL MENDY est relativement élevé par rapport aux autres montants depansés observés dans cette zone.</w:t>
+            </w:r>
+          </w:p>
+        </w:tc>
+      </w:tr>
+      <w:tr>
+        <w:tc>
+          <w:tcPr>
+            <w:tcW w:type="dxa" w:w="964"/>
+          </w:tcPr>
+          <w:p>
+            <w:r>
+              <w:rPr>
+                <w:b/>
+                <w:i w:val="0"/>
+                <w:color w:val="EA580C"/>
+                <w:sz w:val="16"/>
+              </w:rPr>
+              <w:t>Moyenne</w:t>
+            </w:r>
+          </w:p>
+        </w:tc>
+        <w:tc>
+          <w:tcPr>
+            <w:tcW w:type="dxa" w:w="1247"/>
+          </w:tcPr>
+          <w:p>
+            <w:r>
+              <w:rPr>
+                <w:b/>
+                <w:i w:val="0"/>
+                <w:sz w:val="16"/>
+              </w:rPr>
+              <w:t>S01</w:t>
+              <w:br/>
+            </w:r>
+            <w:r>
+              <w:rPr>
+                <w:b w:val="0"/>
+                <w:i w:val="0"/>
+                <w:color w:val="64748B"/>
+                <w:sz w:val="14"/>
+              </w:rPr>
+              <w:t>Démographie</w:t>
+            </w:r>
+          </w:p>
+        </w:tc>
+        <w:tc>
+          <w:tcPr>
+            <w:tcW w:type="dxa" w:w="1531"/>
+          </w:tcPr>
+          <w:p>
+            <w:r>
+              <w:rPr>
+                <w:b/>
+                <w:i w:val="0"/>
+                <w:color w:val="16A34A"/>
+                <w:sz w:val="16"/>
+              </w:rPr>
+              <w:t>—</w:t>
+            </w:r>
+          </w:p>
+        </w:tc>
+        <w:tc>
+          <w:tcPr>
+            <w:tcW w:type="dxa" w:w="1191"/>
+          </w:tcPr>
+          <w:p>
+            <w:r>
+              <w:rPr>
+                <w:b w:val="0"/>
+                <w:i w:val="0"/>
+                <w:color w:val="64748B"/>
+                <w:sz w:val="16"/>
+              </w:rPr>
+              <w:t>GT-CQ</w:t>
+            </w:r>
+          </w:p>
+        </w:tc>
+        <w:tc>
+          <w:tcPr>
+            <w:tcW w:type="dxa" w:w="4706"/>
+          </w:tcPr>
+          <w:p>
+            <w:r>
+              <w:rPr>
+                <w:b w:val="0"/>
+                <w:i w:val="0"/>
+                <w:sz w:val="17"/>
+              </w:rPr>
+              <w:t>Prière de corriger ou de confirmer avec le QG.</w:t>
+            </w:r>
+          </w:p>
+        </w:tc>
+      </w:tr>
+      <w:tr>
+        <w:tc>
+          <w:tcPr>
+            <w:tcW w:type="dxa" w:w="964"/>
+          </w:tcPr>
+          <w:p>
+            <w:r>
+              <w:rPr>
+                <w:b/>
+                <w:i w:val="0"/>
+                <w:color w:val="EA580C"/>
+                <w:sz w:val="16"/>
+              </w:rPr>
+              <w:t>Moyenne</w:t>
+            </w:r>
+          </w:p>
+        </w:tc>
+        <w:tc>
+          <w:tcPr>
+            <w:tcW w:type="dxa" w:w="1247"/>
+          </w:tcPr>
+          <w:p>
+            <w:r>
+              <w:rPr>
+                <w:b/>
+                <w:i w:val="0"/>
+                <w:sz w:val="16"/>
+              </w:rPr>
+              <w:t>S01</w:t>
+              <w:br/>
+            </w:r>
+            <w:r>
+              <w:rPr>
+                <w:b w:val="0"/>
+                <w:i w:val="0"/>
+                <w:color w:val="64748B"/>
+                <w:sz w:val="14"/>
+              </w:rPr>
+              <w:t>Démographie</w:t>
+            </w:r>
+          </w:p>
+        </w:tc>
+        <w:tc>
+          <w:tcPr>
+            <w:tcW w:type="dxa" w:w="1531"/>
+          </w:tcPr>
+          <w:p>
+            <w:r>
+              <w:rPr>
+                <w:b/>
+                <w:i w:val="0"/>
+                <w:color w:val="16A34A"/>
+                <w:sz w:val="16"/>
+              </w:rPr>
+              <w:t>s01q41a, s01q00b</w:t>
+            </w:r>
+          </w:p>
+        </w:tc>
+        <w:tc>
+          <w:tcPr>
+            <w:tcW w:type="dxa" w:w="1191"/>
+          </w:tcPr>
+          <w:p>
+            <w:r>
+              <w:rPr>
+                <w:b w:val="0"/>
+                <w:i w:val="0"/>
+                <w:color w:val="64748B"/>
+                <w:sz w:val="16"/>
+              </w:rPr>
+              <w:t>GT-CQ</w:t>
+            </w:r>
+          </w:p>
+        </w:tc>
+        <w:tc>
+          <w:tcPr>
+            <w:tcW w:type="dxa" w:w="4706"/>
+          </w:tcPr>
+          <w:p>
+            <w:r>
+              <w:rPr>
+                <w:b w:val="0"/>
+                <w:i w:val="0"/>
+                <w:sz w:val="17"/>
+              </w:rPr>
+              <w:t>Attention ! Le montant (10000 Fcfa) dépensé ou reçu en cadeau pour les recharges internet ou de forfaits de données mobiles(hors appels vocaux), aucours des 30 derniers jours de  EDOUARD MICHEL MENDY est relativement élevé par rapport aux autres montants depansés observés dans cette zone.</w:t>
+            </w:r>
+          </w:p>
+        </w:tc>
+      </w:tr>
+      <w:tr>
+        <w:tc>
+          <w:tcPr>
+            <w:tcW w:type="dxa" w:w="964"/>
+          </w:tcPr>
+          <w:p>
+            <w:r>
+              <w:rPr>
+                <w:b/>
+                <w:i w:val="0"/>
+                <w:color w:val="EA580C"/>
+                <w:sz w:val="16"/>
+              </w:rPr>
+              <w:t>Moyenne</w:t>
+            </w:r>
+          </w:p>
+        </w:tc>
+        <w:tc>
+          <w:tcPr>
+            <w:tcW w:type="dxa" w:w="1247"/>
+          </w:tcPr>
+          <w:p>
+            <w:r>
+              <w:rPr>
+                <w:b/>
+                <w:i w:val="0"/>
+                <w:sz w:val="16"/>
+              </w:rPr>
               <w:t>S02</w:t>
               <w:br/>
             </w:r>
@@ -904,7 +1714,7 @@
                 <w:color w:val="16A34A"/>
                 <w:sz w:val="16"/>
               </w:rPr>
-              <w:t>s00q14, s00q16, s00q18, s01q39, s01q42__1, s01q42__2, s02q30, s02q34</w:t>
+              <w:t>s01q64, s00q04, s02q20, s02q25, s01q00b, s02q17_2, s02q15_2</w:t>
             </w:r>
           </w:p>
         </w:tc>
@@ -935,7 +1745,7 @@
                 <w:i w:val="0"/>
                 <w:sz w:val="17"/>
               </w:rPr>
-              <w:t>Incohérence!! Le niveau d'études le plus élevé atteint par EDOUARD MICHEL MENDY est superieur et le diplôme le plus elevé obtenu par EDOUARD MICHEL MENDY est DEF ou CEP OU CAP.</w:t>
+              <w:t>Dans les milieux ruraux les frais d'uniformes de PATRICK DANIEL MENDY qui fréquente 1ére année de Secondaire 2 Général sont peut-être obligatoire et sont payés aussi dans les écoles privés, prière de verifier pour corriger ou confirmer avec le QG.</w:t>
             </w:r>
           </w:p>
         </w:tc>
@@ -950,10 +1760,280 @@
               <w:rPr>
                 <w:b/>
                 <w:i w:val="0"/>
-                <w:color w:val="DC2626"/>
-                <w:sz w:val="16"/>
-              </w:rPr>
-              <w:t>Haute</w:t>
+                <w:color w:val="EA580C"/>
+                <w:sz w:val="16"/>
+              </w:rPr>
+              <w:t>Moyenne</w:t>
+            </w:r>
+          </w:p>
+        </w:tc>
+        <w:tc>
+          <w:tcPr>
+            <w:tcW w:type="dxa" w:w="1247"/>
+          </w:tcPr>
+          <w:p>
+            <w:r>
+              <w:rPr>
+                <w:b/>
+                <w:i w:val="0"/>
+                <w:sz w:val="16"/>
+              </w:rPr>
+              <w:t>S02</w:t>
+              <w:br/>
+            </w:r>
+            <w:r>
+              <w:rPr>
+                <w:b w:val="0"/>
+                <w:i w:val="0"/>
+                <w:color w:val="64748B"/>
+                <w:sz w:val="14"/>
+              </w:rPr>
+              <w:t>Éducation</w:t>
+            </w:r>
+          </w:p>
+        </w:tc>
+        <w:tc>
+          <w:tcPr>
+            <w:tcW w:type="dxa" w:w="1531"/>
+          </w:tcPr>
+          <w:p>
+            <w:r>
+              <w:rPr>
+                <w:b/>
+                <w:i w:val="0"/>
+                <w:color w:val="16A34A"/>
+                <w:sz w:val="16"/>
+              </w:rPr>
+              <w:t>—</w:t>
+            </w:r>
+          </w:p>
+        </w:tc>
+        <w:tc>
+          <w:tcPr>
+            <w:tcW w:type="dxa" w:w="1191"/>
+          </w:tcPr>
+          <w:p>
+            <w:r>
+              <w:rPr>
+                <w:b w:val="0"/>
+                <w:i w:val="0"/>
+                <w:color w:val="64748B"/>
+                <w:sz w:val="16"/>
+              </w:rPr>
+              <w:t>GT-CQ</w:t>
+            </w:r>
+          </w:p>
+        </w:tc>
+        <w:tc>
+          <w:tcPr>
+            <w:tcW w:type="dxa" w:w="4706"/>
+          </w:tcPr>
+          <w:p>
+            <w:r>
+              <w:rPr>
+                <w:b w:val="0"/>
+                <w:i w:val="0"/>
+                <w:sz w:val="17"/>
+              </w:rPr>
+              <w:t>Prière de vous adresser à JULES CRISTIAN MENDY pour avoir l'année exacte.</w:t>
+            </w:r>
+          </w:p>
+        </w:tc>
+      </w:tr>
+      <w:tr>
+        <w:tc>
+          <w:tcPr>
+            <w:tcW w:type="dxa" w:w="964"/>
+          </w:tcPr>
+          <w:p>
+            <w:r>
+              <w:rPr>
+                <w:b/>
+                <w:i w:val="0"/>
+                <w:color w:val="EA580C"/>
+                <w:sz w:val="16"/>
+              </w:rPr>
+              <w:t>Moyenne</w:t>
+            </w:r>
+          </w:p>
+        </w:tc>
+        <w:tc>
+          <w:tcPr>
+            <w:tcW w:type="dxa" w:w="1247"/>
+          </w:tcPr>
+          <w:p>
+            <w:r>
+              <w:rPr>
+                <w:b/>
+                <w:i w:val="0"/>
+                <w:sz w:val="16"/>
+              </w:rPr>
+              <w:t>S02</w:t>
+              <w:br/>
+            </w:r>
+            <w:r>
+              <w:rPr>
+                <w:b w:val="0"/>
+                <w:i w:val="0"/>
+                <w:color w:val="64748B"/>
+                <w:sz w:val="14"/>
+              </w:rPr>
+              <w:t>Éducation</w:t>
+            </w:r>
+          </w:p>
+        </w:tc>
+        <w:tc>
+          <w:tcPr>
+            <w:tcW w:type="dxa" w:w="1531"/>
+          </w:tcPr>
+          <w:p>
+            <w:r>
+              <w:rPr>
+                <w:b/>
+                <w:i w:val="0"/>
+                <w:color w:val="16A34A"/>
+                <w:sz w:val="16"/>
+              </w:rPr>
+              <w:t>—</w:t>
+            </w:r>
+          </w:p>
+        </w:tc>
+        <w:tc>
+          <w:tcPr>
+            <w:tcW w:type="dxa" w:w="1191"/>
+          </w:tcPr>
+          <w:p>
+            <w:r>
+              <w:rPr>
+                <w:b w:val="0"/>
+                <w:i w:val="0"/>
+                <w:color w:val="64748B"/>
+                <w:sz w:val="16"/>
+              </w:rPr>
+              <w:t>GT-CQ</w:t>
+            </w:r>
+          </w:p>
+        </w:tc>
+        <w:tc>
+          <w:tcPr>
+            <w:tcW w:type="dxa" w:w="4706"/>
+          </w:tcPr>
+          <w:p>
+            <w:r>
+              <w:rPr>
+                <w:b w:val="0"/>
+                <w:i w:val="0"/>
+                <w:sz w:val="17"/>
+              </w:rPr>
+              <w:t>Prière de vous adresser à MONIQUE MENDY pour avoir l'année exacte.</w:t>
+            </w:r>
+          </w:p>
+        </w:tc>
+      </w:tr>
+      <w:tr>
+        <w:tc>
+          <w:tcPr>
+            <w:tcW w:type="dxa" w:w="964"/>
+          </w:tcPr>
+          <w:p>
+            <w:r>
+              <w:rPr>
+                <w:b/>
+                <w:i w:val="0"/>
+                <w:color w:val="EA580C"/>
+                <w:sz w:val="16"/>
+              </w:rPr>
+              <w:t>Moyenne</w:t>
+            </w:r>
+          </w:p>
+        </w:tc>
+        <w:tc>
+          <w:tcPr>
+            <w:tcW w:type="dxa" w:w="1247"/>
+          </w:tcPr>
+          <w:p>
+            <w:r>
+              <w:rPr>
+                <w:b/>
+                <w:i w:val="0"/>
+                <w:sz w:val="16"/>
+              </w:rPr>
+              <w:t>S02</w:t>
+              <w:br/>
+            </w:r>
+            <w:r>
+              <w:rPr>
+                <w:b w:val="0"/>
+                <w:i w:val="0"/>
+                <w:color w:val="64748B"/>
+                <w:sz w:val="14"/>
+              </w:rPr>
+              <w:t>Éducation</w:t>
+            </w:r>
+          </w:p>
+        </w:tc>
+        <w:tc>
+          <w:tcPr>
+            <w:tcW w:type="dxa" w:w="1531"/>
+          </w:tcPr>
+          <w:p>
+            <w:r>
+              <w:rPr>
+                <w:b/>
+                <w:i w:val="0"/>
+                <w:color w:val="16A34A"/>
+                <w:sz w:val="16"/>
+              </w:rPr>
+              <w:t>s02q33, s01q03c</w:t>
+            </w:r>
+          </w:p>
+        </w:tc>
+        <w:tc>
+          <w:tcPr>
+            <w:tcW w:type="dxa" w:w="1191"/>
+          </w:tcPr>
+          <w:p>
+            <w:r>
+              <w:rPr>
+                <w:b w:val="0"/>
+                <w:i w:val="0"/>
+                <w:color w:val="64748B"/>
+                <w:sz w:val="16"/>
+              </w:rPr>
+              <w:t>Natif SuSo</w:t>
+            </w:r>
+          </w:p>
+        </w:tc>
+        <w:tc>
+          <w:tcPr>
+            <w:tcW w:type="dxa" w:w="4706"/>
+          </w:tcPr>
+          <w:p>
+            <w:r>
+              <w:rPr>
+                <w:b w:val="0"/>
+                <w:i w:val="0"/>
+                <w:sz w:val="17"/>
+              </w:rPr>
+              <w:t>Au vue de l'âge légal d'entré à l'école (3 ans) de l'année de naissance (%s01q03c%) de %rostertitle% Il est moins plausible que l'année à laquelle %rostertitle% ait fréquenté l'école pour la dernière fois soit celle indiquée.</w:t>
+            </w:r>
+          </w:p>
+        </w:tc>
+      </w:tr>
+      <w:tr>
+        <w:tc>
+          <w:tcPr>
+            <w:tcW w:type="dxa" w:w="964"/>
+          </w:tcPr>
+          <w:p>
+            <w:r>
+              <w:rPr>
+                <w:b/>
+                <w:i w:val="0"/>
+                <w:color w:val="EA580C"/>
+                <w:sz w:val="16"/>
+              </w:rPr>
+              <w:t>Moyenne</w:t>
             </w:r>
           </w:p>
         </w:tc>
@@ -1025,7 +2105,7 @@
                 <w:i w:val="0"/>
                 <w:sz w:val="17"/>
               </w:rPr>
-              <w:t>Avertissement!!! La distance parcourue (10 Km ou plus) et le temps (De 15 à moins de 30 mn) donné par MONIQUE MENDY semble incoherent pour accéder au lieu de la consultation.</w:t>
+              <w:t>Prière de vérifier le temps ou la distance auprès de l'enquêté et confirmer cette information avec le QG.</w:t>
             </w:r>
           </w:p>
         </w:tc>
@@ -1040,10 +2120,550 @@
               <w:rPr>
                 <w:b/>
                 <w:i w:val="0"/>
-                <w:color w:val="DC2626"/>
-                <w:sz w:val="16"/>
-              </w:rPr>
-              <w:t>Haute</w:t>
+                <w:color w:val="EA580C"/>
+                <w:sz w:val="16"/>
+              </w:rPr>
+              <w:t>Moyenne</w:t>
+            </w:r>
+          </w:p>
+        </w:tc>
+        <w:tc>
+          <w:tcPr>
+            <w:tcW w:type="dxa" w:w="1247"/>
+          </w:tcPr>
+          <w:p>
+            <w:r>
+              <w:rPr>
+                <w:b/>
+                <w:i w:val="0"/>
+                <w:sz w:val="16"/>
+              </w:rPr>
+              <w:t>S03</w:t>
+              <w:br/>
+            </w:r>
+            <w:r>
+              <w:rPr>
+                <w:b w:val="0"/>
+                <w:i w:val="0"/>
+                <w:color w:val="64748B"/>
+                <w:sz w:val="14"/>
+              </w:rPr>
+              <w:t>Santé</w:t>
+            </w:r>
+          </w:p>
+        </w:tc>
+        <w:tc>
+          <w:tcPr>
+            <w:tcW w:type="dxa" w:w="1531"/>
+          </w:tcPr>
+          <w:p>
+            <w:r>
+              <w:rPr>
+                <w:b/>
+                <w:i w:val="0"/>
+                <w:color w:val="16A34A"/>
+                <w:sz w:val="16"/>
+              </w:rPr>
+              <w:t>s01q41a, s02q20, s02q22, s03q07, s03q02, s01q00b, s03q02_autre</w:t>
+            </w:r>
+          </w:p>
+        </w:tc>
+        <w:tc>
+          <w:tcPr>
+            <w:tcW w:type="dxa" w:w="1191"/>
+          </w:tcPr>
+          <w:p>
+            <w:r>
+              <w:rPr>
+                <w:b w:val="0"/>
+                <w:i w:val="0"/>
+                <w:color w:val="64748B"/>
+                <w:sz w:val="16"/>
+              </w:rPr>
+              <w:t>GT-CQ</w:t>
+            </w:r>
+          </w:p>
+        </w:tc>
+        <w:tc>
+          <w:tcPr>
+            <w:tcW w:type="dxa" w:w="4706"/>
+          </w:tcPr>
+          <w:p>
+            <w:r>
+              <w:rPr>
+                <w:b w:val="0"/>
+                <w:i w:val="0"/>
+                <w:sz w:val="17"/>
+              </w:rPr>
+              <w:t>Le principal problème de santé que MONIQUE MENDY a eu est GLYCÉMIE, prière de prendre attache avec le QG pour plus d'explication afin de le classer bien.</w:t>
+            </w:r>
+          </w:p>
+        </w:tc>
+      </w:tr>
+      <w:tr>
+        <w:tc>
+          <w:tcPr>
+            <w:tcW w:type="dxa" w:w="964"/>
+          </w:tcPr>
+          <w:p>
+            <w:r>
+              <w:rPr>
+                <w:b/>
+                <w:i w:val="0"/>
+                <w:color w:val="EA580C"/>
+                <w:sz w:val="16"/>
+              </w:rPr>
+              <w:t>Moyenne</w:t>
+            </w:r>
+          </w:p>
+        </w:tc>
+        <w:tc>
+          <w:tcPr>
+            <w:tcW w:type="dxa" w:w="1247"/>
+          </w:tcPr>
+          <w:p>
+            <w:r>
+              <w:rPr>
+                <w:b/>
+                <w:i w:val="0"/>
+                <w:sz w:val="16"/>
+              </w:rPr>
+              <w:t>S04</w:t>
+              <w:br/>
+            </w:r>
+            <w:r>
+              <w:rPr>
+                <w:b w:val="0"/>
+                <w:i w:val="0"/>
+                <w:color w:val="64748B"/>
+                <w:sz w:val="14"/>
+              </w:rPr>
+              <w:t>Emploi</w:t>
+            </w:r>
+          </w:p>
+        </w:tc>
+        <w:tc>
+          <w:tcPr>
+            <w:tcW w:type="dxa" w:w="1531"/>
+          </w:tcPr>
+          <w:p>
+            <w:r>
+              <w:rPr>
+                <w:b/>
+                <w:i w:val="0"/>
+                <w:color w:val="16A34A"/>
+                <w:sz w:val="16"/>
+              </w:rPr>
+              <w:t>—</w:t>
+            </w:r>
+          </w:p>
+        </w:tc>
+        <w:tc>
+          <w:tcPr>
+            <w:tcW w:type="dxa" w:w="1191"/>
+          </w:tcPr>
+          <w:p>
+            <w:r>
+              <w:rPr>
+                <w:b w:val="0"/>
+                <w:i w:val="0"/>
+                <w:color w:val="64748B"/>
+                <w:sz w:val="16"/>
+              </w:rPr>
+              <w:t>GT-CQ</w:t>
+            </w:r>
+          </w:p>
+        </w:tc>
+        <w:tc>
+          <w:tcPr>
+            <w:tcW w:type="dxa" w:w="4706"/>
+          </w:tcPr>
+          <w:p>
+            <w:r>
+              <w:rPr>
+                <w:b w:val="0"/>
+                <w:i w:val="0"/>
+                <w:sz w:val="17"/>
+              </w:rPr>
+              <w:t>Attention ! Le nombre de jours (6 jours) que MONIQUE MENDY a travaillés par mois semble être inférieur à 15.</w:t>
+            </w:r>
+          </w:p>
+        </w:tc>
+      </w:tr>
+      <w:tr>
+        <w:tc>
+          <w:tcPr>
+            <w:tcW w:type="dxa" w:w="964"/>
+          </w:tcPr>
+          <w:p>
+            <w:r>
+              <w:rPr>
+                <w:b/>
+                <w:i w:val="0"/>
+                <w:color w:val="EA580C"/>
+                <w:sz w:val="16"/>
+              </w:rPr>
+              <w:t>Moyenne</w:t>
+            </w:r>
+          </w:p>
+        </w:tc>
+        <w:tc>
+          <w:tcPr>
+            <w:tcW w:type="dxa" w:w="1247"/>
+          </w:tcPr>
+          <w:p>
+            <w:r>
+              <w:rPr>
+                <w:b/>
+                <w:i w:val="0"/>
+                <w:sz w:val="16"/>
+              </w:rPr>
+              <w:t>S04</w:t>
+              <w:br/>
+            </w:r>
+            <w:r>
+              <w:rPr>
+                <w:b w:val="0"/>
+                <w:i w:val="0"/>
+                <w:color w:val="64748B"/>
+                <w:sz w:val="14"/>
+              </w:rPr>
+              <w:t>Emploi</w:t>
+            </w:r>
+          </w:p>
+        </w:tc>
+        <w:tc>
+          <w:tcPr>
+            <w:tcW w:type="dxa" w:w="1531"/>
+          </w:tcPr>
+          <w:p>
+            <w:r>
+              <w:rPr>
+                <w:b/>
+                <w:i w:val="0"/>
+                <w:color w:val="16A34A"/>
+                <w:sz w:val="16"/>
+              </w:rPr>
+              <w:t>—</w:t>
+            </w:r>
+          </w:p>
+        </w:tc>
+        <w:tc>
+          <w:tcPr>
+            <w:tcW w:type="dxa" w:w="1191"/>
+          </w:tcPr>
+          <w:p>
+            <w:r>
+              <w:rPr>
+                <w:b w:val="0"/>
+                <w:i w:val="0"/>
+                <w:color w:val="64748B"/>
+                <w:sz w:val="16"/>
+              </w:rPr>
+              <w:t>GT-CQ</w:t>
+            </w:r>
+          </w:p>
+        </w:tc>
+        <w:tc>
+          <w:tcPr>
+            <w:tcW w:type="dxa" w:w="4706"/>
+          </w:tcPr>
+          <w:p>
+            <w:r>
+              <w:rPr>
+                <w:b w:val="0"/>
+                <w:i w:val="0"/>
+                <w:sz w:val="17"/>
+              </w:rPr>
+              <w:t>Veuillez, s'il vous plaît, confirmer cette information.</w:t>
+            </w:r>
+          </w:p>
+        </w:tc>
+      </w:tr>
+      <w:tr>
+        <w:tc>
+          <w:tcPr>
+            <w:tcW w:type="dxa" w:w="964"/>
+          </w:tcPr>
+          <w:p>
+            <w:r>
+              <w:rPr>
+                <w:b/>
+                <w:i w:val="0"/>
+                <w:color w:val="EA580C"/>
+                <w:sz w:val="16"/>
+              </w:rPr>
+              <w:t>Moyenne</w:t>
+            </w:r>
+          </w:p>
+        </w:tc>
+        <w:tc>
+          <w:tcPr>
+            <w:tcW w:type="dxa" w:w="1247"/>
+          </w:tcPr>
+          <w:p>
+            <w:r>
+              <w:rPr>
+                <w:b/>
+                <w:i w:val="0"/>
+                <w:sz w:val="16"/>
+              </w:rPr>
+              <w:t>S04</w:t>
+              <w:br/>
+            </w:r>
+            <w:r>
+              <w:rPr>
+                <w:b w:val="0"/>
+                <w:i w:val="0"/>
+                <w:color w:val="64748B"/>
+                <w:sz w:val="14"/>
+              </w:rPr>
+              <w:t>Emploi</w:t>
+            </w:r>
+          </w:p>
+        </w:tc>
+        <w:tc>
+          <w:tcPr>
+            <w:tcW w:type="dxa" w:w="1531"/>
+          </w:tcPr>
+          <w:p>
+            <w:r>
+              <w:rPr>
+                <w:b/>
+                <w:i w:val="0"/>
+                <w:color w:val="16A34A"/>
+                <w:sz w:val="16"/>
+              </w:rPr>
+              <w:t>s01q47__1, s01q47__2, s01q47__3, s01q47__4, s01q47__5, s01q47__6, s01q47__7, s02q15</w:t>
+            </w:r>
+          </w:p>
+        </w:tc>
+        <w:tc>
+          <w:tcPr>
+            <w:tcW w:type="dxa" w:w="1191"/>
+          </w:tcPr>
+          <w:p>
+            <w:r>
+              <w:rPr>
+                <w:b w:val="0"/>
+                <w:i w:val="0"/>
+                <w:color w:val="64748B"/>
+                <w:sz w:val="16"/>
+              </w:rPr>
+              <w:t>GT-CQ</w:t>
+            </w:r>
+          </w:p>
+        </w:tc>
+        <w:tc>
+          <w:tcPr>
+            <w:tcW w:type="dxa" w:w="4706"/>
+          </w:tcPr>
+          <w:p>
+            <w:r>
+              <w:rPr>
+                <w:b w:val="0"/>
+                <w:i w:val="0"/>
+                <w:sz w:val="17"/>
+              </w:rPr>
+              <w:t>Attention! le nombre d'heure (3 heures) que MONIQUE MENDY a travaillé par jour semble faible, veuillez s'il vous plait confirmer cette information avec le QG.</w:t>
+            </w:r>
+          </w:p>
+        </w:tc>
+      </w:tr>
+      <w:tr>
+        <w:tc>
+          <w:tcPr>
+            <w:tcW w:type="dxa" w:w="964"/>
+          </w:tcPr>
+          <w:p>
+            <w:r>
+              <w:rPr>
+                <w:b/>
+                <w:i w:val="0"/>
+                <w:color w:val="EA580C"/>
+                <w:sz w:val="16"/>
+              </w:rPr>
+              <w:t>Moyenne</w:t>
+            </w:r>
+          </w:p>
+        </w:tc>
+        <w:tc>
+          <w:tcPr>
+            <w:tcW w:type="dxa" w:w="1247"/>
+          </w:tcPr>
+          <w:p>
+            <w:r>
+              <w:rPr>
+                <w:b/>
+                <w:i w:val="0"/>
+                <w:sz w:val="16"/>
+              </w:rPr>
+              <w:t>S04</w:t>
+              <w:br/>
+            </w:r>
+            <w:r>
+              <w:rPr>
+                <w:b w:val="0"/>
+                <w:i w:val="0"/>
+                <w:color w:val="64748B"/>
+                <w:sz w:val="14"/>
+              </w:rPr>
+              <w:t>Emploi</w:t>
+            </w:r>
+          </w:p>
+        </w:tc>
+        <w:tc>
+          <w:tcPr>
+            <w:tcW w:type="dxa" w:w="1531"/>
+          </w:tcPr>
+          <w:p>
+            <w:r>
+              <w:rPr>
+                <w:b/>
+                <w:i w:val="0"/>
+                <w:color w:val="16A34A"/>
+                <w:sz w:val="16"/>
+              </w:rPr>
+              <w:t>s01q47__1, s01q47__2, s01q47__3, s01q47__4, s01q47__5, s01q47__6, s01q47__7, s02q15</w:t>
+            </w:r>
+          </w:p>
+        </w:tc>
+        <w:tc>
+          <w:tcPr>
+            <w:tcW w:type="dxa" w:w="1191"/>
+          </w:tcPr>
+          <w:p>
+            <w:r>
+              <w:rPr>
+                <w:b w:val="0"/>
+                <w:i w:val="0"/>
+                <w:color w:val="64748B"/>
+                <w:sz w:val="16"/>
+              </w:rPr>
+              <w:t>GT-CQ</w:t>
+            </w:r>
+          </w:p>
+        </w:tc>
+        <w:tc>
+          <w:tcPr>
+            <w:tcW w:type="dxa" w:w="4706"/>
+          </w:tcPr>
+          <w:p>
+            <w:r>
+              <w:rPr>
+                <w:b w:val="0"/>
+                <w:i w:val="0"/>
+                <w:sz w:val="17"/>
+              </w:rPr>
+              <w:t>Attention! le nombre d'heure (3 heures) que PATRICK DANIEL MENDY a travaillé par jour semble faible, veuillez s'il vous plait confirmer cette information avec le QG.</w:t>
+            </w:r>
+          </w:p>
+        </w:tc>
+      </w:tr>
+      <w:tr>
+        <w:tc>
+          <w:tcPr>
+            <w:tcW w:type="dxa" w:w="964"/>
+          </w:tcPr>
+          <w:p>
+            <w:r>
+              <w:rPr>
+                <w:b/>
+                <w:i w:val="0"/>
+                <w:color w:val="EA580C"/>
+                <w:sz w:val="16"/>
+              </w:rPr>
+              <w:t>Moyenne</w:t>
+            </w:r>
+          </w:p>
+        </w:tc>
+        <w:tc>
+          <w:tcPr>
+            <w:tcW w:type="dxa" w:w="1247"/>
+          </w:tcPr>
+          <w:p>
+            <w:r>
+              <w:rPr>
+                <w:b/>
+                <w:i w:val="0"/>
+                <w:sz w:val="16"/>
+              </w:rPr>
+              <w:t>S04</w:t>
+              <w:br/>
+            </w:r>
+            <w:r>
+              <w:rPr>
+                <w:b w:val="0"/>
+                <w:i w:val="0"/>
+                <w:color w:val="64748B"/>
+                <w:sz w:val="14"/>
+              </w:rPr>
+              <w:t>Emploi</w:t>
+            </w:r>
+          </w:p>
+        </w:tc>
+        <w:tc>
+          <w:tcPr>
+            <w:tcW w:type="dxa" w:w="1531"/>
+          </w:tcPr>
+          <w:p>
+            <w:r>
+              <w:rPr>
+                <w:b/>
+                <w:i w:val="0"/>
+                <w:color w:val="16A34A"/>
+                <w:sz w:val="16"/>
+              </w:rPr>
+              <w:t>—</w:t>
+            </w:r>
+          </w:p>
+        </w:tc>
+        <w:tc>
+          <w:tcPr>
+            <w:tcW w:type="dxa" w:w="1191"/>
+          </w:tcPr>
+          <w:p>
+            <w:r>
+              <w:rPr>
+                <w:b w:val="0"/>
+                <w:i w:val="0"/>
+                <w:color w:val="64748B"/>
+                <w:sz w:val="16"/>
+              </w:rPr>
+              <w:t>GT-CQ</w:t>
+            </w:r>
+          </w:p>
+        </w:tc>
+        <w:tc>
+          <w:tcPr>
+            <w:tcW w:type="dxa" w:w="4706"/>
+          </w:tcPr>
+          <w:p>
+            <w:r>
+              <w:rPr>
+                <w:b w:val="0"/>
+                <w:i w:val="0"/>
+                <w:sz w:val="17"/>
+              </w:rPr>
+              <w:t>Veuillez, s'il vous plaît, confirmer cette information avec le QG ou la corriger.</w:t>
+            </w:r>
+          </w:p>
+        </w:tc>
+      </w:tr>
+      <w:tr>
+        <w:tc>
+          <w:tcPr>
+            <w:tcW w:type="dxa" w:w="964"/>
+          </w:tcPr>
+          <w:p>
+            <w:r>
+              <w:rPr>
+                <w:b/>
+                <w:i w:val="0"/>
+                <w:color w:val="EA580C"/>
+                <w:sz w:val="16"/>
+              </w:rPr>
+              <w:t>Moyenne</w:t>
             </w:r>
           </w:p>
         </w:tc>
@@ -1084,7 +2704,7 @@
                 <w:color w:val="16A34A"/>
                 <w:sz w:val="16"/>
               </w:rPr>
-              <w:t>s01q28, s01q29, s01q30, s02q01__1, s02q02__1, s02q03__1, s02q15, s03q18</w:t>
+              <w:t>—</w:t>
             </w:r>
           </w:p>
         </w:tc>
@@ -1115,7 +2735,7 @@
                 <w:i w:val="0"/>
                 <w:sz w:val="17"/>
               </w:rPr>
-              <w:t>Avertissement!! Les quantités du Thé soluble ou infusion consommées en Sachets industriel semble incoherent car les ménages consomment géneralement en sachet ou en paquet, prière de corriger ou confirmer avec le QG.</w:t>
+              <w:t>Attention ! La dépense du répas pris à l'extérieur de EDOUARD MICHEL MENDY (14000 Fcfa) au cours de 7 derniers jours est relativement élevé.</w:t>
             </w:r>
           </w:p>
         </w:tc>
@@ -1130,10 +2750,2890 @@
               <w:rPr>
                 <w:b/>
                 <w:i w:val="0"/>
-                <w:color w:val="DC2626"/>
-                <w:sz w:val="16"/>
-              </w:rPr>
-              <w:t>Haute</w:t>
+                <w:color w:val="EA580C"/>
+                <w:sz w:val="16"/>
+              </w:rPr>
+              <w:t>Moyenne</w:t>
+            </w:r>
+          </w:p>
+        </w:tc>
+        <w:tc>
+          <w:tcPr>
+            <w:tcW w:type="dxa" w:w="1247"/>
+          </w:tcPr>
+          <w:p>
+            <w:r>
+              <w:rPr>
+                <w:b/>
+                <w:i w:val="0"/>
+                <w:sz w:val="16"/>
+              </w:rPr>
+              <w:t>S07</w:t>
+              <w:br/>
+            </w:r>
+            <w:r>
+              <w:rPr>
+                <w:b w:val="0"/>
+                <w:i w:val="0"/>
+                <w:color w:val="64748B"/>
+                <w:sz w:val="14"/>
+              </w:rPr>
+              <w:t>Consommation alimentaire</w:t>
+            </w:r>
+          </w:p>
+        </w:tc>
+        <w:tc>
+          <w:tcPr>
+            <w:tcW w:type="dxa" w:w="1531"/>
+          </w:tcPr>
+          <w:p>
+            <w:r>
+              <w:rPr>
+                <w:b/>
+                <w:i w:val="0"/>
+                <w:color w:val="16A34A"/>
+                <w:sz w:val="16"/>
+              </w:rPr>
+              <w:t>—</w:t>
+            </w:r>
+          </w:p>
+        </w:tc>
+        <w:tc>
+          <w:tcPr>
+            <w:tcW w:type="dxa" w:w="1191"/>
+          </w:tcPr>
+          <w:p>
+            <w:r>
+              <w:rPr>
+                <w:b w:val="0"/>
+                <w:i w:val="0"/>
+                <w:color w:val="64748B"/>
+                <w:sz w:val="16"/>
+              </w:rPr>
+              <w:t>GT-CQ</w:t>
+            </w:r>
+          </w:p>
+        </w:tc>
+        <w:tc>
+          <w:tcPr>
+            <w:tcW w:type="dxa" w:w="4706"/>
+          </w:tcPr>
+          <w:p>
+            <w:r>
+              <w:rPr>
+                <w:b w:val="0"/>
+                <w:i w:val="0"/>
+                <w:sz w:val="17"/>
+              </w:rPr>
+              <w:t>Prière de corriger ou de confirmer avec le QG.</w:t>
+            </w:r>
+          </w:p>
+        </w:tc>
+      </w:tr>
+      <w:tr>
+        <w:tc>
+          <w:tcPr>
+            <w:tcW w:type="dxa" w:w="964"/>
+          </w:tcPr>
+          <w:p>
+            <w:r>
+              <w:rPr>
+                <w:b/>
+                <w:i w:val="0"/>
+                <w:color w:val="EA580C"/>
+                <w:sz w:val="16"/>
+              </w:rPr>
+              <w:t>Moyenne</w:t>
+            </w:r>
+          </w:p>
+        </w:tc>
+        <w:tc>
+          <w:tcPr>
+            <w:tcW w:type="dxa" w:w="1247"/>
+          </w:tcPr>
+          <w:p>
+            <w:r>
+              <w:rPr>
+                <w:b/>
+                <w:i w:val="0"/>
+                <w:sz w:val="16"/>
+              </w:rPr>
+              <w:t>S07</w:t>
+              <w:br/>
+            </w:r>
+            <w:r>
+              <w:rPr>
+                <w:b w:val="0"/>
+                <w:i w:val="0"/>
+                <w:color w:val="64748B"/>
+                <w:sz w:val="14"/>
+              </w:rPr>
+              <w:t>Consommation alimentaire</w:t>
+            </w:r>
+          </w:p>
+        </w:tc>
+        <w:tc>
+          <w:tcPr>
+            <w:tcW w:type="dxa" w:w="1531"/>
+          </w:tcPr>
+          <w:p>
+            <w:r>
+              <w:rPr>
+                <w:b/>
+                <w:i w:val="0"/>
+                <w:color w:val="16A34A"/>
+                <w:sz w:val="16"/>
+              </w:rPr>
+              <w:t>—</w:t>
+            </w:r>
+          </w:p>
+        </w:tc>
+        <w:tc>
+          <w:tcPr>
+            <w:tcW w:type="dxa" w:w="1191"/>
+          </w:tcPr>
+          <w:p>
+            <w:r>
+              <w:rPr>
+                <w:b w:val="0"/>
+                <w:i w:val="0"/>
+                <w:color w:val="64748B"/>
+                <w:sz w:val="16"/>
+              </w:rPr>
+              <w:t>GT-CQ</w:t>
+            </w:r>
+          </w:p>
+        </w:tc>
+        <w:tc>
+          <w:tcPr>
+            <w:tcW w:type="dxa" w:w="4706"/>
+          </w:tcPr>
+          <w:p>
+            <w:r>
+              <w:rPr>
+                <w:b w:val="0"/>
+                <w:i w:val="0"/>
+                <w:sz w:val="17"/>
+              </w:rPr>
+              <w:t>Attention ! La dépense du répas pris à l'extérieur de JULES CRISTIAN MENDY (12600 Fcfa) au cours de 7 derniers jours est relativement élevé.</w:t>
+            </w:r>
+          </w:p>
+        </w:tc>
+      </w:tr>
+      <w:tr>
+        <w:tc>
+          <w:tcPr>
+            <w:tcW w:type="dxa" w:w="964"/>
+          </w:tcPr>
+          <w:p>
+            <w:r>
+              <w:rPr>
+                <w:b/>
+                <w:i w:val="0"/>
+                <w:color w:val="EA580C"/>
+                <w:sz w:val="16"/>
+              </w:rPr>
+              <w:t>Moyenne</w:t>
+            </w:r>
+          </w:p>
+        </w:tc>
+        <w:tc>
+          <w:tcPr>
+            <w:tcW w:type="dxa" w:w="1247"/>
+          </w:tcPr>
+          <w:p>
+            <w:r>
+              <w:rPr>
+                <w:b/>
+                <w:i w:val="0"/>
+                <w:sz w:val="16"/>
+              </w:rPr>
+              <w:t>S07</w:t>
+              <w:br/>
+            </w:r>
+            <w:r>
+              <w:rPr>
+                <w:b w:val="0"/>
+                <w:i w:val="0"/>
+                <w:color w:val="64748B"/>
+                <w:sz w:val="14"/>
+              </w:rPr>
+              <w:t>Consommation alimentaire</w:t>
+            </w:r>
+          </w:p>
+        </w:tc>
+        <w:tc>
+          <w:tcPr>
+            <w:tcW w:type="dxa" w:w="1531"/>
+          </w:tcPr>
+          <w:p>
+            <w:r>
+              <w:rPr>
+                <w:b/>
+                <w:i w:val="0"/>
+                <w:color w:val="16A34A"/>
+                <w:sz w:val="16"/>
+              </w:rPr>
+              <w:t>—</w:t>
+            </w:r>
+          </w:p>
+        </w:tc>
+        <w:tc>
+          <w:tcPr>
+            <w:tcW w:type="dxa" w:w="1191"/>
+          </w:tcPr>
+          <w:p>
+            <w:r>
+              <w:rPr>
+                <w:b w:val="0"/>
+                <w:i w:val="0"/>
+                <w:color w:val="64748B"/>
+                <w:sz w:val="16"/>
+              </w:rPr>
+              <w:t>GT-CQ</w:t>
+            </w:r>
+          </w:p>
+        </w:tc>
+        <w:tc>
+          <w:tcPr>
+            <w:tcW w:type="dxa" w:w="4706"/>
+          </w:tcPr>
+          <w:p>
+            <w:r>
+              <w:rPr>
+                <w:b w:val="0"/>
+                <w:i w:val="0"/>
+                <w:sz w:val="17"/>
+              </w:rPr>
+              <w:t>Attention ! Le prix unitaire d'achat (10500 Fcfa) de Riz local brisé en Sac (50 Kg) (taille unique) est relativement faible par rapport aux autres prix observés dans cette zone.</w:t>
+            </w:r>
+          </w:p>
+        </w:tc>
+      </w:tr>
+      <w:tr>
+        <w:tc>
+          <w:tcPr>
+            <w:tcW w:type="dxa" w:w="964"/>
+          </w:tcPr>
+          <w:p>
+            <w:r>
+              <w:rPr>
+                <w:b/>
+                <w:i w:val="0"/>
+                <w:color w:val="EA580C"/>
+                <w:sz w:val="16"/>
+              </w:rPr>
+              <w:t>Moyenne</w:t>
+            </w:r>
+          </w:p>
+        </w:tc>
+        <w:tc>
+          <w:tcPr>
+            <w:tcW w:type="dxa" w:w="1247"/>
+          </w:tcPr>
+          <w:p>
+            <w:r>
+              <w:rPr>
+                <w:b/>
+                <w:i w:val="0"/>
+                <w:sz w:val="16"/>
+              </w:rPr>
+              <w:t>S07</w:t>
+              <w:br/>
+            </w:r>
+            <w:r>
+              <w:rPr>
+                <w:b w:val="0"/>
+                <w:i w:val="0"/>
+                <w:color w:val="64748B"/>
+                <w:sz w:val="14"/>
+              </w:rPr>
+              <w:t>Consommation alimentaire</w:t>
+            </w:r>
+          </w:p>
+        </w:tc>
+        <w:tc>
+          <w:tcPr>
+            <w:tcW w:type="dxa" w:w="1531"/>
+          </w:tcPr>
+          <w:p>
+            <w:r>
+              <w:rPr>
+                <w:b/>
+                <w:i w:val="0"/>
+                <w:color w:val="16A34A"/>
+                <w:sz w:val="16"/>
+              </w:rPr>
+              <w:t>—</w:t>
+            </w:r>
+          </w:p>
+        </w:tc>
+        <w:tc>
+          <w:tcPr>
+            <w:tcW w:type="dxa" w:w="1191"/>
+          </w:tcPr>
+          <w:p>
+            <w:r>
+              <w:rPr>
+                <w:b w:val="0"/>
+                <w:i w:val="0"/>
+                <w:color w:val="64748B"/>
+                <w:sz w:val="16"/>
+              </w:rPr>
+              <w:t>GT-CQ</w:t>
+            </w:r>
+          </w:p>
+        </w:tc>
+        <w:tc>
+          <w:tcPr>
+            <w:tcW w:type="dxa" w:w="4706"/>
+          </w:tcPr>
+          <w:p>
+            <w:r>
+              <w:rPr>
+                <w:b w:val="0"/>
+                <w:i w:val="0"/>
+                <w:sz w:val="17"/>
+              </w:rPr>
+              <w:t>Prière de corriger ou de confirmer avec le QG.</w:t>
+            </w:r>
+          </w:p>
+        </w:tc>
+      </w:tr>
+      <w:tr>
+        <w:tc>
+          <w:tcPr>
+            <w:tcW w:type="dxa" w:w="964"/>
+          </w:tcPr>
+          <w:p>
+            <w:r>
+              <w:rPr>
+                <w:b/>
+                <w:i w:val="0"/>
+                <w:color w:val="EA580C"/>
+                <w:sz w:val="16"/>
+              </w:rPr>
+              <w:t>Moyenne</w:t>
+            </w:r>
+          </w:p>
+        </w:tc>
+        <w:tc>
+          <w:tcPr>
+            <w:tcW w:type="dxa" w:w="1247"/>
+          </w:tcPr>
+          <w:p>
+            <w:r>
+              <w:rPr>
+                <w:b/>
+                <w:i w:val="0"/>
+                <w:sz w:val="16"/>
+              </w:rPr>
+              <w:t>S07</w:t>
+              <w:br/>
+            </w:r>
+            <w:r>
+              <w:rPr>
+                <w:b w:val="0"/>
+                <w:i w:val="0"/>
+                <w:color w:val="64748B"/>
+                <w:sz w:val="14"/>
+              </w:rPr>
+              <w:t>Consommation alimentaire</w:t>
+            </w:r>
+          </w:p>
+        </w:tc>
+        <w:tc>
+          <w:tcPr>
+            <w:tcW w:type="dxa" w:w="1531"/>
+          </w:tcPr>
+          <w:p>
+            <w:r>
+              <w:rPr>
+                <w:b/>
+                <w:i w:val="0"/>
+                <w:color w:val="16A34A"/>
+                <w:sz w:val="16"/>
+              </w:rPr>
+              <w:t>—</w:t>
+            </w:r>
+          </w:p>
+        </w:tc>
+        <w:tc>
+          <w:tcPr>
+            <w:tcW w:type="dxa" w:w="1191"/>
+          </w:tcPr>
+          <w:p>
+            <w:r>
+              <w:rPr>
+                <w:b w:val="0"/>
+                <w:i w:val="0"/>
+                <w:color w:val="64748B"/>
+                <w:sz w:val="16"/>
+              </w:rPr>
+              <w:t>GT-CQ</w:t>
+            </w:r>
+          </w:p>
+        </w:tc>
+        <w:tc>
+          <w:tcPr>
+            <w:tcW w:type="dxa" w:w="4706"/>
+          </w:tcPr>
+          <w:p>
+            <w:r>
+              <w:rPr>
+                <w:b w:val="0"/>
+                <w:i w:val="0"/>
+                <w:sz w:val="17"/>
+              </w:rPr>
+              <w:t>Attention ! Le prix unitaire d'achat (333.3333 Fcfa) de Poisson frais diaaye en Pièce (Moyen) est relativement élevé par rapport aux autres prix observés dans cette zone.</w:t>
+            </w:r>
+          </w:p>
+        </w:tc>
+      </w:tr>
+      <w:tr>
+        <w:tc>
+          <w:tcPr>
+            <w:tcW w:type="dxa" w:w="964"/>
+          </w:tcPr>
+          <w:p>
+            <w:r>
+              <w:rPr>
+                <w:b/>
+                <w:i w:val="0"/>
+                <w:color w:val="EA580C"/>
+                <w:sz w:val="16"/>
+              </w:rPr>
+              <w:t>Moyenne</w:t>
+            </w:r>
+          </w:p>
+        </w:tc>
+        <w:tc>
+          <w:tcPr>
+            <w:tcW w:type="dxa" w:w="1247"/>
+          </w:tcPr>
+          <w:p>
+            <w:r>
+              <w:rPr>
+                <w:b/>
+                <w:i w:val="0"/>
+                <w:sz w:val="16"/>
+              </w:rPr>
+              <w:t>S07</w:t>
+              <w:br/>
+            </w:r>
+            <w:r>
+              <w:rPr>
+                <w:b w:val="0"/>
+                <w:i w:val="0"/>
+                <w:color w:val="64748B"/>
+                <w:sz w:val="14"/>
+              </w:rPr>
+              <w:t>Consommation alimentaire</w:t>
+            </w:r>
+          </w:p>
+        </w:tc>
+        <w:tc>
+          <w:tcPr>
+            <w:tcW w:type="dxa" w:w="1531"/>
+          </w:tcPr>
+          <w:p>
+            <w:r>
+              <w:rPr>
+                <w:b/>
+                <w:i w:val="0"/>
+                <w:color w:val="16A34A"/>
+                <w:sz w:val="16"/>
+              </w:rPr>
+              <w:t>—</w:t>
+            </w:r>
+          </w:p>
+        </w:tc>
+        <w:tc>
+          <w:tcPr>
+            <w:tcW w:type="dxa" w:w="1191"/>
+          </w:tcPr>
+          <w:p>
+            <w:r>
+              <w:rPr>
+                <w:b w:val="0"/>
+                <w:i w:val="0"/>
+                <w:color w:val="64748B"/>
+                <w:sz w:val="16"/>
+              </w:rPr>
+              <w:t>GT-CQ</w:t>
+            </w:r>
+          </w:p>
+        </w:tc>
+        <w:tc>
+          <w:tcPr>
+            <w:tcW w:type="dxa" w:w="4706"/>
+          </w:tcPr>
+          <w:p>
+            <w:r>
+              <w:rPr>
+                <w:b w:val="0"/>
+                <w:i w:val="0"/>
+                <w:sz w:val="17"/>
+              </w:rPr>
+              <w:t>Attention ! Le prix unitaire d'achat (76.66666 Fcfa) de Œufs frais en Pièce (taille unique) est relativement faible par rapport aux autres prix observés dans cette zone.</w:t>
+            </w:r>
+          </w:p>
+        </w:tc>
+      </w:tr>
+      <w:tr>
+        <w:tc>
+          <w:tcPr>
+            <w:tcW w:type="dxa" w:w="964"/>
+          </w:tcPr>
+          <w:p>
+            <w:r>
+              <w:rPr>
+                <w:b/>
+                <w:i w:val="0"/>
+                <w:color w:val="EA580C"/>
+                <w:sz w:val="16"/>
+              </w:rPr>
+              <w:t>Moyenne</w:t>
+            </w:r>
+          </w:p>
+        </w:tc>
+        <w:tc>
+          <w:tcPr>
+            <w:tcW w:type="dxa" w:w="1247"/>
+          </w:tcPr>
+          <w:p>
+            <w:r>
+              <w:rPr>
+                <w:b/>
+                <w:i w:val="0"/>
+                <w:sz w:val="16"/>
+              </w:rPr>
+              <w:t>S07</w:t>
+              <w:br/>
+            </w:r>
+            <w:r>
+              <w:rPr>
+                <w:b w:val="0"/>
+                <w:i w:val="0"/>
+                <w:color w:val="64748B"/>
+                <w:sz w:val="14"/>
+              </w:rPr>
+              <w:t>Consommation alimentaire</w:t>
+            </w:r>
+          </w:p>
+        </w:tc>
+        <w:tc>
+          <w:tcPr>
+            <w:tcW w:type="dxa" w:w="1531"/>
+          </w:tcPr>
+          <w:p>
+            <w:r>
+              <w:rPr>
+                <w:b/>
+                <w:i w:val="0"/>
+                <w:color w:val="16A34A"/>
+                <w:sz w:val="16"/>
+              </w:rPr>
+              <w:t>s01q23, s01q00b, s01q23_autre</w:t>
+            </w:r>
+          </w:p>
+        </w:tc>
+        <w:tc>
+          <w:tcPr>
+            <w:tcW w:type="dxa" w:w="1191"/>
+          </w:tcPr>
+          <w:p>
+            <w:r>
+              <w:rPr>
+                <w:b w:val="0"/>
+                <w:i w:val="0"/>
+                <w:color w:val="64748B"/>
+                <w:sz w:val="16"/>
+              </w:rPr>
+              <w:t>GT-CQ</w:t>
+            </w:r>
+          </w:p>
+        </w:tc>
+        <w:tc>
+          <w:tcPr>
+            <w:tcW w:type="dxa" w:w="4706"/>
+          </w:tcPr>
+          <w:p>
+            <w:r>
+              <w:rPr>
+                <w:b w:val="0"/>
+                <w:i w:val="0"/>
+                <w:sz w:val="17"/>
+              </w:rPr>
+              <w:t>La dernière fois que vous avez acheté Œufs frais est POULAILLER et semble exister dans les modalités, prière de prendre attache avec le QG pour plus d'explication afin de la classer bien.</w:t>
+            </w:r>
+          </w:p>
+        </w:tc>
+      </w:tr>
+      <w:tr>
+        <w:tc>
+          <w:tcPr>
+            <w:tcW w:type="dxa" w:w="964"/>
+          </w:tcPr>
+          <w:p>
+            <w:r>
+              <w:rPr>
+                <w:b/>
+                <w:i w:val="0"/>
+                <w:color w:val="EA580C"/>
+                <w:sz w:val="16"/>
+              </w:rPr>
+              <w:t>Moyenne</w:t>
+            </w:r>
+          </w:p>
+        </w:tc>
+        <w:tc>
+          <w:tcPr>
+            <w:tcW w:type="dxa" w:w="1247"/>
+          </w:tcPr>
+          <w:p>
+            <w:r>
+              <w:rPr>
+                <w:b/>
+                <w:i w:val="0"/>
+                <w:sz w:val="16"/>
+              </w:rPr>
+              <w:t>S07</w:t>
+              <w:br/>
+            </w:r>
+            <w:r>
+              <w:rPr>
+                <w:b w:val="0"/>
+                <w:i w:val="0"/>
+                <w:color w:val="64748B"/>
+                <w:sz w:val="14"/>
+              </w:rPr>
+              <w:t>Consommation alimentaire</w:t>
+            </w:r>
+          </w:p>
+        </w:tc>
+        <w:tc>
+          <w:tcPr>
+            <w:tcW w:type="dxa" w:w="1531"/>
+          </w:tcPr>
+          <w:p>
+            <w:r>
+              <w:rPr>
+                <w:b/>
+                <w:i w:val="0"/>
+                <w:color w:val="16A34A"/>
+                <w:sz w:val="16"/>
+              </w:rPr>
+              <w:t>—</w:t>
+            </w:r>
+          </w:p>
+        </w:tc>
+        <w:tc>
+          <w:tcPr>
+            <w:tcW w:type="dxa" w:w="1191"/>
+          </w:tcPr>
+          <w:p>
+            <w:r>
+              <w:rPr>
+                <w:b w:val="0"/>
+                <w:i w:val="0"/>
+                <w:color w:val="64748B"/>
+                <w:sz w:val="16"/>
+              </w:rPr>
+              <w:t>GT-CQ</w:t>
+            </w:r>
+          </w:p>
+        </w:tc>
+        <w:tc>
+          <w:tcPr>
+            <w:tcW w:type="dxa" w:w="4706"/>
+          </w:tcPr>
+          <w:p>
+            <w:r>
+              <w:rPr>
+                <w:b w:val="0"/>
+                <w:i w:val="0"/>
+                <w:sz w:val="17"/>
+              </w:rPr>
+              <w:t>prière de corriger ou de confirmer avec le QG.</w:t>
+            </w:r>
+          </w:p>
+        </w:tc>
+      </w:tr>
+      <w:tr>
+        <w:tc>
+          <w:tcPr>
+            <w:tcW w:type="dxa" w:w="964"/>
+          </w:tcPr>
+          <w:p>
+            <w:r>
+              <w:rPr>
+                <w:b/>
+                <w:i w:val="0"/>
+                <w:color w:val="EA580C"/>
+                <w:sz w:val="16"/>
+              </w:rPr>
+              <w:t>Moyenne</w:t>
+            </w:r>
+          </w:p>
+        </w:tc>
+        <w:tc>
+          <w:tcPr>
+            <w:tcW w:type="dxa" w:w="1247"/>
+          </w:tcPr>
+          <w:p>
+            <w:r>
+              <w:rPr>
+                <w:b/>
+                <w:i w:val="0"/>
+                <w:sz w:val="16"/>
+              </w:rPr>
+              <w:t>S07</w:t>
+              <w:br/>
+            </w:r>
+            <w:r>
+              <w:rPr>
+                <w:b w:val="0"/>
+                <w:i w:val="0"/>
+                <w:color w:val="64748B"/>
+                <w:sz w:val="14"/>
+              </w:rPr>
+              <w:t>Consommation alimentaire</w:t>
+            </w:r>
+          </w:p>
+        </w:tc>
+        <w:tc>
+          <w:tcPr>
+            <w:tcW w:type="dxa" w:w="1531"/>
+          </w:tcPr>
+          <w:p>
+            <w:r>
+              <w:rPr>
+                <w:b/>
+                <w:i w:val="0"/>
+                <w:color w:val="16A34A"/>
+                <w:sz w:val="16"/>
+              </w:rPr>
+              <w:t>—</w:t>
+            </w:r>
+          </w:p>
+        </w:tc>
+        <w:tc>
+          <w:tcPr>
+            <w:tcW w:type="dxa" w:w="1191"/>
+          </w:tcPr>
+          <w:p>
+            <w:r>
+              <w:rPr>
+                <w:b w:val="0"/>
+                <w:i w:val="0"/>
+                <w:color w:val="64748B"/>
+                <w:sz w:val="16"/>
+              </w:rPr>
+              <w:t>GT-CQ</w:t>
+            </w:r>
+          </w:p>
+        </w:tc>
+        <w:tc>
+          <w:tcPr>
+            <w:tcW w:type="dxa" w:w="4706"/>
+          </w:tcPr>
+          <w:p>
+            <w:r>
+              <w:rPr>
+                <w:b w:val="0"/>
+                <w:i w:val="0"/>
+                <w:sz w:val="17"/>
+              </w:rPr>
+              <w:t>Attention ! Soupçons de quantité anormale! Le ménage de JULES CRISTIAN MENDY avec une taille de 8 personnes a consommé .06 Bouteille 1l en taille unique de Vinaigre de vin (Rouge) qui est relativement élevé comme consommation par rapport à la condition de vie des autres ménages de même taille dans cette zone.</w:t>
+            </w:r>
+          </w:p>
+        </w:tc>
+      </w:tr>
+      <w:tr>
+        <w:tc>
+          <w:tcPr>
+            <w:tcW w:type="dxa" w:w="964"/>
+          </w:tcPr>
+          <w:p>
+            <w:r>
+              <w:rPr>
+                <w:b/>
+                <w:i w:val="0"/>
+                <w:color w:val="EA580C"/>
+                <w:sz w:val="16"/>
+              </w:rPr>
+              <w:t>Moyenne</w:t>
+            </w:r>
+          </w:p>
+        </w:tc>
+        <w:tc>
+          <w:tcPr>
+            <w:tcW w:type="dxa" w:w="1247"/>
+          </w:tcPr>
+          <w:p>
+            <w:r>
+              <w:rPr>
+                <w:b/>
+                <w:i w:val="0"/>
+                <w:sz w:val="16"/>
+              </w:rPr>
+              <w:t>S07</w:t>
+              <w:br/>
+            </w:r>
+            <w:r>
+              <w:rPr>
+                <w:b w:val="0"/>
+                <w:i w:val="0"/>
+                <w:color w:val="64748B"/>
+                <w:sz w:val="14"/>
+              </w:rPr>
+              <w:t>Consommation alimentaire</w:t>
+            </w:r>
+          </w:p>
+        </w:tc>
+        <w:tc>
+          <w:tcPr>
+            <w:tcW w:type="dxa" w:w="1531"/>
+          </w:tcPr>
+          <w:p>
+            <w:r>
+              <w:rPr>
+                <w:b/>
+                <w:i w:val="0"/>
+                <w:color w:val="16A34A"/>
+                <w:sz w:val="16"/>
+              </w:rPr>
+              <w:t>—</w:t>
+            </w:r>
+          </w:p>
+        </w:tc>
+        <w:tc>
+          <w:tcPr>
+            <w:tcW w:type="dxa" w:w="1191"/>
+          </w:tcPr>
+          <w:p>
+            <w:r>
+              <w:rPr>
+                <w:b w:val="0"/>
+                <w:i w:val="0"/>
+                <w:color w:val="64748B"/>
+                <w:sz w:val="16"/>
+              </w:rPr>
+              <w:t>GT-CQ</w:t>
+            </w:r>
+          </w:p>
+        </w:tc>
+        <w:tc>
+          <w:tcPr>
+            <w:tcW w:type="dxa" w:w="4706"/>
+          </w:tcPr>
+          <w:p>
+            <w:r>
+              <w:rPr>
+                <w:b w:val="0"/>
+                <w:i w:val="0"/>
+                <w:sz w:val="17"/>
+              </w:rPr>
+              <w:t>Attention ! Soupçons de quantité anormale! Le ménage de JULES CRISTIAN MENDY avec une taille de 8 personnes a consommé .06 Kg en taille unique de Feuilles nébédaye/ poudre (moringa) qui est relativement élevé comme consommation par rapport à la condition de vie des autres ménages de même taille dans cette zone.</w:t>
+            </w:r>
+          </w:p>
+        </w:tc>
+      </w:tr>
+      <w:tr>
+        <w:tc>
+          <w:tcPr>
+            <w:tcW w:type="dxa" w:w="964"/>
+          </w:tcPr>
+          <w:p>
+            <w:r>
+              <w:rPr>
+                <w:b/>
+                <w:i w:val="0"/>
+                <w:color w:val="EA580C"/>
+                <w:sz w:val="16"/>
+              </w:rPr>
+              <w:t>Moyenne</w:t>
+            </w:r>
+          </w:p>
+        </w:tc>
+        <w:tc>
+          <w:tcPr>
+            <w:tcW w:type="dxa" w:w="1247"/>
+          </w:tcPr>
+          <w:p>
+            <w:r>
+              <w:rPr>
+                <w:b/>
+                <w:i w:val="0"/>
+                <w:sz w:val="16"/>
+              </w:rPr>
+              <w:t>S07</w:t>
+              <w:br/>
+            </w:r>
+            <w:r>
+              <w:rPr>
+                <w:b w:val="0"/>
+                <w:i w:val="0"/>
+                <w:color w:val="64748B"/>
+                <w:sz w:val="14"/>
+              </w:rPr>
+              <w:t>Consommation alimentaire</w:t>
+            </w:r>
+          </w:p>
+        </w:tc>
+        <w:tc>
+          <w:tcPr>
+            <w:tcW w:type="dxa" w:w="1531"/>
+          </w:tcPr>
+          <w:p>
+            <w:r>
+              <w:rPr>
+                <w:b/>
+                <w:i w:val="0"/>
+                <w:color w:val="16A34A"/>
+                <w:sz w:val="16"/>
+              </w:rPr>
+              <w:t>s02q16, s03q05, s03q08, s03q15, s06q18, s07bq01, s07bq04, s07bq03b1</w:t>
+            </w:r>
+          </w:p>
+        </w:tc>
+        <w:tc>
+          <w:tcPr>
+            <w:tcW w:type="dxa" w:w="1191"/>
+          </w:tcPr>
+          <w:p>
+            <w:r>
+              <w:rPr>
+                <w:b w:val="0"/>
+                <w:i w:val="0"/>
+                <w:color w:val="64748B"/>
+                <w:sz w:val="16"/>
+              </w:rPr>
+              <w:t>GT-CQ</w:t>
+            </w:r>
+          </w:p>
+        </w:tc>
+        <w:tc>
+          <w:tcPr>
+            <w:tcW w:type="dxa" w:w="4706"/>
+          </w:tcPr>
+          <w:p>
+            <w:r>
+              <w:rPr>
+                <w:b w:val="0"/>
+                <w:i w:val="0"/>
+                <w:sz w:val="17"/>
+              </w:rPr>
+              <w:t>La consommation de .06 Kg en taille unique de Feuilles nébédaye/ poudre (moringa) provient de la propre production du ménage mais le ménage n'est pas agriculteur, prière de reprendre la section agriculture ou verifier cette quantité s'elle ne provient pas d'autre source.</w:t>
+            </w:r>
+          </w:p>
+        </w:tc>
+      </w:tr>
+      <w:tr>
+        <w:tc>
+          <w:tcPr>
+            <w:tcW w:type="dxa" w:w="964"/>
+          </w:tcPr>
+          <w:p>
+            <w:r>
+              <w:rPr>
+                <w:b/>
+                <w:i w:val="0"/>
+                <w:color w:val="EA580C"/>
+                <w:sz w:val="16"/>
+              </w:rPr>
+              <w:t>Moyenne</w:t>
+            </w:r>
+          </w:p>
+        </w:tc>
+        <w:tc>
+          <w:tcPr>
+            <w:tcW w:type="dxa" w:w="1247"/>
+          </w:tcPr>
+          <w:p>
+            <w:r>
+              <w:rPr>
+                <w:b/>
+                <w:i w:val="0"/>
+                <w:sz w:val="16"/>
+              </w:rPr>
+              <w:t>S07</w:t>
+              <w:br/>
+            </w:r>
+            <w:r>
+              <w:rPr>
+                <w:b w:val="0"/>
+                <w:i w:val="0"/>
+                <w:color w:val="64748B"/>
+                <w:sz w:val="14"/>
+              </w:rPr>
+              <w:t>Consommation alimentaire</w:t>
+            </w:r>
+          </w:p>
+        </w:tc>
+        <w:tc>
+          <w:tcPr>
+            <w:tcW w:type="dxa" w:w="1531"/>
+          </w:tcPr>
+          <w:p>
+            <w:r>
+              <w:rPr>
+                <w:b/>
+                <w:i w:val="0"/>
+                <w:color w:val="16A34A"/>
+                <w:sz w:val="16"/>
+              </w:rPr>
+              <w:t>—</w:t>
+            </w:r>
+          </w:p>
+        </w:tc>
+        <w:tc>
+          <w:tcPr>
+            <w:tcW w:type="dxa" w:w="1191"/>
+          </w:tcPr>
+          <w:p>
+            <w:r>
+              <w:rPr>
+                <w:b w:val="0"/>
+                <w:i w:val="0"/>
+                <w:color w:val="64748B"/>
+                <w:sz w:val="16"/>
+              </w:rPr>
+              <w:t>GT-CQ</w:t>
+            </w:r>
+          </w:p>
+        </w:tc>
+        <w:tc>
+          <w:tcPr>
+            <w:tcW w:type="dxa" w:w="4706"/>
+          </w:tcPr>
+          <w:p>
+            <w:r>
+              <w:rPr>
+                <w:b w:val="0"/>
+                <w:i w:val="0"/>
+                <w:sz w:val="17"/>
+              </w:rPr>
+              <w:t>Attention ! Soupçons de quantité anormale! Le ménage de JULES CRISTIAN MENDY avec une taille de 8 personnes a consommé .12 Kg en taille unique de Beurre qui est relativement élevé comme consommation par rapport à la condition de vie des autres ménages de même taille dans cette zone.</w:t>
+            </w:r>
+          </w:p>
+        </w:tc>
+      </w:tr>
+      <w:tr>
+        <w:tc>
+          <w:tcPr>
+            <w:tcW w:type="dxa" w:w="964"/>
+          </w:tcPr>
+          <w:p>
+            <w:r>
+              <w:rPr>
+                <w:b/>
+                <w:i w:val="0"/>
+                <w:color w:val="EA580C"/>
+                <w:sz w:val="16"/>
+              </w:rPr>
+              <w:t>Moyenne</w:t>
+            </w:r>
+          </w:p>
+        </w:tc>
+        <w:tc>
+          <w:tcPr>
+            <w:tcW w:type="dxa" w:w="1247"/>
+          </w:tcPr>
+          <w:p>
+            <w:r>
+              <w:rPr>
+                <w:b/>
+                <w:i w:val="0"/>
+                <w:sz w:val="16"/>
+              </w:rPr>
+              <w:t>S07</w:t>
+              <w:br/>
+            </w:r>
+            <w:r>
+              <w:rPr>
+                <w:b w:val="0"/>
+                <w:i w:val="0"/>
+                <w:color w:val="64748B"/>
+                <w:sz w:val="14"/>
+              </w:rPr>
+              <w:t>Consommation alimentaire</w:t>
+            </w:r>
+          </w:p>
+        </w:tc>
+        <w:tc>
+          <w:tcPr>
+            <w:tcW w:type="dxa" w:w="1531"/>
+          </w:tcPr>
+          <w:p>
+            <w:r>
+              <w:rPr>
+                <w:b/>
+                <w:i w:val="0"/>
+                <w:color w:val="16A34A"/>
+                <w:sz w:val="16"/>
+              </w:rPr>
+              <w:t>s02q16, s03q05, s03q08, s03q15, s06q18, s07bq01, s07bq04, s07bq03b1</w:t>
+            </w:r>
+          </w:p>
+        </w:tc>
+        <w:tc>
+          <w:tcPr>
+            <w:tcW w:type="dxa" w:w="1191"/>
+          </w:tcPr>
+          <w:p>
+            <w:r>
+              <w:rPr>
+                <w:b w:val="0"/>
+                <w:i w:val="0"/>
+                <w:color w:val="64748B"/>
+                <w:sz w:val="16"/>
+              </w:rPr>
+              <w:t>GT-CQ</w:t>
+            </w:r>
+          </w:p>
+        </w:tc>
+        <w:tc>
+          <w:tcPr>
+            <w:tcW w:type="dxa" w:w="4706"/>
+          </w:tcPr>
+          <w:p>
+            <w:r>
+              <w:rPr>
+                <w:b w:val="0"/>
+                <w:i w:val="0"/>
+                <w:sz w:val="17"/>
+              </w:rPr>
+              <w:t>La consommation de .25 Pot de 1 l en taille unique de Confiture et marmelade provient de la propre production du ménage mais le ménage n'est pas agriculteur, prière de reprendre la section agriculture ou verifier cette quantité s'elle ne provient pas d'autre source.</w:t>
+            </w:r>
+          </w:p>
+        </w:tc>
+      </w:tr>
+      <w:tr>
+        <w:tc>
+          <w:tcPr>
+            <w:tcW w:type="dxa" w:w="964"/>
+          </w:tcPr>
+          <w:p>
+            <w:r>
+              <w:rPr>
+                <w:b/>
+                <w:i w:val="0"/>
+                <w:color w:val="EA580C"/>
+                <w:sz w:val="16"/>
+              </w:rPr>
+              <w:t>Moyenne</w:t>
+            </w:r>
+          </w:p>
+        </w:tc>
+        <w:tc>
+          <w:tcPr>
+            <w:tcW w:type="dxa" w:w="1247"/>
+          </w:tcPr>
+          <w:p>
+            <w:r>
+              <w:rPr>
+                <w:b/>
+                <w:i w:val="0"/>
+                <w:sz w:val="16"/>
+              </w:rPr>
+              <w:t>S07</w:t>
+              <w:br/>
+            </w:r>
+            <w:r>
+              <w:rPr>
+                <w:b w:val="0"/>
+                <w:i w:val="0"/>
+                <w:color w:val="64748B"/>
+                <w:sz w:val="14"/>
+              </w:rPr>
+              <w:t>Consommation alimentaire</w:t>
+            </w:r>
+          </w:p>
+        </w:tc>
+        <w:tc>
+          <w:tcPr>
+            <w:tcW w:type="dxa" w:w="1531"/>
+          </w:tcPr>
+          <w:p>
+            <w:r>
+              <w:rPr>
+                <w:b/>
+                <w:i w:val="0"/>
+                <w:color w:val="16A34A"/>
+                <w:sz w:val="16"/>
+              </w:rPr>
+              <w:t>s02q16, s03q05, s03q08, s03q15, s06q18, s07bq01, s07bq04, s07bq03b1</w:t>
+            </w:r>
+          </w:p>
+        </w:tc>
+        <w:tc>
+          <w:tcPr>
+            <w:tcW w:type="dxa" w:w="1191"/>
+          </w:tcPr>
+          <w:p>
+            <w:r>
+              <w:rPr>
+                <w:b w:val="0"/>
+                <w:i w:val="0"/>
+                <w:color w:val="64748B"/>
+                <w:sz w:val="16"/>
+              </w:rPr>
+              <w:t>GT-CQ</w:t>
+            </w:r>
+          </w:p>
+        </w:tc>
+        <w:tc>
+          <w:tcPr>
+            <w:tcW w:type="dxa" w:w="4706"/>
+          </w:tcPr>
+          <w:p>
+            <w:r>
+              <w:rPr>
+                <w:b w:val="0"/>
+                <w:i w:val="0"/>
+                <w:sz w:val="17"/>
+              </w:rPr>
+              <w:t>La consommation de 1 Kg en taille unique de Autres fruits locaux (pomme sauvage, noisette, mangue sauvage, etc.) provient de la propre production du ménage mais le ménage n'est pas agriculteur, prière de reprendre la section agriculture ou verifier cette quantité s'elle ne provient pas d'autre source.</w:t>
+            </w:r>
+          </w:p>
+        </w:tc>
+      </w:tr>
+      <w:tr>
+        <w:tc>
+          <w:tcPr>
+            <w:tcW w:type="dxa" w:w="964"/>
+          </w:tcPr>
+          <w:p>
+            <w:r>
+              <w:rPr>
+                <w:b/>
+                <w:i w:val="0"/>
+                <w:color w:val="EA580C"/>
+                <w:sz w:val="16"/>
+              </w:rPr>
+              <w:t>Moyenne</w:t>
+            </w:r>
+          </w:p>
+        </w:tc>
+        <w:tc>
+          <w:tcPr>
+            <w:tcW w:type="dxa" w:w="1247"/>
+          </w:tcPr>
+          <w:p>
+            <w:r>
+              <w:rPr>
+                <w:b/>
+                <w:i w:val="0"/>
+                <w:sz w:val="16"/>
+              </w:rPr>
+              <w:t>S09</w:t>
+              <w:br/>
+            </w:r>
+            <w:r>
+              <w:rPr>
+                <w:b w:val="0"/>
+                <w:i w:val="0"/>
+                <w:color w:val="64748B"/>
+                <w:sz w:val="14"/>
+              </w:rPr>
+              <w:t>Dépenses non alimentaires</w:t>
+            </w:r>
+          </w:p>
+        </w:tc>
+        <w:tc>
+          <w:tcPr>
+            <w:tcW w:type="dxa" w:w="1531"/>
+          </w:tcPr>
+          <w:p>
+            <w:r>
+              <w:rPr>
+                <w:b/>
+                <w:i w:val="0"/>
+                <w:color w:val="16A34A"/>
+                <w:sz w:val="16"/>
+              </w:rPr>
+              <w:t>—</w:t>
+            </w:r>
+          </w:p>
+        </w:tc>
+        <w:tc>
+          <w:tcPr>
+            <w:tcW w:type="dxa" w:w="1191"/>
+          </w:tcPr>
+          <w:p>
+            <w:r>
+              <w:rPr>
+                <w:b w:val="0"/>
+                <w:i w:val="0"/>
+                <w:color w:val="64748B"/>
+                <w:sz w:val="16"/>
+              </w:rPr>
+              <w:t>GT-CQ</w:t>
+            </w:r>
+          </w:p>
+        </w:tc>
+        <w:tc>
+          <w:tcPr>
+            <w:tcW w:type="dxa" w:w="4706"/>
+          </w:tcPr>
+          <w:p>
+            <w:r>
+              <w:rPr>
+                <w:b w:val="0"/>
+                <w:i w:val="0"/>
+                <w:sz w:val="17"/>
+              </w:rPr>
+              <w:t>Attention ! La dépense totale du ménage de JULES CRISTIAN MENDY (115000 Fcfa) de la fête de Pâques 2026 est relativement élevé.</w:t>
+            </w:r>
+          </w:p>
+        </w:tc>
+      </w:tr>
+      <w:tr>
+        <w:tc>
+          <w:tcPr>
+            <w:tcW w:type="dxa" w:w="964"/>
+          </w:tcPr>
+          <w:p>
+            <w:r>
+              <w:rPr>
+                <w:b/>
+                <w:i w:val="0"/>
+                <w:color w:val="EA580C"/>
+                <w:sz w:val="16"/>
+              </w:rPr>
+              <w:t>Moyenne</w:t>
+            </w:r>
+          </w:p>
+        </w:tc>
+        <w:tc>
+          <w:tcPr>
+            <w:tcW w:type="dxa" w:w="1247"/>
+          </w:tcPr>
+          <w:p>
+            <w:r>
+              <w:rPr>
+                <w:b/>
+                <w:i w:val="0"/>
+                <w:sz w:val="16"/>
+              </w:rPr>
+              <w:t>S09</w:t>
+              <w:br/>
+            </w:r>
+            <w:r>
+              <w:rPr>
+                <w:b w:val="0"/>
+                <w:i w:val="0"/>
+                <w:color w:val="64748B"/>
+                <w:sz w:val="14"/>
+              </w:rPr>
+              <w:t>Dépenses non alimentaires</w:t>
+            </w:r>
+          </w:p>
+        </w:tc>
+        <w:tc>
+          <w:tcPr>
+            <w:tcW w:type="dxa" w:w="1531"/>
+          </w:tcPr>
+          <w:p>
+            <w:r>
+              <w:rPr>
+                <w:b/>
+                <w:i w:val="0"/>
+                <w:color w:val="16A34A"/>
+                <w:sz w:val="16"/>
+              </w:rPr>
+              <w:t>—</w:t>
+            </w:r>
+          </w:p>
+        </w:tc>
+        <w:tc>
+          <w:tcPr>
+            <w:tcW w:type="dxa" w:w="1191"/>
+          </w:tcPr>
+          <w:p>
+            <w:r>
+              <w:rPr>
+                <w:b w:val="0"/>
+                <w:i w:val="0"/>
+                <w:color w:val="64748B"/>
+                <w:sz w:val="16"/>
+              </w:rPr>
+              <w:t>GT-CQ</w:t>
+            </w:r>
+          </w:p>
+        </w:tc>
+        <w:tc>
+          <w:tcPr>
+            <w:tcW w:type="dxa" w:w="4706"/>
+          </w:tcPr>
+          <w:p>
+            <w:r>
+              <w:rPr>
+                <w:b w:val="0"/>
+                <w:i w:val="0"/>
+                <w:sz w:val="17"/>
+              </w:rPr>
+              <w:t>Prière de corriger ou de confirmer avec le QG.</w:t>
+            </w:r>
+          </w:p>
+        </w:tc>
+      </w:tr>
+      <w:tr>
+        <w:tc>
+          <w:tcPr>
+            <w:tcW w:type="dxa" w:w="964"/>
+          </w:tcPr>
+          <w:p>
+            <w:r>
+              <w:rPr>
+                <w:b/>
+                <w:i w:val="0"/>
+                <w:color w:val="EA580C"/>
+                <w:sz w:val="16"/>
+              </w:rPr>
+              <w:t>Moyenne</w:t>
+            </w:r>
+          </w:p>
+        </w:tc>
+        <w:tc>
+          <w:tcPr>
+            <w:tcW w:type="dxa" w:w="1247"/>
+          </w:tcPr>
+          <w:p>
+            <w:r>
+              <w:rPr>
+                <w:b/>
+                <w:i w:val="0"/>
+                <w:sz w:val="16"/>
+              </w:rPr>
+              <w:t>S09</w:t>
+              <w:br/>
+            </w:r>
+            <w:r>
+              <w:rPr>
+                <w:b w:val="0"/>
+                <w:i w:val="0"/>
+                <w:color w:val="64748B"/>
+                <w:sz w:val="14"/>
+              </w:rPr>
+              <w:t>Dépenses non alimentaires</w:t>
+            </w:r>
+          </w:p>
+        </w:tc>
+        <w:tc>
+          <w:tcPr>
+            <w:tcW w:type="dxa" w:w="1531"/>
+          </w:tcPr>
+          <w:p>
+            <w:r>
+              <w:rPr>
+                <w:b/>
+                <w:i w:val="0"/>
+                <w:color w:val="16A34A"/>
+                <w:sz w:val="16"/>
+              </w:rPr>
+              <w:t>—</w:t>
+            </w:r>
+          </w:p>
+        </w:tc>
+        <w:tc>
+          <w:tcPr>
+            <w:tcW w:type="dxa" w:w="1191"/>
+          </w:tcPr>
+          <w:p>
+            <w:r>
+              <w:rPr>
+                <w:b w:val="0"/>
+                <w:i w:val="0"/>
+                <w:color w:val="64748B"/>
+                <w:sz w:val="16"/>
+              </w:rPr>
+              <w:t>GT-CQ</w:t>
+            </w:r>
+          </w:p>
+        </w:tc>
+        <w:tc>
+          <w:tcPr>
+            <w:tcW w:type="dxa" w:w="4706"/>
+          </w:tcPr>
+          <w:p>
+            <w:r>
+              <w:rPr>
+                <w:b w:val="0"/>
+                <w:i w:val="0"/>
+                <w:sz w:val="17"/>
+              </w:rPr>
+              <w:t>Attention ! La dépense totale du ménage de JULES CRISTIAN MENDY (65000 Fcfa) de la fête de Noël 2025 est relativement élevé.</w:t>
+            </w:r>
+          </w:p>
+        </w:tc>
+      </w:tr>
+      <w:tr>
+        <w:tc>
+          <w:tcPr>
+            <w:tcW w:type="dxa" w:w="964"/>
+          </w:tcPr>
+          <w:p>
+            <w:r>
+              <w:rPr>
+                <w:b/>
+                <w:i w:val="0"/>
+                <w:color w:val="EA580C"/>
+                <w:sz w:val="16"/>
+              </w:rPr>
+              <w:t>Moyenne</w:t>
+            </w:r>
+          </w:p>
+        </w:tc>
+        <w:tc>
+          <w:tcPr>
+            <w:tcW w:type="dxa" w:w="1247"/>
+          </w:tcPr>
+          <w:p>
+            <w:r>
+              <w:rPr>
+                <w:b/>
+                <w:i w:val="0"/>
+                <w:sz w:val="16"/>
+              </w:rPr>
+              <w:t>S09</w:t>
+              <w:br/>
+            </w:r>
+            <w:r>
+              <w:rPr>
+                <w:b w:val="0"/>
+                <w:i w:val="0"/>
+                <w:color w:val="64748B"/>
+                <w:sz w:val="14"/>
+              </w:rPr>
+              <w:t>Dépenses non alimentaires</w:t>
+            </w:r>
+          </w:p>
+        </w:tc>
+        <w:tc>
+          <w:tcPr>
+            <w:tcW w:type="dxa" w:w="1531"/>
+          </w:tcPr>
+          <w:p>
+            <w:r>
+              <w:rPr>
+                <w:b/>
+                <w:i w:val="0"/>
+                <w:color w:val="16A34A"/>
+                <w:sz w:val="16"/>
+              </w:rPr>
+              <w:t>—</w:t>
+            </w:r>
+          </w:p>
+        </w:tc>
+        <w:tc>
+          <w:tcPr>
+            <w:tcW w:type="dxa" w:w="1191"/>
+          </w:tcPr>
+          <w:p>
+            <w:r>
+              <w:rPr>
+                <w:b w:val="0"/>
+                <w:i w:val="0"/>
+                <w:color w:val="64748B"/>
+                <w:sz w:val="16"/>
+              </w:rPr>
+              <w:t>GT-CQ</w:t>
+            </w:r>
+          </w:p>
+        </w:tc>
+        <w:tc>
+          <w:tcPr>
+            <w:tcW w:type="dxa" w:w="4706"/>
+          </w:tcPr>
+          <w:p>
+            <w:r>
+              <w:rPr>
+                <w:b w:val="0"/>
+                <w:i w:val="0"/>
+                <w:sz w:val="17"/>
+              </w:rPr>
+              <w:t>Attention ! La dépense du ménage de JULES CRISTIAN MENDY (1000 Fcfa) au cours de 30 derniers jours de Masque facial jetable est relativement élevé.</w:t>
+            </w:r>
+          </w:p>
+        </w:tc>
+      </w:tr>
+      <w:tr>
+        <w:tc>
+          <w:tcPr>
+            <w:tcW w:type="dxa" w:w="964"/>
+          </w:tcPr>
+          <w:p>
+            <w:r>
+              <w:rPr>
+                <w:b/>
+                <w:i w:val="0"/>
+                <w:color w:val="EA580C"/>
+                <w:sz w:val="16"/>
+              </w:rPr>
+              <w:t>Moyenne</w:t>
+            </w:r>
+          </w:p>
+        </w:tc>
+        <w:tc>
+          <w:tcPr>
+            <w:tcW w:type="dxa" w:w="1247"/>
+          </w:tcPr>
+          <w:p>
+            <w:r>
+              <w:rPr>
+                <w:b/>
+                <w:i w:val="0"/>
+                <w:sz w:val="16"/>
+              </w:rPr>
+              <w:t>S09</w:t>
+              <w:br/>
+            </w:r>
+            <w:r>
+              <w:rPr>
+                <w:b w:val="0"/>
+                <w:i w:val="0"/>
+                <w:color w:val="64748B"/>
+                <w:sz w:val="14"/>
+              </w:rPr>
+              <w:t>Dépenses non alimentaires</w:t>
+            </w:r>
+          </w:p>
+        </w:tc>
+        <w:tc>
+          <w:tcPr>
+            <w:tcW w:type="dxa" w:w="1531"/>
+          </w:tcPr>
+          <w:p>
+            <w:r>
+              <w:rPr>
+                <w:b/>
+                <w:i w:val="0"/>
+                <w:color w:val="16A34A"/>
+                <w:sz w:val="16"/>
+              </w:rPr>
+              <w:t>—</w:t>
+            </w:r>
+          </w:p>
+        </w:tc>
+        <w:tc>
+          <w:tcPr>
+            <w:tcW w:type="dxa" w:w="1191"/>
+          </w:tcPr>
+          <w:p>
+            <w:r>
+              <w:rPr>
+                <w:b w:val="0"/>
+                <w:i w:val="0"/>
+                <w:color w:val="64748B"/>
+                <w:sz w:val="16"/>
+              </w:rPr>
+              <w:t>GT-CQ</w:t>
+            </w:r>
+          </w:p>
+        </w:tc>
+        <w:tc>
+          <w:tcPr>
+            <w:tcW w:type="dxa" w:w="4706"/>
+          </w:tcPr>
+          <w:p>
+            <w:r>
+              <w:rPr>
+                <w:b w:val="0"/>
+                <w:i w:val="0"/>
+                <w:sz w:val="17"/>
+              </w:rPr>
+              <w:t>Prière de corriger ou de confirmer avec le QG.</w:t>
+            </w:r>
+          </w:p>
+        </w:tc>
+      </w:tr>
+      <w:tr>
+        <w:tc>
+          <w:tcPr>
+            <w:tcW w:type="dxa" w:w="964"/>
+          </w:tcPr>
+          <w:p>
+            <w:r>
+              <w:rPr>
+                <w:b/>
+                <w:i w:val="0"/>
+                <w:color w:val="EA580C"/>
+                <w:sz w:val="16"/>
+              </w:rPr>
+              <w:t>Moyenne</w:t>
+            </w:r>
+          </w:p>
+        </w:tc>
+        <w:tc>
+          <w:tcPr>
+            <w:tcW w:type="dxa" w:w="1247"/>
+          </w:tcPr>
+          <w:p>
+            <w:r>
+              <w:rPr>
+                <w:b/>
+                <w:i w:val="0"/>
+                <w:sz w:val="16"/>
+              </w:rPr>
+              <w:t>S09</w:t>
+              <w:br/>
+            </w:r>
+            <w:r>
+              <w:rPr>
+                <w:b w:val="0"/>
+                <w:i w:val="0"/>
+                <w:color w:val="64748B"/>
+                <w:sz w:val="14"/>
+              </w:rPr>
+              <w:t>Dépenses non alimentaires</w:t>
+            </w:r>
+          </w:p>
+        </w:tc>
+        <w:tc>
+          <w:tcPr>
+            <w:tcW w:type="dxa" w:w="1531"/>
+          </w:tcPr>
+          <w:p>
+            <w:r>
+              <w:rPr>
+                <w:b/>
+                <w:i w:val="0"/>
+                <w:color w:val="16A34A"/>
+                <w:sz w:val="16"/>
+              </w:rPr>
+              <w:t>—</w:t>
+            </w:r>
+          </w:p>
+        </w:tc>
+        <w:tc>
+          <w:tcPr>
+            <w:tcW w:type="dxa" w:w="1191"/>
+          </w:tcPr>
+          <w:p>
+            <w:r>
+              <w:rPr>
+                <w:b w:val="0"/>
+                <w:i w:val="0"/>
+                <w:color w:val="64748B"/>
+                <w:sz w:val="16"/>
+              </w:rPr>
+              <w:t>GT-CQ</w:t>
+            </w:r>
+          </w:p>
+        </w:tc>
+        <w:tc>
+          <w:tcPr>
+            <w:tcW w:type="dxa" w:w="4706"/>
+          </w:tcPr>
+          <w:p>
+            <w:r>
+              <w:rPr>
+                <w:b w:val="0"/>
+                <w:i w:val="0"/>
+                <w:sz w:val="17"/>
+              </w:rPr>
+              <w:t>Attention ! La dépense du ménage de JULES CRISTIAN MENDY (1250 Fcfa) au cours de 30 derniers jours de Allumettes est relativement élevé.</w:t>
+            </w:r>
+          </w:p>
+        </w:tc>
+      </w:tr>
+      <w:tr>
+        <w:tc>
+          <w:tcPr>
+            <w:tcW w:type="dxa" w:w="964"/>
+          </w:tcPr>
+          <w:p>
+            <w:r>
+              <w:rPr>
+                <w:b/>
+                <w:i w:val="0"/>
+                <w:color w:val="EA580C"/>
+                <w:sz w:val="16"/>
+              </w:rPr>
+              <w:t>Moyenne</w:t>
+            </w:r>
+          </w:p>
+        </w:tc>
+        <w:tc>
+          <w:tcPr>
+            <w:tcW w:type="dxa" w:w="1247"/>
+          </w:tcPr>
+          <w:p>
+            <w:r>
+              <w:rPr>
+                <w:b/>
+                <w:i w:val="0"/>
+                <w:sz w:val="16"/>
+              </w:rPr>
+              <w:t>S09</w:t>
+              <w:br/>
+            </w:r>
+            <w:r>
+              <w:rPr>
+                <w:b w:val="0"/>
+                <w:i w:val="0"/>
+                <w:color w:val="64748B"/>
+                <w:sz w:val="14"/>
+              </w:rPr>
+              <w:t>Dépenses non alimentaires</w:t>
+            </w:r>
+          </w:p>
+        </w:tc>
+        <w:tc>
+          <w:tcPr>
+            <w:tcW w:type="dxa" w:w="1531"/>
+          </w:tcPr>
+          <w:p>
+            <w:r>
+              <w:rPr>
+                <w:b/>
+                <w:i w:val="0"/>
+                <w:color w:val="16A34A"/>
+                <w:sz w:val="16"/>
+              </w:rPr>
+              <w:t>—</w:t>
+            </w:r>
+          </w:p>
+        </w:tc>
+        <w:tc>
+          <w:tcPr>
+            <w:tcW w:type="dxa" w:w="1191"/>
+          </w:tcPr>
+          <w:p>
+            <w:r>
+              <w:rPr>
+                <w:b w:val="0"/>
+                <w:i w:val="0"/>
+                <w:color w:val="64748B"/>
+                <w:sz w:val="16"/>
+              </w:rPr>
+              <w:t>GT-CQ</w:t>
+            </w:r>
+          </w:p>
+        </w:tc>
+        <w:tc>
+          <w:tcPr>
+            <w:tcW w:type="dxa" w:w="4706"/>
+          </w:tcPr>
+          <w:p>
+            <w:r>
+              <w:rPr>
+                <w:b w:val="0"/>
+                <w:i w:val="0"/>
+                <w:sz w:val="17"/>
+              </w:rPr>
+              <w:t>Attention ! La dépense du ménage de JULES CRISTIAN MENDY (4500 Fcfa) au cours de 30 derniers jours de Gaz domestique 12,5 kilogrammes est relativement élevé.</w:t>
+            </w:r>
+          </w:p>
+        </w:tc>
+      </w:tr>
+      <w:tr>
+        <w:tc>
+          <w:tcPr>
+            <w:tcW w:type="dxa" w:w="964"/>
+          </w:tcPr>
+          <w:p>
+            <w:r>
+              <w:rPr>
+                <w:b/>
+                <w:i w:val="0"/>
+                <w:color w:val="EA580C"/>
+                <w:sz w:val="16"/>
+              </w:rPr>
+              <w:t>Moyenne</w:t>
+            </w:r>
+          </w:p>
+        </w:tc>
+        <w:tc>
+          <w:tcPr>
+            <w:tcW w:type="dxa" w:w="1247"/>
+          </w:tcPr>
+          <w:p>
+            <w:r>
+              <w:rPr>
+                <w:b/>
+                <w:i w:val="0"/>
+                <w:sz w:val="16"/>
+              </w:rPr>
+              <w:t>S09</w:t>
+              <w:br/>
+            </w:r>
+            <w:r>
+              <w:rPr>
+                <w:b w:val="0"/>
+                <w:i w:val="0"/>
+                <w:color w:val="64748B"/>
+                <w:sz w:val="14"/>
+              </w:rPr>
+              <w:t>Dépenses non alimentaires</w:t>
+            </w:r>
+          </w:p>
+        </w:tc>
+        <w:tc>
+          <w:tcPr>
+            <w:tcW w:type="dxa" w:w="1531"/>
+          </w:tcPr>
+          <w:p>
+            <w:r>
+              <w:rPr>
+                <w:b/>
+                <w:i w:val="0"/>
+                <w:color w:val="16A34A"/>
+                <w:sz w:val="16"/>
+              </w:rPr>
+              <w:t>s00q07a, s00q08, s00q10, s00q13_0, s00q15_0, s00q17_0, s00q23a, s00q23b</w:t>
+            </w:r>
+          </w:p>
+        </w:tc>
+        <w:tc>
+          <w:tcPr>
+            <w:tcW w:type="dxa" w:w="1191"/>
+          </w:tcPr>
+          <w:p>
+            <w:r>
+              <w:rPr>
+                <w:b w:val="0"/>
+                <w:i w:val="0"/>
+                <w:color w:val="64748B"/>
+                <w:sz w:val="16"/>
+              </w:rPr>
+              <w:t>GT-CQ</w:t>
+            </w:r>
+          </w:p>
+        </w:tc>
+        <w:tc>
+          <w:tcPr>
+            <w:tcW w:type="dxa" w:w="4706"/>
+          </w:tcPr>
+          <w:p>
+            <w:r>
+              <w:rPr>
+                <w:b w:val="0"/>
+                <w:i w:val="0"/>
+                <w:sz w:val="17"/>
+              </w:rPr>
+              <w:t>Peu plausible! le montant de la dépense (80000 Fcfa) pour Essence pour véhicule semble trop élevé.Veuillez, s'il vous plaît, confirmer cette information avec le QG ou la corriger.</w:t>
+            </w:r>
+          </w:p>
+        </w:tc>
+      </w:tr>
+      <w:tr>
+        <w:tc>
+          <w:tcPr>
+            <w:tcW w:type="dxa" w:w="964"/>
+          </w:tcPr>
+          <w:p>
+            <w:r>
+              <w:rPr>
+                <w:b/>
+                <w:i w:val="0"/>
+                <w:color w:val="EA580C"/>
+                <w:sz w:val="16"/>
+              </w:rPr>
+              <w:t>Moyenne</w:t>
+            </w:r>
+          </w:p>
+        </w:tc>
+        <w:tc>
+          <w:tcPr>
+            <w:tcW w:type="dxa" w:w="1247"/>
+          </w:tcPr>
+          <w:p>
+            <w:r>
+              <w:rPr>
+                <w:b/>
+                <w:i w:val="0"/>
+                <w:sz w:val="16"/>
+              </w:rPr>
+              <w:t>S09</w:t>
+              <w:br/>
+            </w:r>
+            <w:r>
+              <w:rPr>
+                <w:b w:val="0"/>
+                <w:i w:val="0"/>
+                <w:color w:val="64748B"/>
+                <w:sz w:val="14"/>
+              </w:rPr>
+              <w:t>Dépenses non alimentaires</w:t>
+            </w:r>
+          </w:p>
+        </w:tc>
+        <w:tc>
+          <w:tcPr>
+            <w:tcW w:type="dxa" w:w="1531"/>
+          </w:tcPr>
+          <w:p>
+            <w:r>
+              <w:rPr>
+                <w:b/>
+                <w:i w:val="0"/>
+                <w:color w:val="16A34A"/>
+                <w:sz w:val="16"/>
+              </w:rPr>
+              <w:t>—</w:t>
+            </w:r>
+          </w:p>
+        </w:tc>
+        <w:tc>
+          <w:tcPr>
+            <w:tcW w:type="dxa" w:w="1191"/>
+          </w:tcPr>
+          <w:p>
+            <w:r>
+              <w:rPr>
+                <w:b w:val="0"/>
+                <w:i w:val="0"/>
+                <w:color w:val="64748B"/>
+                <w:sz w:val="16"/>
+              </w:rPr>
+              <w:t>GT-CQ</w:t>
+            </w:r>
+          </w:p>
+        </w:tc>
+        <w:tc>
+          <w:tcPr>
+            <w:tcW w:type="dxa" w:w="4706"/>
+          </w:tcPr>
+          <w:p>
+            <w:r>
+              <w:rPr>
+                <w:b w:val="0"/>
+                <w:i w:val="0"/>
+                <w:sz w:val="17"/>
+              </w:rPr>
+              <w:t>Attention ! La dépense du ménage de JULES CRISTIAN MENDY (80000 Fcfa) au cours de 30 derniers jours de Essence pour véhicule est relativement élevé.</w:t>
+            </w:r>
+          </w:p>
+        </w:tc>
+      </w:tr>
+      <w:tr>
+        <w:tc>
+          <w:tcPr>
+            <w:tcW w:type="dxa" w:w="964"/>
+          </w:tcPr>
+          <w:p>
+            <w:r>
+              <w:rPr>
+                <w:b/>
+                <w:i w:val="0"/>
+                <w:color w:val="EA580C"/>
+                <w:sz w:val="16"/>
+              </w:rPr>
+              <w:t>Moyenne</w:t>
+            </w:r>
+          </w:p>
+        </w:tc>
+        <w:tc>
+          <w:tcPr>
+            <w:tcW w:type="dxa" w:w="1247"/>
+          </w:tcPr>
+          <w:p>
+            <w:r>
+              <w:rPr>
+                <w:b/>
+                <w:i w:val="0"/>
+                <w:sz w:val="16"/>
+              </w:rPr>
+              <w:t>S09</w:t>
+              <w:br/>
+            </w:r>
+            <w:r>
+              <w:rPr>
+                <w:b w:val="0"/>
+                <w:i w:val="0"/>
+                <w:color w:val="64748B"/>
+                <w:sz w:val="14"/>
+              </w:rPr>
+              <w:t>Dépenses non alimentaires</w:t>
+            </w:r>
+          </w:p>
+        </w:tc>
+        <w:tc>
+          <w:tcPr>
+            <w:tcW w:type="dxa" w:w="1531"/>
+          </w:tcPr>
+          <w:p>
+            <w:r>
+              <w:rPr>
+                <w:b/>
+                <w:i w:val="0"/>
+                <w:color w:val="16A34A"/>
+                <w:sz w:val="16"/>
+              </w:rPr>
+              <w:t>—</w:t>
+            </w:r>
+          </w:p>
+        </w:tc>
+        <w:tc>
+          <w:tcPr>
+            <w:tcW w:type="dxa" w:w="1191"/>
+          </w:tcPr>
+          <w:p>
+            <w:r>
+              <w:rPr>
+                <w:b w:val="0"/>
+                <w:i w:val="0"/>
+                <w:color w:val="64748B"/>
+                <w:sz w:val="16"/>
+              </w:rPr>
+              <w:t>GT-CQ</w:t>
+            </w:r>
+          </w:p>
+        </w:tc>
+        <w:tc>
+          <w:tcPr>
+            <w:tcW w:type="dxa" w:w="4706"/>
+          </w:tcPr>
+          <w:p>
+            <w:r>
+              <w:rPr>
+                <w:b w:val="0"/>
+                <w:i w:val="0"/>
+                <w:sz w:val="17"/>
+              </w:rPr>
+              <w:t>Attention ! La dépense du ménage de JULES CRISTIAN MENDY (2000 Fcfa) au cours de 3 derniers mois de Papier aluminium pour cuisine est relativement élevé.</w:t>
+            </w:r>
+          </w:p>
+        </w:tc>
+      </w:tr>
+      <w:tr>
+        <w:tc>
+          <w:tcPr>
+            <w:tcW w:type="dxa" w:w="964"/>
+          </w:tcPr>
+          <w:p>
+            <w:r>
+              <w:rPr>
+                <w:b/>
+                <w:i w:val="0"/>
+                <w:color w:val="EA580C"/>
+                <w:sz w:val="16"/>
+              </w:rPr>
+              <w:t>Moyenne</w:t>
+            </w:r>
+          </w:p>
+        </w:tc>
+        <w:tc>
+          <w:tcPr>
+            <w:tcW w:type="dxa" w:w="1247"/>
+          </w:tcPr>
+          <w:p>
+            <w:r>
+              <w:rPr>
+                <w:b/>
+                <w:i w:val="0"/>
+                <w:sz w:val="16"/>
+              </w:rPr>
+              <w:t>S09</w:t>
+              <w:br/>
+            </w:r>
+            <w:r>
+              <w:rPr>
+                <w:b w:val="0"/>
+                <w:i w:val="0"/>
+                <w:color w:val="64748B"/>
+                <w:sz w:val="14"/>
+              </w:rPr>
+              <w:t>Dépenses non alimentaires</w:t>
+            </w:r>
+          </w:p>
+        </w:tc>
+        <w:tc>
+          <w:tcPr>
+            <w:tcW w:type="dxa" w:w="1531"/>
+          </w:tcPr>
+          <w:p>
+            <w:r>
+              <w:rPr>
+                <w:b/>
+                <w:i w:val="0"/>
+                <w:color w:val="16A34A"/>
+                <w:sz w:val="16"/>
+              </w:rPr>
+              <w:t>—</w:t>
+            </w:r>
+          </w:p>
+        </w:tc>
+        <w:tc>
+          <w:tcPr>
+            <w:tcW w:type="dxa" w:w="1191"/>
+          </w:tcPr>
+          <w:p>
+            <w:r>
+              <w:rPr>
+                <w:b w:val="0"/>
+                <w:i w:val="0"/>
+                <w:color w:val="64748B"/>
+                <w:sz w:val="16"/>
+              </w:rPr>
+              <w:t>GT-CQ</w:t>
+            </w:r>
+          </w:p>
+        </w:tc>
+        <w:tc>
+          <w:tcPr>
+            <w:tcW w:type="dxa" w:w="4706"/>
+          </w:tcPr>
+          <w:p>
+            <w:r>
+              <w:rPr>
+                <w:b w:val="0"/>
+                <w:i w:val="0"/>
+                <w:sz w:val="17"/>
+              </w:rPr>
+              <w:t>Prière de corriger ou de confirmer avec le QG.</w:t>
+            </w:r>
+          </w:p>
+        </w:tc>
+      </w:tr>
+      <w:tr>
+        <w:tc>
+          <w:tcPr>
+            <w:tcW w:type="dxa" w:w="964"/>
+          </w:tcPr>
+          <w:p>
+            <w:r>
+              <w:rPr>
+                <w:b/>
+                <w:i w:val="0"/>
+                <w:color w:val="EA580C"/>
+                <w:sz w:val="16"/>
+              </w:rPr>
+              <w:t>Moyenne</w:t>
+            </w:r>
+          </w:p>
+        </w:tc>
+        <w:tc>
+          <w:tcPr>
+            <w:tcW w:type="dxa" w:w="1247"/>
+          </w:tcPr>
+          <w:p>
+            <w:r>
+              <w:rPr>
+                <w:b/>
+                <w:i w:val="0"/>
+                <w:sz w:val="16"/>
+              </w:rPr>
+              <w:t>S09</w:t>
+              <w:br/>
+            </w:r>
+            <w:r>
+              <w:rPr>
+                <w:b w:val="0"/>
+                <w:i w:val="0"/>
+                <w:color w:val="64748B"/>
+                <w:sz w:val="14"/>
+              </w:rPr>
+              <w:t>Dépenses non alimentaires</w:t>
+            </w:r>
+          </w:p>
+        </w:tc>
+        <w:tc>
+          <w:tcPr>
+            <w:tcW w:type="dxa" w:w="1531"/>
+          </w:tcPr>
+          <w:p>
+            <w:r>
+              <w:rPr>
+                <w:b/>
+                <w:i w:val="0"/>
+                <w:color w:val="16A34A"/>
+                <w:sz w:val="16"/>
+              </w:rPr>
+              <w:t>—</w:t>
+            </w:r>
+          </w:p>
+        </w:tc>
+        <w:tc>
+          <w:tcPr>
+            <w:tcW w:type="dxa" w:w="1191"/>
+          </w:tcPr>
+          <w:p>
+            <w:r>
+              <w:rPr>
+                <w:b w:val="0"/>
+                <w:i w:val="0"/>
+                <w:color w:val="64748B"/>
+                <w:sz w:val="16"/>
+              </w:rPr>
+              <w:t>GT-CQ</w:t>
+            </w:r>
+          </w:p>
+        </w:tc>
+        <w:tc>
+          <w:tcPr>
+            <w:tcW w:type="dxa" w:w="4706"/>
+          </w:tcPr>
+          <w:p>
+            <w:r>
+              <w:rPr>
+                <w:b w:val="0"/>
+                <w:i w:val="0"/>
+                <w:sz w:val="17"/>
+              </w:rPr>
+              <w:t>Attention ! La dépense du ménage de JULES CRISTIAN MENDY (3000 Fcfa) au cours de 6 derniers mois de Frais de confection et de réparation de vêtements femme: robe, pantalon, jupe, ensemble, réparation, location, etc.</w:t>
+            </w:r>
+          </w:p>
+        </w:tc>
+      </w:tr>
+      <w:tr>
+        <w:tc>
+          <w:tcPr>
+            <w:tcW w:type="dxa" w:w="964"/>
+          </w:tcPr>
+          <w:p>
+            <w:r>
+              <w:rPr>
+                <w:b/>
+                <w:i w:val="0"/>
+                <w:color w:val="EA580C"/>
+                <w:sz w:val="16"/>
+              </w:rPr>
+              <w:t>Moyenne</w:t>
+            </w:r>
+          </w:p>
+        </w:tc>
+        <w:tc>
+          <w:tcPr>
+            <w:tcW w:type="dxa" w:w="1247"/>
+          </w:tcPr>
+          <w:p>
+            <w:r>
+              <w:rPr>
+                <w:b/>
+                <w:i w:val="0"/>
+                <w:sz w:val="16"/>
+              </w:rPr>
+              <w:t>S09</w:t>
+              <w:br/>
+            </w:r>
+            <w:r>
+              <w:rPr>
+                <w:b w:val="0"/>
+                <w:i w:val="0"/>
+                <w:color w:val="64748B"/>
+                <w:sz w:val="14"/>
+              </w:rPr>
+              <w:t>Dépenses non alimentaires</w:t>
+            </w:r>
+          </w:p>
+        </w:tc>
+        <w:tc>
+          <w:tcPr>
+            <w:tcW w:type="dxa" w:w="1531"/>
+          </w:tcPr>
+          <w:p>
+            <w:r>
+              <w:rPr>
+                <w:b/>
+                <w:i w:val="0"/>
+                <w:color w:val="16A34A"/>
+                <w:sz w:val="16"/>
+              </w:rPr>
+              <w:t>—</w:t>
+            </w:r>
+          </w:p>
+        </w:tc>
+        <w:tc>
+          <w:tcPr>
+            <w:tcW w:type="dxa" w:w="1191"/>
+          </w:tcPr>
+          <w:p>
+            <w:r>
+              <w:rPr>
+                <w:b w:val="0"/>
+                <w:i w:val="0"/>
+                <w:color w:val="64748B"/>
+                <w:sz w:val="16"/>
+              </w:rPr>
+              <w:t>GT-CQ</w:t>
+            </w:r>
+          </w:p>
+        </w:tc>
+        <w:tc>
+          <w:tcPr>
+            <w:tcW w:type="dxa" w:w="4706"/>
+          </w:tcPr>
+          <w:p>
+            <w:r>
+              <w:rPr>
+                <w:b w:val="0"/>
+                <w:i w:val="0"/>
+                <w:sz w:val="17"/>
+              </w:rPr>
+              <w:t>est relativement élevé.</w:t>
+            </w:r>
+          </w:p>
+        </w:tc>
+      </w:tr>
+      <w:tr>
+        <w:tc>
+          <w:tcPr>
+            <w:tcW w:type="dxa" w:w="964"/>
+          </w:tcPr>
+          <w:p>
+            <w:r>
+              <w:rPr>
+                <w:b/>
+                <w:i w:val="0"/>
+                <w:color w:val="EA580C"/>
+                <w:sz w:val="16"/>
+              </w:rPr>
+              <w:t>Moyenne</w:t>
+            </w:r>
+          </w:p>
+        </w:tc>
+        <w:tc>
+          <w:tcPr>
+            <w:tcW w:type="dxa" w:w="1247"/>
+          </w:tcPr>
+          <w:p>
+            <w:r>
+              <w:rPr>
+                <w:b/>
+                <w:i w:val="0"/>
+                <w:sz w:val="16"/>
+              </w:rPr>
+              <w:t>S09</w:t>
+              <w:br/>
+            </w:r>
+            <w:r>
+              <w:rPr>
+                <w:b w:val="0"/>
+                <w:i w:val="0"/>
+                <w:color w:val="64748B"/>
+                <w:sz w:val="14"/>
+              </w:rPr>
+              <w:t>Dépenses non alimentaires</w:t>
+            </w:r>
+          </w:p>
+        </w:tc>
+        <w:tc>
+          <w:tcPr>
+            <w:tcW w:type="dxa" w:w="1531"/>
+          </w:tcPr>
+          <w:p>
+            <w:r>
+              <w:rPr>
+                <w:b/>
+                <w:i w:val="0"/>
+                <w:color w:val="16A34A"/>
+                <w:sz w:val="16"/>
+              </w:rPr>
+              <w:t>—</w:t>
+            </w:r>
+          </w:p>
+        </w:tc>
+        <w:tc>
+          <w:tcPr>
+            <w:tcW w:type="dxa" w:w="1191"/>
+          </w:tcPr>
+          <w:p>
+            <w:r>
+              <w:rPr>
+                <w:b w:val="0"/>
+                <w:i w:val="0"/>
+                <w:color w:val="64748B"/>
+                <w:sz w:val="16"/>
+              </w:rPr>
+              <w:t>GT-CQ</w:t>
+            </w:r>
+          </w:p>
+        </w:tc>
+        <w:tc>
+          <w:tcPr>
+            <w:tcW w:type="dxa" w:w="4706"/>
+          </w:tcPr>
+          <w:p>
+            <w:r>
+              <w:rPr>
+                <w:b w:val="0"/>
+                <w:i w:val="0"/>
+                <w:sz w:val="17"/>
+              </w:rPr>
+              <w:t>Prière de corriger ou de confirmer avec le QG.</w:t>
+            </w:r>
+          </w:p>
+        </w:tc>
+      </w:tr>
+      <w:tr>
+        <w:tc>
+          <w:tcPr>
+            <w:tcW w:type="dxa" w:w="964"/>
+          </w:tcPr>
+          <w:p>
+            <w:r>
+              <w:rPr>
+                <w:b/>
+                <w:i w:val="0"/>
+                <w:color w:val="EA580C"/>
+                <w:sz w:val="16"/>
+              </w:rPr>
+              <w:t>Moyenne</w:t>
+            </w:r>
+          </w:p>
+        </w:tc>
+        <w:tc>
+          <w:tcPr>
+            <w:tcW w:type="dxa" w:w="1247"/>
+          </w:tcPr>
+          <w:p>
+            <w:r>
+              <w:rPr>
+                <w:b/>
+                <w:i w:val="0"/>
+                <w:sz w:val="16"/>
+              </w:rPr>
+              <w:t>S09</w:t>
+              <w:br/>
+            </w:r>
+            <w:r>
+              <w:rPr>
+                <w:b w:val="0"/>
+                <w:i w:val="0"/>
+                <w:color w:val="64748B"/>
+                <w:sz w:val="14"/>
+              </w:rPr>
+              <w:t>Dépenses non alimentaires</w:t>
+            </w:r>
+          </w:p>
+        </w:tc>
+        <w:tc>
+          <w:tcPr>
+            <w:tcW w:type="dxa" w:w="1531"/>
+          </w:tcPr>
+          <w:p>
+            <w:r>
+              <w:rPr>
+                <w:b/>
+                <w:i w:val="0"/>
+                <w:color w:val="16A34A"/>
+                <w:sz w:val="16"/>
+              </w:rPr>
+              <w:t>—</w:t>
+            </w:r>
+          </w:p>
+        </w:tc>
+        <w:tc>
+          <w:tcPr>
+            <w:tcW w:type="dxa" w:w="1191"/>
+          </w:tcPr>
+          <w:p>
+            <w:r>
+              <w:rPr>
+                <w:b w:val="0"/>
+                <w:i w:val="0"/>
+                <w:color w:val="64748B"/>
+                <w:sz w:val="16"/>
+              </w:rPr>
+              <w:t>GT-CQ</w:t>
+            </w:r>
+          </w:p>
+        </w:tc>
+        <w:tc>
+          <w:tcPr>
+            <w:tcW w:type="dxa" w:w="4706"/>
+          </w:tcPr>
+          <w:p>
+            <w:r>
+              <w:rPr>
+                <w:b w:val="0"/>
+                <w:i w:val="0"/>
+                <w:sz w:val="17"/>
+              </w:rPr>
+              <w:t>Attention ! La dépense du ménage de JULES CRISTIAN MENDY (30000 Fcfa) au cours de 6 derniers mois de Vêtements hommes (15 ans et plus): chemise, pantalon, veste, ensemble, vêtements de travail, etc.</w:t>
+            </w:r>
+          </w:p>
+        </w:tc>
+      </w:tr>
+      <w:tr>
+        <w:tc>
+          <w:tcPr>
+            <w:tcW w:type="dxa" w:w="964"/>
+          </w:tcPr>
+          <w:p>
+            <w:r>
+              <w:rPr>
+                <w:b/>
+                <w:i w:val="0"/>
+                <w:color w:val="EA580C"/>
+                <w:sz w:val="16"/>
+              </w:rPr>
+              <w:t>Moyenne</w:t>
+            </w:r>
+          </w:p>
+        </w:tc>
+        <w:tc>
+          <w:tcPr>
+            <w:tcW w:type="dxa" w:w="1247"/>
+          </w:tcPr>
+          <w:p>
+            <w:r>
+              <w:rPr>
+                <w:b/>
+                <w:i w:val="0"/>
+                <w:sz w:val="16"/>
+              </w:rPr>
+              <w:t>S09</w:t>
+              <w:br/>
+            </w:r>
+            <w:r>
+              <w:rPr>
+                <w:b w:val="0"/>
+                <w:i w:val="0"/>
+                <w:color w:val="64748B"/>
+                <w:sz w:val="14"/>
+              </w:rPr>
+              <w:t>Dépenses non alimentaires</w:t>
+            </w:r>
+          </w:p>
+        </w:tc>
+        <w:tc>
+          <w:tcPr>
+            <w:tcW w:type="dxa" w:w="1531"/>
+          </w:tcPr>
+          <w:p>
+            <w:r>
+              <w:rPr>
+                <w:b/>
+                <w:i w:val="0"/>
+                <w:color w:val="16A34A"/>
+                <w:sz w:val="16"/>
+              </w:rPr>
+              <w:t>—</w:t>
+            </w:r>
+          </w:p>
+        </w:tc>
+        <w:tc>
+          <w:tcPr>
+            <w:tcW w:type="dxa" w:w="1191"/>
+          </w:tcPr>
+          <w:p>
+            <w:r>
+              <w:rPr>
+                <w:b w:val="0"/>
+                <w:i w:val="0"/>
+                <w:color w:val="64748B"/>
+                <w:sz w:val="16"/>
+              </w:rPr>
+              <w:t>GT-CQ</w:t>
+            </w:r>
+          </w:p>
+        </w:tc>
+        <w:tc>
+          <w:tcPr>
+            <w:tcW w:type="dxa" w:w="4706"/>
+          </w:tcPr>
+          <w:p>
+            <w:r>
+              <w:rPr>
+                <w:b w:val="0"/>
+                <w:i w:val="0"/>
+                <w:sz w:val="17"/>
+              </w:rPr>
+              <w:t>Attention ! La dépense du ménage de JULES CRISTIAN MENDY (47000 Fcfa) au cours de 6 derniers mois de Frais de confection et de réparation de vêtements enfants est relativement élevé.</w:t>
+            </w:r>
+          </w:p>
+        </w:tc>
+      </w:tr>
+      <w:tr>
+        <w:tc>
+          <w:tcPr>
+            <w:tcW w:type="dxa" w:w="964"/>
+          </w:tcPr>
+          <w:p>
+            <w:r>
+              <w:rPr>
+                <w:b/>
+                <w:i w:val="0"/>
+                <w:color w:val="EA580C"/>
+                <w:sz w:val="16"/>
+              </w:rPr>
+              <w:t>Moyenne</w:t>
+            </w:r>
+          </w:p>
+        </w:tc>
+        <w:tc>
+          <w:tcPr>
+            <w:tcW w:type="dxa" w:w="1247"/>
+          </w:tcPr>
+          <w:p>
+            <w:r>
+              <w:rPr>
+                <w:b/>
+                <w:i w:val="0"/>
+                <w:sz w:val="16"/>
+              </w:rPr>
+              <w:t>S09</w:t>
+              <w:br/>
+            </w:r>
+            <w:r>
+              <w:rPr>
+                <w:b w:val="0"/>
+                <w:i w:val="0"/>
+                <w:color w:val="64748B"/>
+                <w:sz w:val="14"/>
+              </w:rPr>
+              <w:t>Dépenses non alimentaires</w:t>
+            </w:r>
+          </w:p>
+        </w:tc>
+        <w:tc>
+          <w:tcPr>
+            <w:tcW w:type="dxa" w:w="1531"/>
+          </w:tcPr>
+          <w:p>
+            <w:r>
+              <w:rPr>
+                <w:b/>
+                <w:i w:val="0"/>
+                <w:color w:val="16A34A"/>
+                <w:sz w:val="16"/>
+              </w:rPr>
+              <w:t>—</w:t>
+            </w:r>
+          </w:p>
+        </w:tc>
+        <w:tc>
+          <w:tcPr>
+            <w:tcW w:type="dxa" w:w="1191"/>
+          </w:tcPr>
+          <w:p>
+            <w:r>
+              <w:rPr>
+                <w:b w:val="0"/>
+                <w:i w:val="0"/>
+                <w:color w:val="64748B"/>
+                <w:sz w:val="16"/>
+              </w:rPr>
+              <w:t>GT-CQ</w:t>
+            </w:r>
+          </w:p>
+        </w:tc>
+        <w:tc>
+          <w:tcPr>
+            <w:tcW w:type="dxa" w:w="4706"/>
+          </w:tcPr>
+          <w:p>
+            <w:r>
+              <w:rPr>
+                <w:b w:val="0"/>
+                <w:i w:val="0"/>
+                <w:sz w:val="17"/>
+              </w:rPr>
+              <w:t>Attention ! La dépense du ménage de JULES CRISTIAN MENDY (17000 Fcfa) au cours de 12 derniers mois de Autres ustensiles de ménage: seau, bouilloire, biberon, poubelle, tasses, cafétière non électrique, théière, calebasse, louche, jarre, canari, mortier, pilon, etc est relativement élevé.</w:t>
+            </w:r>
+          </w:p>
+        </w:tc>
+      </w:tr>
+      <w:tr>
+        <w:tc>
+          <w:tcPr>
+            <w:tcW w:type="dxa" w:w="964"/>
+          </w:tcPr>
+          <w:p>
+            <w:r>
+              <w:rPr>
+                <w:b/>
+                <w:i w:val="0"/>
+                <w:color w:val="EA580C"/>
+                <w:sz w:val="16"/>
+              </w:rPr>
+              <w:t>Moyenne</w:t>
+            </w:r>
+          </w:p>
+        </w:tc>
+        <w:tc>
+          <w:tcPr>
+            <w:tcW w:type="dxa" w:w="1247"/>
+          </w:tcPr>
+          <w:p>
+            <w:r>
+              <w:rPr>
+                <w:b/>
+                <w:i w:val="0"/>
+                <w:sz w:val="16"/>
+              </w:rPr>
+              <w:t>S09</w:t>
+              <w:br/>
+            </w:r>
+            <w:r>
+              <w:rPr>
+                <w:b w:val="0"/>
+                <w:i w:val="0"/>
+                <w:color w:val="64748B"/>
+                <w:sz w:val="14"/>
+              </w:rPr>
+              <w:t>Dépenses non alimentaires</w:t>
+            </w:r>
+          </w:p>
+        </w:tc>
+        <w:tc>
+          <w:tcPr>
+            <w:tcW w:type="dxa" w:w="1531"/>
+          </w:tcPr>
+          <w:p>
+            <w:r>
+              <w:rPr>
+                <w:b/>
+                <w:i w:val="0"/>
+                <w:color w:val="16A34A"/>
+                <w:sz w:val="16"/>
+              </w:rPr>
+              <w:t>—</w:t>
+            </w:r>
+          </w:p>
+        </w:tc>
+        <w:tc>
+          <w:tcPr>
+            <w:tcW w:type="dxa" w:w="1191"/>
+          </w:tcPr>
+          <w:p>
+            <w:r>
+              <w:rPr>
+                <w:b w:val="0"/>
+                <w:i w:val="0"/>
+                <w:color w:val="64748B"/>
+                <w:sz w:val="16"/>
+              </w:rPr>
+              <w:t>GT-CQ</w:t>
+            </w:r>
+          </w:p>
+        </w:tc>
+        <w:tc>
+          <w:tcPr>
+            <w:tcW w:type="dxa" w:w="4706"/>
+          </w:tcPr>
+          <w:p>
+            <w:r>
+              <w:rPr>
+                <w:b w:val="0"/>
+                <w:i w:val="0"/>
+                <w:sz w:val="17"/>
+              </w:rPr>
+              <w:t>Prière de corriger ou de confirmer avec le QG.</w:t>
+            </w:r>
+          </w:p>
+        </w:tc>
+      </w:tr>
+      <w:tr>
+        <w:tc>
+          <w:tcPr>
+            <w:tcW w:type="dxa" w:w="964"/>
+          </w:tcPr>
+          <w:p>
+            <w:r>
+              <w:rPr>
+                <w:b/>
+                <w:i w:val="0"/>
+                <w:color w:val="EA580C"/>
+                <w:sz w:val="16"/>
+              </w:rPr>
+              <w:t>Moyenne</w:t>
             </w:r>
           </w:p>
         </w:tc>
@@ -1174,7 +5674,7 @@
                 <w:color w:val="16A34A"/>
                 <w:sz w:val="16"/>
               </w:rPr>
-              <w:t>—</w:t>
+              <w:t>s00q11, s01q03b, s01q04b, s02q01__1, s02q02__1, s02q03__1, s02q04, s02q15</w:t>
             </w:r>
           </w:p>
         </w:tc>
@@ -1205,7 +5705,7 @@
                 <w:i w:val="0"/>
                 <w:sz w:val="17"/>
               </w:rPr>
-              <w:t>Incoherence!! Le ménage a depensé .</w:t>
+              <w:t>Le montant (200000 FCFA) du loyer mensuel payé pour un logement comme le votre (Maison à Etage) dans ce village/quartier est trop élevé, Veuillez s'il vous plaît corriger cette information.</w:t>
             </w:r>
           </w:p>
         </w:tc>
@@ -1220,10 +5720,10 @@
               <w:rPr>
                 <w:b/>
                 <w:i w:val="0"/>
-                <w:color w:val="DC2626"/>
-                <w:sz w:val="16"/>
-              </w:rPr>
-              <w:t>Haute</w:t>
+                <w:color w:val="EA580C"/>
+                <w:sz w:val="16"/>
+              </w:rPr>
+              <w:t>Moyenne</w:t>
             </w:r>
           </w:p>
         </w:tc>
@@ -1264,7 +5764,7 @@
                 <w:color w:val="16A34A"/>
                 <w:sz w:val="16"/>
               </w:rPr>
-              <w:t>s01q29, s01q31, s04q24, s00q04, s11q21, s09fq03, s09fq011</w:t>
+              <w:t>s01q23, s01q00b, s01q23_autre</w:t>
             </w:r>
           </w:p>
         </w:tc>
@@ -1295,7 +5795,7 @@
                 <w:i w:val="0"/>
                 <w:sz w:val="17"/>
               </w:rPr>
-              <w:t>FCFA dans Frais de connexion au réseau de distribution d'eau mais dit ne pas être connecté à un réseau d'eau courante, prière de corriger cette incoherence</w:t>
+              <w:t>La principale source d'approvisionnement en eau du ménage est EAU DEMINÉRALISÉ VENDU PAR DIAMO et semble exister dans les modalités, prière de prendre attache avec le QG pour plus d'explication afin de la classer bien.</w:t>
             </w:r>
           </w:p>
         </w:tc>
@@ -1310,10 +5810,10 @@
               <w:rPr>
                 <w:b/>
                 <w:i w:val="0"/>
-                <w:color w:val="DC2626"/>
-                <w:sz w:val="16"/>
-              </w:rPr>
-              <w:t>Haute</w:t>
+                <w:color w:val="EA580C"/>
+                <w:sz w:val="16"/>
+              </w:rPr>
+              <w:t>Moyenne</w:t>
             </w:r>
           </w:p>
         </w:tc>
@@ -1328,7 +5828,7 @@
                 <w:i w:val="0"/>
                 <w:sz w:val="16"/>
               </w:rPr>
-              <w:t>S13</w:t>
+              <w:t>S11</w:t>
               <w:br/>
             </w:r>
             <w:r>
@@ -1338,7 +5838,7 @@
                 <w:color w:val="64748B"/>
                 <w:sz w:val="14"/>
               </w:rPr>
-              <w:t>Transferts</w:t>
+              <w:t>Logement / cadre de vie</w:t>
             </w:r>
           </w:p>
         </w:tc>
@@ -1354,7 +5854,7 @@
                 <w:color w:val="16A34A"/>
                 <w:sz w:val="16"/>
               </w:rPr>
-              <w:t>s00q27, s01q00a, s01q12, s01q13, s02q04, s03q11, s03q12, s01q01</w:t>
+              <w:t>s01q23, s01q00b, s01q23_autre</w:t>
             </w:r>
           </w:p>
         </w:tc>
@@ -1385,5047 +5885,7 @@
                 <w:i w:val="0"/>
                 <w:sz w:val="17"/>
               </w:rPr>
-              <w:t>L'âge du béneficiaire d'argent dans la section 13b (Transfert emis) semble incoherent voir élévé, prière de verifier ou corriger.</w:t>
-            </w:r>
-          </w:p>
-        </w:tc>
-      </w:tr>
-      <w:tr>
-        <w:tc>
-          <w:tcPr>
-            <w:tcW w:type="dxa" w:w="964"/>
-          </w:tcPr>
-          <w:p>
-            <w:r>
-              <w:rPr>
-                <w:b/>
-                <w:i w:val="0"/>
-                <w:color w:val="DC2626"/>
-                <w:sz w:val="16"/>
-              </w:rPr>
-              <w:t>Haute</w:t>
-            </w:r>
-          </w:p>
-        </w:tc>
-        <w:tc>
-          <w:tcPr>
-            <w:tcW w:type="dxa" w:w="1247"/>
-          </w:tcPr>
-          <w:p>
-            <w:r>
-              <w:rPr>
-                <w:b/>
-                <w:i w:val="0"/>
-                <w:sz w:val="16"/>
-              </w:rPr>
-              <w:t>S20</w:t>
-              <w:br/>
-            </w:r>
-            <w:r>
-              <w:rPr>
-                <w:b w:val="0"/>
-                <w:i w:val="0"/>
-                <w:color w:val="64748B"/>
-                <w:sz w:val="14"/>
-              </w:rPr>
-              <w:t>Gouvernance / autres</w:t>
-            </w:r>
-          </w:p>
-        </w:tc>
-        <w:tc>
-          <w:tcPr>
-            <w:tcW w:type="dxa" w:w="1531"/>
-          </w:tcPr>
-          <w:p>
-            <w:r>
-              <w:rPr>
-                <w:b/>
-                <w:i w:val="0"/>
-                <w:color w:val="16A34A"/>
-                <w:sz w:val="16"/>
-              </w:rPr>
-              <w:t>—</w:t>
-            </w:r>
-          </w:p>
-        </w:tc>
-        <w:tc>
-          <w:tcPr>
-            <w:tcW w:type="dxa" w:w="1191"/>
-          </w:tcPr>
-          <w:p>
-            <w:r>
-              <w:rPr>
-                <w:b w:val="0"/>
-                <w:i w:val="0"/>
-                <w:color w:val="64748B"/>
-                <w:sz w:val="16"/>
-              </w:rPr>
-              <w:t>GT-CQ</w:t>
-            </w:r>
-          </w:p>
-        </w:tc>
-        <w:tc>
-          <w:tcPr>
-            <w:tcW w:type="dxa" w:w="4706"/>
-          </w:tcPr>
-          <w:p>
-            <w:r>
-              <w:rPr>
-                <w:b w:val="0"/>
-                <w:i w:val="0"/>
-                <w:sz w:val="17"/>
-              </w:rPr>
-              <w:t>Incohérence détectée ! Le ménage a précédemment déclaré vivre « Bien » ou « Assez bien » selon son revenu en 20A.02.</w:t>
-            </w:r>
-          </w:p>
-        </w:tc>
-      </w:tr>
-      <w:tr>
-        <w:tc>
-          <w:tcPr>
-            <w:tcW w:type="dxa" w:w="964"/>
-          </w:tcPr>
-          <w:p>
-            <w:r>
-              <w:rPr>
-                <w:b/>
-                <w:i w:val="0"/>
-                <w:color w:val="EA580C"/>
-                <w:sz w:val="16"/>
-              </w:rPr>
-              <w:t>Moyenne</w:t>
-            </w:r>
-          </w:p>
-        </w:tc>
-        <w:tc>
-          <w:tcPr>
-            <w:tcW w:type="dxa" w:w="1247"/>
-          </w:tcPr>
-          <w:p>
-            <w:r>
-              <w:rPr>
-                <w:b/>
-                <w:i w:val="0"/>
-                <w:sz w:val="16"/>
-              </w:rPr>
-              <w:t>S01</w:t>
-              <w:br/>
-            </w:r>
-            <w:r>
-              <w:rPr>
-                <w:b w:val="0"/>
-                <w:i w:val="0"/>
-                <w:color w:val="64748B"/>
-                <w:sz w:val="14"/>
-              </w:rPr>
-              <w:t>Démographie</w:t>
-            </w:r>
-          </w:p>
-        </w:tc>
-        <w:tc>
-          <w:tcPr>
-            <w:tcW w:type="dxa" w:w="1531"/>
-          </w:tcPr>
-          <w:p>
-            <w:r>
-              <w:rPr>
-                <w:b/>
-                <w:i w:val="0"/>
-                <w:color w:val="16A34A"/>
-                <w:sz w:val="16"/>
-              </w:rPr>
-              <w:t>—</w:t>
-            </w:r>
-          </w:p>
-        </w:tc>
-        <w:tc>
-          <w:tcPr>
-            <w:tcW w:type="dxa" w:w="1191"/>
-          </w:tcPr>
-          <w:p>
-            <w:r>
-              <w:rPr>
-                <w:b w:val="0"/>
-                <w:i w:val="0"/>
-                <w:color w:val="64748B"/>
-                <w:sz w:val="16"/>
-              </w:rPr>
-              <w:t>GT-CQ</w:t>
-            </w:r>
-          </w:p>
-        </w:tc>
-        <w:tc>
-          <w:tcPr>
-            <w:tcW w:type="dxa" w:w="4706"/>
-          </w:tcPr>
-          <w:p>
-            <w:r>
-              <w:rPr>
-                <w:b w:val="0"/>
-                <w:i w:val="0"/>
-                <w:sz w:val="17"/>
-              </w:rPr>
-              <w:t>Attention ! Le montant (10000 Fcfa) dépensé ou reçu en cadeau pour les cartes prépayées, les transferts de crédit et les abonnements de  EDOUARD MICHEL MENDY est relativement élevé par rapport aux autres montants depansés observés dans cette zone.</w:t>
-            </w:r>
-          </w:p>
-        </w:tc>
-      </w:tr>
-      <w:tr>
-        <w:tc>
-          <w:tcPr>
-            <w:tcW w:type="dxa" w:w="964"/>
-          </w:tcPr>
-          <w:p>
-            <w:r>
-              <w:rPr>
-                <w:b/>
-                <w:i w:val="0"/>
-                <w:color w:val="EA580C"/>
-                <w:sz w:val="16"/>
-              </w:rPr>
-              <w:t>Moyenne</w:t>
-            </w:r>
-          </w:p>
-        </w:tc>
-        <w:tc>
-          <w:tcPr>
-            <w:tcW w:type="dxa" w:w="1247"/>
-          </w:tcPr>
-          <w:p>
-            <w:r>
-              <w:rPr>
-                <w:b/>
-                <w:i w:val="0"/>
-                <w:sz w:val="16"/>
-              </w:rPr>
-              <w:t>S01</w:t>
-              <w:br/>
-            </w:r>
-            <w:r>
-              <w:rPr>
-                <w:b w:val="0"/>
-                <w:i w:val="0"/>
-                <w:color w:val="64748B"/>
-                <w:sz w:val="14"/>
-              </w:rPr>
-              <w:t>Démographie</w:t>
-            </w:r>
-          </w:p>
-        </w:tc>
-        <w:tc>
-          <w:tcPr>
-            <w:tcW w:type="dxa" w:w="1531"/>
-          </w:tcPr>
-          <w:p>
-            <w:r>
-              <w:rPr>
-                <w:b/>
-                <w:i w:val="0"/>
-                <w:color w:val="16A34A"/>
-                <w:sz w:val="16"/>
-              </w:rPr>
-              <w:t>—</w:t>
-            </w:r>
-          </w:p>
-        </w:tc>
-        <w:tc>
-          <w:tcPr>
-            <w:tcW w:type="dxa" w:w="1191"/>
-          </w:tcPr>
-          <w:p>
-            <w:r>
-              <w:rPr>
-                <w:b w:val="0"/>
-                <w:i w:val="0"/>
-                <w:color w:val="64748B"/>
-                <w:sz w:val="16"/>
-              </w:rPr>
-              <w:t>GT-CQ</w:t>
-            </w:r>
-          </w:p>
-        </w:tc>
-        <w:tc>
-          <w:tcPr>
-            <w:tcW w:type="dxa" w:w="4706"/>
-          </w:tcPr>
-          <w:p>
-            <w:r>
-              <w:rPr>
-                <w:b w:val="0"/>
-                <w:i w:val="0"/>
-                <w:sz w:val="17"/>
-              </w:rPr>
-              <w:t>Prière de corriger ou de confirmer avec le QG.</w:t>
-            </w:r>
-          </w:p>
-        </w:tc>
-      </w:tr>
-      <w:tr>
-        <w:tc>
-          <w:tcPr>
-            <w:tcW w:type="dxa" w:w="964"/>
-          </w:tcPr>
-          <w:p>
-            <w:r>
-              <w:rPr>
-                <w:b/>
-                <w:i w:val="0"/>
-                <w:color w:val="EA580C"/>
-                <w:sz w:val="16"/>
-              </w:rPr>
-              <w:t>Moyenne</w:t>
-            </w:r>
-          </w:p>
-        </w:tc>
-        <w:tc>
-          <w:tcPr>
-            <w:tcW w:type="dxa" w:w="1247"/>
-          </w:tcPr>
-          <w:p>
-            <w:r>
-              <w:rPr>
-                <w:b/>
-                <w:i w:val="0"/>
-                <w:sz w:val="16"/>
-              </w:rPr>
-              <w:t>S01</w:t>
-              <w:br/>
-            </w:r>
-            <w:r>
-              <w:rPr>
-                <w:b w:val="0"/>
-                <w:i w:val="0"/>
-                <w:color w:val="64748B"/>
-                <w:sz w:val="14"/>
-              </w:rPr>
-              <w:t>Démographie</w:t>
-            </w:r>
-          </w:p>
-        </w:tc>
-        <w:tc>
-          <w:tcPr>
-            <w:tcW w:type="dxa" w:w="1531"/>
-          </w:tcPr>
-          <w:p>
-            <w:r>
-              <w:rPr>
-                <w:b/>
-                <w:i w:val="0"/>
-                <w:color w:val="16A34A"/>
-                <w:sz w:val="16"/>
-              </w:rPr>
-              <w:t>s01q41a, s01q00b</w:t>
-            </w:r>
-          </w:p>
-        </w:tc>
-        <w:tc>
-          <w:tcPr>
-            <w:tcW w:type="dxa" w:w="1191"/>
-          </w:tcPr>
-          <w:p>
-            <w:r>
-              <w:rPr>
-                <w:b w:val="0"/>
-                <w:i w:val="0"/>
-                <w:color w:val="64748B"/>
-                <w:sz w:val="16"/>
-              </w:rPr>
-              <w:t>GT-CQ</w:t>
-            </w:r>
-          </w:p>
-        </w:tc>
-        <w:tc>
-          <w:tcPr>
-            <w:tcW w:type="dxa" w:w="4706"/>
-          </w:tcPr>
-          <w:p>
-            <w:r>
-              <w:rPr>
-                <w:b w:val="0"/>
-                <w:i w:val="0"/>
-                <w:sz w:val="17"/>
-              </w:rPr>
-              <w:t>Attention ! Le montant (10000 Fcfa) dépensé ou reçu en cadeau pour les recharges internet ou de forfaits de données mobiles(hors appels vocaux), aucours des 30 derniers jours de  EDOUARD MICHEL MENDY est relativement élevé par rapport aux autres montants depansés observés dans cette zone.</w:t>
-            </w:r>
-          </w:p>
-        </w:tc>
-      </w:tr>
-      <w:tr>
-        <w:tc>
-          <w:tcPr>
-            <w:tcW w:type="dxa" w:w="964"/>
-          </w:tcPr>
-          <w:p>
-            <w:r>
-              <w:rPr>
-                <w:b/>
-                <w:i w:val="0"/>
-                <w:color w:val="EA580C"/>
-                <w:sz w:val="16"/>
-              </w:rPr>
-              <w:t>Moyenne</w:t>
-            </w:r>
-          </w:p>
-        </w:tc>
-        <w:tc>
-          <w:tcPr>
-            <w:tcW w:type="dxa" w:w="1247"/>
-          </w:tcPr>
-          <w:p>
-            <w:r>
-              <w:rPr>
-                <w:b/>
-                <w:i w:val="0"/>
-                <w:sz w:val="16"/>
-              </w:rPr>
-              <w:t>S02</w:t>
-              <w:br/>
-            </w:r>
-            <w:r>
-              <w:rPr>
-                <w:b w:val="0"/>
-                <w:i w:val="0"/>
-                <w:color w:val="64748B"/>
-                <w:sz w:val="14"/>
-              </w:rPr>
-              <w:t>Éducation</w:t>
-            </w:r>
-          </w:p>
-        </w:tc>
-        <w:tc>
-          <w:tcPr>
-            <w:tcW w:type="dxa" w:w="1531"/>
-          </w:tcPr>
-          <w:p>
-            <w:r>
-              <w:rPr>
-                <w:b/>
-                <w:i w:val="0"/>
-                <w:color w:val="16A34A"/>
-                <w:sz w:val="16"/>
-              </w:rPr>
-              <w:t>—</w:t>
-            </w:r>
-          </w:p>
-        </w:tc>
-        <w:tc>
-          <w:tcPr>
-            <w:tcW w:type="dxa" w:w="1191"/>
-          </w:tcPr>
-          <w:p>
-            <w:r>
-              <w:rPr>
-                <w:b w:val="0"/>
-                <w:i w:val="0"/>
-                <w:color w:val="64748B"/>
-                <w:sz w:val="16"/>
-              </w:rPr>
-              <w:t>GT-CQ</w:t>
-            </w:r>
-          </w:p>
-        </w:tc>
-        <w:tc>
-          <w:tcPr>
-            <w:tcW w:type="dxa" w:w="4706"/>
-          </w:tcPr>
-          <w:p>
-            <w:r>
-              <w:rPr>
-                <w:b w:val="0"/>
-                <w:i w:val="0"/>
-                <w:sz w:val="17"/>
-              </w:rPr>
-              <w:t>veuillez, s'il vous plait, confirmer les frais de scolarité ( 10000 FCFA) payée de MONIQUE SAMBÉ avec le QG ou apporter les corrections nécessaires.</w:t>
-            </w:r>
-          </w:p>
-        </w:tc>
-      </w:tr>
-      <w:tr>
-        <w:tc>
-          <w:tcPr>
-            <w:tcW w:type="dxa" w:w="964"/>
-          </w:tcPr>
-          <w:p>
-            <w:r>
-              <w:rPr>
-                <w:b/>
-                <w:i w:val="0"/>
-                <w:color w:val="EA580C"/>
-                <w:sz w:val="16"/>
-              </w:rPr>
-              <w:t>Moyenne</w:t>
-            </w:r>
-          </w:p>
-        </w:tc>
-        <w:tc>
-          <w:tcPr>
-            <w:tcW w:type="dxa" w:w="1247"/>
-          </w:tcPr>
-          <w:p>
-            <w:r>
-              <w:rPr>
-                <w:b/>
-                <w:i w:val="0"/>
-                <w:sz w:val="16"/>
-              </w:rPr>
-              <w:t>S02</w:t>
-              <w:br/>
-            </w:r>
-            <w:r>
-              <w:rPr>
-                <w:b w:val="0"/>
-                <w:i w:val="0"/>
-                <w:color w:val="64748B"/>
-                <w:sz w:val="14"/>
-              </w:rPr>
-              <w:t>Éducation</w:t>
-            </w:r>
-          </w:p>
-        </w:tc>
-        <w:tc>
-          <w:tcPr>
-            <w:tcW w:type="dxa" w:w="1531"/>
-          </w:tcPr>
-          <w:p>
-            <w:r>
-              <w:rPr>
-                <w:b/>
-                <w:i w:val="0"/>
-                <w:color w:val="16A34A"/>
-                <w:sz w:val="16"/>
-              </w:rPr>
-              <w:t>—</w:t>
-            </w:r>
-          </w:p>
-        </w:tc>
-        <w:tc>
-          <w:tcPr>
-            <w:tcW w:type="dxa" w:w="1191"/>
-          </w:tcPr>
-          <w:p>
-            <w:r>
-              <w:rPr>
-                <w:b w:val="0"/>
-                <w:i w:val="0"/>
-                <w:color w:val="64748B"/>
-                <w:sz w:val="16"/>
-              </w:rPr>
-              <w:t>GT-CQ</w:t>
-            </w:r>
-          </w:p>
-        </w:tc>
-        <w:tc>
-          <w:tcPr>
-            <w:tcW w:type="dxa" w:w="4706"/>
-          </w:tcPr>
-          <w:p>
-            <w:r>
-              <w:rPr>
-                <w:b w:val="0"/>
-                <w:i w:val="0"/>
-                <w:sz w:val="17"/>
-              </w:rPr>
-              <w:t>veuillez, s'il vous plait, confirmer les frais de scolarité ( 5000 FCFA) payée de BERNARD CAPITAINE MENDY avec le QG ou apporter les corrections nécessaires.</w:t>
-            </w:r>
-          </w:p>
-        </w:tc>
-      </w:tr>
-      <w:tr>
-        <w:tc>
-          <w:tcPr>
-            <w:tcW w:type="dxa" w:w="964"/>
-          </w:tcPr>
-          <w:p>
-            <w:r>
-              <w:rPr>
-                <w:b/>
-                <w:i w:val="0"/>
-                <w:color w:val="EA580C"/>
-                <w:sz w:val="16"/>
-              </w:rPr>
-              <w:t>Moyenne</w:t>
-            </w:r>
-          </w:p>
-        </w:tc>
-        <w:tc>
-          <w:tcPr>
-            <w:tcW w:type="dxa" w:w="1247"/>
-          </w:tcPr>
-          <w:p>
-            <w:r>
-              <w:rPr>
-                <w:b/>
-                <w:i w:val="0"/>
-                <w:sz w:val="16"/>
-              </w:rPr>
-              <w:t>S02</w:t>
-              <w:br/>
-            </w:r>
-            <w:r>
-              <w:rPr>
-                <w:b w:val="0"/>
-                <w:i w:val="0"/>
-                <w:color w:val="64748B"/>
-                <w:sz w:val="14"/>
-              </w:rPr>
-              <w:t>Éducation</w:t>
-            </w:r>
-          </w:p>
-        </w:tc>
-        <w:tc>
-          <w:tcPr>
-            <w:tcW w:type="dxa" w:w="1531"/>
-          </w:tcPr>
-          <w:p>
-            <w:r>
-              <w:rPr>
-                <w:b/>
-                <w:i w:val="0"/>
-                <w:color w:val="16A34A"/>
-                <w:sz w:val="16"/>
-              </w:rPr>
-              <w:t>—</w:t>
-            </w:r>
-          </w:p>
-        </w:tc>
-        <w:tc>
-          <w:tcPr>
-            <w:tcW w:type="dxa" w:w="1191"/>
-          </w:tcPr>
-          <w:p>
-            <w:r>
-              <w:rPr>
-                <w:b w:val="0"/>
-                <w:i w:val="0"/>
-                <w:color w:val="64748B"/>
-                <w:sz w:val="16"/>
-              </w:rPr>
-              <w:t>GT-CQ</w:t>
-            </w:r>
-          </w:p>
-        </w:tc>
-        <w:tc>
-          <w:tcPr>
-            <w:tcW w:type="dxa" w:w="4706"/>
-          </w:tcPr>
-          <w:p>
-            <w:r>
-              <w:rPr>
-                <w:b w:val="0"/>
-                <w:i w:val="0"/>
-                <w:sz w:val="17"/>
-              </w:rPr>
-              <w:t>veuillez, s'il vous plait, confirmer les frais de scolarité ( 5000 FCFA) payée de DIMINGUA MENDY avec le QG ou apporter les corrections nécessaires.</w:t>
-            </w:r>
-          </w:p>
-        </w:tc>
-      </w:tr>
-      <w:tr>
-        <w:tc>
-          <w:tcPr>
-            <w:tcW w:type="dxa" w:w="964"/>
-          </w:tcPr>
-          <w:p>
-            <w:r>
-              <w:rPr>
-                <w:b/>
-                <w:i w:val="0"/>
-                <w:color w:val="EA580C"/>
-                <w:sz w:val="16"/>
-              </w:rPr>
-              <w:t>Moyenne</w:t>
-            </w:r>
-          </w:p>
-        </w:tc>
-        <w:tc>
-          <w:tcPr>
-            <w:tcW w:type="dxa" w:w="1247"/>
-          </w:tcPr>
-          <w:p>
-            <w:r>
-              <w:rPr>
-                <w:b/>
-                <w:i w:val="0"/>
-                <w:sz w:val="16"/>
-              </w:rPr>
-              <w:t>S02</w:t>
-              <w:br/>
-            </w:r>
-            <w:r>
-              <w:rPr>
-                <w:b w:val="0"/>
-                <w:i w:val="0"/>
-                <w:color w:val="64748B"/>
-                <w:sz w:val="14"/>
-              </w:rPr>
-              <w:t>Éducation</w:t>
-            </w:r>
-          </w:p>
-        </w:tc>
-        <w:tc>
-          <w:tcPr>
-            <w:tcW w:type="dxa" w:w="1531"/>
-          </w:tcPr>
-          <w:p>
-            <w:r>
-              <w:rPr>
-                <w:b/>
-                <w:i w:val="0"/>
-                <w:color w:val="16A34A"/>
-                <w:sz w:val="16"/>
-              </w:rPr>
-              <w:t>—</w:t>
-            </w:r>
-          </w:p>
-        </w:tc>
-        <w:tc>
-          <w:tcPr>
-            <w:tcW w:type="dxa" w:w="1191"/>
-          </w:tcPr>
-          <w:p>
-            <w:r>
-              <w:rPr>
-                <w:b w:val="0"/>
-                <w:i w:val="0"/>
-                <w:color w:val="64748B"/>
-                <w:sz w:val="16"/>
-              </w:rPr>
-              <w:t>GT-CQ</w:t>
-            </w:r>
-          </w:p>
-        </w:tc>
-        <w:tc>
-          <w:tcPr>
-            <w:tcW w:type="dxa" w:w="4706"/>
-          </w:tcPr>
-          <w:p>
-            <w:r>
-              <w:rPr>
-                <w:b w:val="0"/>
-                <w:i w:val="0"/>
-                <w:sz w:val="17"/>
-              </w:rPr>
-              <w:t>veuillez, s'il vous plait, confirmer les frais de scolarité ( 5000 FCFA) payée de MARIE ROSE MENDY avec le QG ou apporter les corrections nécessaires.</w:t>
-            </w:r>
-          </w:p>
-        </w:tc>
-      </w:tr>
-      <w:tr>
-        <w:tc>
-          <w:tcPr>
-            <w:tcW w:type="dxa" w:w="964"/>
-          </w:tcPr>
-          <w:p>
-            <w:r>
-              <w:rPr>
-                <w:b/>
-                <w:i w:val="0"/>
-                <w:color w:val="EA580C"/>
-                <w:sz w:val="16"/>
-              </w:rPr>
-              <w:t>Moyenne</w:t>
-            </w:r>
-          </w:p>
-        </w:tc>
-        <w:tc>
-          <w:tcPr>
-            <w:tcW w:type="dxa" w:w="1247"/>
-          </w:tcPr>
-          <w:p>
-            <w:r>
-              <w:rPr>
-                <w:b/>
-                <w:i w:val="0"/>
-                <w:sz w:val="16"/>
-              </w:rPr>
-              <w:t>S02</w:t>
-              <w:br/>
-            </w:r>
-            <w:r>
-              <w:rPr>
-                <w:b w:val="0"/>
-                <w:i w:val="0"/>
-                <w:color w:val="64748B"/>
-                <w:sz w:val="14"/>
-              </w:rPr>
-              <w:t>Éducation</w:t>
-            </w:r>
-          </w:p>
-        </w:tc>
-        <w:tc>
-          <w:tcPr>
-            <w:tcW w:type="dxa" w:w="1531"/>
-          </w:tcPr>
-          <w:p>
-            <w:r>
-              <w:rPr>
-                <w:b/>
-                <w:i w:val="0"/>
-                <w:color w:val="16A34A"/>
-                <w:sz w:val="16"/>
-              </w:rPr>
-              <w:t>s01q64, s00q04, s02q20, s02q25, s01q00b, s02q17_2, s02q15_2</w:t>
-            </w:r>
-          </w:p>
-        </w:tc>
-        <w:tc>
-          <w:tcPr>
-            <w:tcW w:type="dxa" w:w="1191"/>
-          </w:tcPr>
-          <w:p>
-            <w:r>
-              <w:rPr>
-                <w:b w:val="0"/>
-                <w:i w:val="0"/>
-                <w:color w:val="64748B"/>
-                <w:sz w:val="16"/>
-              </w:rPr>
-              <w:t>GT-CQ</w:t>
-            </w:r>
-          </w:p>
-        </w:tc>
-        <w:tc>
-          <w:tcPr>
-            <w:tcW w:type="dxa" w:w="4706"/>
-          </w:tcPr>
-          <w:p>
-            <w:r>
-              <w:rPr>
-                <w:b w:val="0"/>
-                <w:i w:val="0"/>
-                <w:sz w:val="17"/>
-              </w:rPr>
-              <w:t>Dans les milieux ruraux les frais d'uniformes de PATRICK DANIEL MENDY qui fréquente 1ére année de Secondaire 2 Général sont peut-être obligatoire et sont payés aussi dans les écoles privés, prière de verifier pour corriger ou confirmer avec le QG.</w:t>
-            </w:r>
-          </w:p>
-        </w:tc>
-      </w:tr>
-      <w:tr>
-        <w:tc>
-          <w:tcPr>
-            <w:tcW w:type="dxa" w:w="964"/>
-          </w:tcPr>
-          <w:p>
-            <w:r>
-              <w:rPr>
-                <w:b/>
-                <w:i w:val="0"/>
-                <w:color w:val="EA580C"/>
-                <w:sz w:val="16"/>
-              </w:rPr>
-              <w:t>Moyenne</w:t>
-            </w:r>
-          </w:p>
-        </w:tc>
-        <w:tc>
-          <w:tcPr>
-            <w:tcW w:type="dxa" w:w="1247"/>
-          </w:tcPr>
-          <w:p>
-            <w:r>
-              <w:rPr>
-                <w:b/>
-                <w:i w:val="0"/>
-                <w:sz w:val="16"/>
-              </w:rPr>
-              <w:t>S02</w:t>
-              <w:br/>
-            </w:r>
-            <w:r>
-              <w:rPr>
-                <w:b w:val="0"/>
-                <w:i w:val="0"/>
-                <w:color w:val="64748B"/>
-                <w:sz w:val="14"/>
-              </w:rPr>
-              <w:t>Éducation</w:t>
-            </w:r>
-          </w:p>
-        </w:tc>
-        <w:tc>
-          <w:tcPr>
-            <w:tcW w:type="dxa" w:w="1531"/>
-          </w:tcPr>
-          <w:p>
-            <w:r>
-              <w:rPr>
-                <w:b/>
-                <w:i w:val="0"/>
-                <w:color w:val="16A34A"/>
-                <w:sz w:val="16"/>
-              </w:rPr>
-              <w:t>—</w:t>
-            </w:r>
-          </w:p>
-        </w:tc>
-        <w:tc>
-          <w:tcPr>
-            <w:tcW w:type="dxa" w:w="1191"/>
-          </w:tcPr>
-          <w:p>
-            <w:r>
-              <w:rPr>
-                <w:b w:val="0"/>
-                <w:i w:val="0"/>
-                <w:color w:val="64748B"/>
-                <w:sz w:val="16"/>
-              </w:rPr>
-              <w:t>GT-CQ</w:t>
-            </w:r>
-          </w:p>
-        </w:tc>
-        <w:tc>
-          <w:tcPr>
-            <w:tcW w:type="dxa" w:w="4706"/>
-          </w:tcPr>
-          <w:p>
-            <w:r>
-              <w:rPr>
-                <w:b w:val="0"/>
-                <w:i w:val="0"/>
-                <w:sz w:val="17"/>
-              </w:rPr>
-              <w:t>Prière de vous adresser à JULES CRISTIAN MENDY pour avoir l'année exacte.</w:t>
-            </w:r>
-          </w:p>
-        </w:tc>
-      </w:tr>
-      <w:tr>
-        <w:tc>
-          <w:tcPr>
-            <w:tcW w:type="dxa" w:w="964"/>
-          </w:tcPr>
-          <w:p>
-            <w:r>
-              <w:rPr>
-                <w:b/>
-                <w:i w:val="0"/>
-                <w:color w:val="EA580C"/>
-                <w:sz w:val="16"/>
-              </w:rPr>
-              <w:t>Moyenne</w:t>
-            </w:r>
-          </w:p>
-        </w:tc>
-        <w:tc>
-          <w:tcPr>
-            <w:tcW w:type="dxa" w:w="1247"/>
-          </w:tcPr>
-          <w:p>
-            <w:r>
-              <w:rPr>
-                <w:b/>
-                <w:i w:val="0"/>
-                <w:sz w:val="16"/>
-              </w:rPr>
-              <w:t>S02</w:t>
-              <w:br/>
-            </w:r>
-            <w:r>
-              <w:rPr>
-                <w:b w:val="0"/>
-                <w:i w:val="0"/>
-                <w:color w:val="64748B"/>
-                <w:sz w:val="14"/>
-              </w:rPr>
-              <w:t>Éducation</w:t>
-            </w:r>
-          </w:p>
-        </w:tc>
-        <w:tc>
-          <w:tcPr>
-            <w:tcW w:type="dxa" w:w="1531"/>
-          </w:tcPr>
-          <w:p>
-            <w:r>
-              <w:rPr>
-                <w:b/>
-                <w:i w:val="0"/>
-                <w:color w:val="16A34A"/>
-                <w:sz w:val="16"/>
-              </w:rPr>
-              <w:t>—</w:t>
-            </w:r>
-          </w:p>
-        </w:tc>
-        <w:tc>
-          <w:tcPr>
-            <w:tcW w:type="dxa" w:w="1191"/>
-          </w:tcPr>
-          <w:p>
-            <w:r>
-              <w:rPr>
-                <w:b w:val="0"/>
-                <w:i w:val="0"/>
-                <w:color w:val="64748B"/>
-                <w:sz w:val="16"/>
-              </w:rPr>
-              <w:t>GT-CQ</w:t>
-            </w:r>
-          </w:p>
-        </w:tc>
-        <w:tc>
-          <w:tcPr>
-            <w:tcW w:type="dxa" w:w="4706"/>
-          </w:tcPr>
-          <w:p>
-            <w:r>
-              <w:rPr>
-                <w:b w:val="0"/>
-                <w:i w:val="0"/>
-                <w:sz w:val="17"/>
-              </w:rPr>
-              <w:t>Prière de vous adresser à MONIQUE MENDY pour avoir l'année exacte.</w:t>
-            </w:r>
-          </w:p>
-        </w:tc>
-      </w:tr>
-      <w:tr>
-        <w:tc>
-          <w:tcPr>
-            <w:tcW w:type="dxa" w:w="964"/>
-          </w:tcPr>
-          <w:p>
-            <w:r>
-              <w:rPr>
-                <w:b/>
-                <w:i w:val="0"/>
-                <w:color w:val="EA580C"/>
-                <w:sz w:val="16"/>
-              </w:rPr>
-              <w:t>Moyenne</w:t>
-            </w:r>
-          </w:p>
-        </w:tc>
-        <w:tc>
-          <w:tcPr>
-            <w:tcW w:type="dxa" w:w="1247"/>
-          </w:tcPr>
-          <w:p>
-            <w:r>
-              <w:rPr>
-                <w:b/>
-                <w:i w:val="0"/>
-                <w:sz w:val="16"/>
-              </w:rPr>
-              <w:t>S02</w:t>
-              <w:br/>
-            </w:r>
-            <w:r>
-              <w:rPr>
-                <w:b w:val="0"/>
-                <w:i w:val="0"/>
-                <w:color w:val="64748B"/>
-                <w:sz w:val="14"/>
-              </w:rPr>
-              <w:t>Éducation</w:t>
-            </w:r>
-          </w:p>
-        </w:tc>
-        <w:tc>
-          <w:tcPr>
-            <w:tcW w:type="dxa" w:w="1531"/>
-          </w:tcPr>
-          <w:p>
-            <w:r>
-              <w:rPr>
-                <w:b/>
-                <w:i w:val="0"/>
-                <w:color w:val="16A34A"/>
-                <w:sz w:val="16"/>
-              </w:rPr>
-              <w:t>s02q33, s01q03c</w:t>
-            </w:r>
-          </w:p>
-        </w:tc>
-        <w:tc>
-          <w:tcPr>
-            <w:tcW w:type="dxa" w:w="1191"/>
-          </w:tcPr>
-          <w:p>
-            <w:r>
-              <w:rPr>
-                <w:b w:val="0"/>
-                <w:i w:val="0"/>
-                <w:color w:val="64748B"/>
-                <w:sz w:val="16"/>
-              </w:rPr>
-              <w:t>Natif SuSo</w:t>
-            </w:r>
-          </w:p>
-        </w:tc>
-        <w:tc>
-          <w:tcPr>
-            <w:tcW w:type="dxa" w:w="4706"/>
-          </w:tcPr>
-          <w:p>
-            <w:r>
-              <w:rPr>
-                <w:b w:val="0"/>
-                <w:i w:val="0"/>
-                <w:sz w:val="17"/>
-              </w:rPr>
-              <w:t>Au vue de l'âge légal d'entré à l'école (3 ans) de l'année de naissance (%s01q03c%) de %rostertitle% Il est moins plausible que l'année à laquelle %rostertitle% ait fréquenté l'école pour la dernière fois soit celle indiquée.</w:t>
-            </w:r>
-          </w:p>
-        </w:tc>
-      </w:tr>
-      <w:tr>
-        <w:tc>
-          <w:tcPr>
-            <w:tcW w:type="dxa" w:w="964"/>
-          </w:tcPr>
-          <w:p>
-            <w:r>
-              <w:rPr>
-                <w:b/>
-                <w:i w:val="0"/>
-                <w:color w:val="EA580C"/>
-                <w:sz w:val="16"/>
-              </w:rPr>
-              <w:t>Moyenne</w:t>
-            </w:r>
-          </w:p>
-        </w:tc>
-        <w:tc>
-          <w:tcPr>
-            <w:tcW w:type="dxa" w:w="1247"/>
-          </w:tcPr>
-          <w:p>
-            <w:r>
-              <w:rPr>
-                <w:b/>
-                <w:i w:val="0"/>
-                <w:sz w:val="16"/>
-              </w:rPr>
-              <w:t>S03</w:t>
-              <w:br/>
-            </w:r>
-            <w:r>
-              <w:rPr>
-                <w:b w:val="0"/>
-                <w:i w:val="0"/>
-                <w:color w:val="64748B"/>
-                <w:sz w:val="14"/>
-              </w:rPr>
-              <w:t>Santé</w:t>
-            </w:r>
-          </w:p>
-        </w:tc>
-        <w:tc>
-          <w:tcPr>
-            <w:tcW w:type="dxa" w:w="1531"/>
-          </w:tcPr>
-          <w:p>
-            <w:r>
-              <w:rPr>
-                <w:b/>
-                <w:i w:val="0"/>
-                <w:color w:val="16A34A"/>
-                <w:sz w:val="16"/>
-              </w:rPr>
-              <w:t>—</w:t>
-            </w:r>
-          </w:p>
-        </w:tc>
-        <w:tc>
-          <w:tcPr>
-            <w:tcW w:type="dxa" w:w="1191"/>
-          </w:tcPr>
-          <w:p>
-            <w:r>
-              <w:rPr>
-                <w:b w:val="0"/>
-                <w:i w:val="0"/>
-                <w:color w:val="64748B"/>
-                <w:sz w:val="16"/>
-              </w:rPr>
-              <w:t>GT-CQ</w:t>
-            </w:r>
-          </w:p>
-        </w:tc>
-        <w:tc>
-          <w:tcPr>
-            <w:tcW w:type="dxa" w:w="4706"/>
-          </w:tcPr>
-          <w:p>
-            <w:r>
-              <w:rPr>
-                <w:b w:val="0"/>
-                <w:i w:val="0"/>
-                <w:sz w:val="17"/>
-              </w:rPr>
-              <w:t>Prière de vérifier le temps ou la distance auprès de l'enquêté et confirmer cette information avec le QG.</w:t>
-            </w:r>
-          </w:p>
-        </w:tc>
-      </w:tr>
-      <w:tr>
-        <w:tc>
-          <w:tcPr>
-            <w:tcW w:type="dxa" w:w="964"/>
-          </w:tcPr>
-          <w:p>
-            <w:r>
-              <w:rPr>
-                <w:b/>
-                <w:i w:val="0"/>
-                <w:color w:val="EA580C"/>
-                <w:sz w:val="16"/>
-              </w:rPr>
-              <w:t>Moyenne</w:t>
-            </w:r>
-          </w:p>
-        </w:tc>
-        <w:tc>
-          <w:tcPr>
-            <w:tcW w:type="dxa" w:w="1247"/>
-          </w:tcPr>
-          <w:p>
-            <w:r>
-              <w:rPr>
-                <w:b/>
-                <w:i w:val="0"/>
-                <w:sz w:val="16"/>
-              </w:rPr>
-              <w:t>S03</w:t>
-              <w:br/>
-            </w:r>
-            <w:r>
-              <w:rPr>
-                <w:b w:val="0"/>
-                <w:i w:val="0"/>
-                <w:color w:val="64748B"/>
-                <w:sz w:val="14"/>
-              </w:rPr>
-              <w:t>Santé</w:t>
-            </w:r>
-          </w:p>
-        </w:tc>
-        <w:tc>
-          <w:tcPr>
-            <w:tcW w:type="dxa" w:w="1531"/>
-          </w:tcPr>
-          <w:p>
-            <w:r>
-              <w:rPr>
-                <w:b/>
-                <w:i w:val="0"/>
-                <w:color w:val="16A34A"/>
-                <w:sz w:val="16"/>
-              </w:rPr>
-              <w:t>s01q41a, s02q20, s02q22, s03q07, s03q02, s01q00b, s03q02_autre</w:t>
-            </w:r>
-          </w:p>
-        </w:tc>
-        <w:tc>
-          <w:tcPr>
-            <w:tcW w:type="dxa" w:w="1191"/>
-          </w:tcPr>
-          <w:p>
-            <w:r>
-              <w:rPr>
-                <w:b w:val="0"/>
-                <w:i w:val="0"/>
-                <w:color w:val="64748B"/>
-                <w:sz w:val="16"/>
-              </w:rPr>
-              <w:t>GT-CQ</w:t>
-            </w:r>
-          </w:p>
-        </w:tc>
-        <w:tc>
-          <w:tcPr>
-            <w:tcW w:type="dxa" w:w="4706"/>
-          </w:tcPr>
-          <w:p>
-            <w:r>
-              <w:rPr>
-                <w:b w:val="0"/>
-                <w:i w:val="0"/>
-                <w:sz w:val="17"/>
-              </w:rPr>
-              <w:t>Le principal problème de santé que MONIQUE MENDY a eu est GLYCÉMIE, prière de prendre attache avec le QG pour plus d'explication afin de le classer bien.</w:t>
-            </w:r>
-          </w:p>
-        </w:tc>
-      </w:tr>
-      <w:tr>
-        <w:tc>
-          <w:tcPr>
-            <w:tcW w:type="dxa" w:w="964"/>
-          </w:tcPr>
-          <w:p>
-            <w:r>
-              <w:rPr>
-                <w:b/>
-                <w:i w:val="0"/>
-                <w:color w:val="EA580C"/>
-                <w:sz w:val="16"/>
-              </w:rPr>
-              <w:t>Moyenne</w:t>
-            </w:r>
-          </w:p>
-        </w:tc>
-        <w:tc>
-          <w:tcPr>
-            <w:tcW w:type="dxa" w:w="1247"/>
-          </w:tcPr>
-          <w:p>
-            <w:r>
-              <w:rPr>
-                <w:b/>
-                <w:i w:val="0"/>
-                <w:sz w:val="16"/>
-              </w:rPr>
-              <w:t>S04</w:t>
-              <w:br/>
-            </w:r>
-            <w:r>
-              <w:rPr>
-                <w:b w:val="0"/>
-                <w:i w:val="0"/>
-                <w:color w:val="64748B"/>
-                <w:sz w:val="14"/>
-              </w:rPr>
-              <w:t>Emploi</w:t>
-            </w:r>
-          </w:p>
-        </w:tc>
-        <w:tc>
-          <w:tcPr>
-            <w:tcW w:type="dxa" w:w="1531"/>
-          </w:tcPr>
-          <w:p>
-            <w:r>
-              <w:rPr>
-                <w:b/>
-                <w:i w:val="0"/>
-                <w:color w:val="16A34A"/>
-                <w:sz w:val="16"/>
-              </w:rPr>
-              <w:t>—</w:t>
-            </w:r>
-          </w:p>
-        </w:tc>
-        <w:tc>
-          <w:tcPr>
-            <w:tcW w:type="dxa" w:w="1191"/>
-          </w:tcPr>
-          <w:p>
-            <w:r>
-              <w:rPr>
-                <w:b w:val="0"/>
-                <w:i w:val="0"/>
-                <w:color w:val="64748B"/>
-                <w:sz w:val="16"/>
-              </w:rPr>
-              <w:t>GT-CQ</w:t>
-            </w:r>
-          </w:p>
-        </w:tc>
-        <w:tc>
-          <w:tcPr>
-            <w:tcW w:type="dxa" w:w="4706"/>
-          </w:tcPr>
-          <w:p>
-            <w:r>
-              <w:rPr>
-                <w:b w:val="0"/>
-                <w:i w:val="0"/>
-                <w:sz w:val="17"/>
-              </w:rPr>
-              <w:t>Attention ! Le nombre de jours (6 jours) que MONIQUE MENDY a travaillés par mois semble être inférieur à 15.</w:t>
-            </w:r>
-          </w:p>
-        </w:tc>
-      </w:tr>
-      <w:tr>
-        <w:tc>
-          <w:tcPr>
-            <w:tcW w:type="dxa" w:w="964"/>
-          </w:tcPr>
-          <w:p>
-            <w:r>
-              <w:rPr>
-                <w:b/>
-                <w:i w:val="0"/>
-                <w:color w:val="EA580C"/>
-                <w:sz w:val="16"/>
-              </w:rPr>
-              <w:t>Moyenne</w:t>
-            </w:r>
-          </w:p>
-        </w:tc>
-        <w:tc>
-          <w:tcPr>
-            <w:tcW w:type="dxa" w:w="1247"/>
-          </w:tcPr>
-          <w:p>
-            <w:r>
-              <w:rPr>
-                <w:b/>
-                <w:i w:val="0"/>
-                <w:sz w:val="16"/>
-              </w:rPr>
-              <w:t>S04</w:t>
-              <w:br/>
-            </w:r>
-            <w:r>
-              <w:rPr>
-                <w:b w:val="0"/>
-                <w:i w:val="0"/>
-                <w:color w:val="64748B"/>
-                <w:sz w:val="14"/>
-              </w:rPr>
-              <w:t>Emploi</w:t>
-            </w:r>
-          </w:p>
-        </w:tc>
-        <w:tc>
-          <w:tcPr>
-            <w:tcW w:type="dxa" w:w="1531"/>
-          </w:tcPr>
-          <w:p>
-            <w:r>
-              <w:rPr>
-                <w:b/>
-                <w:i w:val="0"/>
-                <w:color w:val="16A34A"/>
-                <w:sz w:val="16"/>
-              </w:rPr>
-              <w:t>—</w:t>
-            </w:r>
-          </w:p>
-        </w:tc>
-        <w:tc>
-          <w:tcPr>
-            <w:tcW w:type="dxa" w:w="1191"/>
-          </w:tcPr>
-          <w:p>
-            <w:r>
-              <w:rPr>
-                <w:b w:val="0"/>
-                <w:i w:val="0"/>
-                <w:color w:val="64748B"/>
-                <w:sz w:val="16"/>
-              </w:rPr>
-              <w:t>GT-CQ</w:t>
-            </w:r>
-          </w:p>
-        </w:tc>
-        <w:tc>
-          <w:tcPr>
-            <w:tcW w:type="dxa" w:w="4706"/>
-          </w:tcPr>
-          <w:p>
-            <w:r>
-              <w:rPr>
-                <w:b w:val="0"/>
-                <w:i w:val="0"/>
-                <w:sz w:val="17"/>
-              </w:rPr>
-              <w:t>Veuillez, s'il vous plaît, confirmer cette information.</w:t>
-            </w:r>
-          </w:p>
-        </w:tc>
-      </w:tr>
-      <w:tr>
-        <w:tc>
-          <w:tcPr>
-            <w:tcW w:type="dxa" w:w="964"/>
-          </w:tcPr>
-          <w:p>
-            <w:r>
-              <w:rPr>
-                <w:b/>
-                <w:i w:val="0"/>
-                <w:color w:val="EA580C"/>
-                <w:sz w:val="16"/>
-              </w:rPr>
-              <w:t>Moyenne</w:t>
-            </w:r>
-          </w:p>
-        </w:tc>
-        <w:tc>
-          <w:tcPr>
-            <w:tcW w:type="dxa" w:w="1247"/>
-          </w:tcPr>
-          <w:p>
-            <w:r>
-              <w:rPr>
-                <w:b/>
-                <w:i w:val="0"/>
-                <w:sz w:val="16"/>
-              </w:rPr>
-              <w:t>S04</w:t>
-              <w:br/>
-            </w:r>
-            <w:r>
-              <w:rPr>
-                <w:b w:val="0"/>
-                <w:i w:val="0"/>
-                <w:color w:val="64748B"/>
-                <w:sz w:val="14"/>
-              </w:rPr>
-              <w:t>Emploi</w:t>
-            </w:r>
-          </w:p>
-        </w:tc>
-        <w:tc>
-          <w:tcPr>
-            <w:tcW w:type="dxa" w:w="1531"/>
-          </w:tcPr>
-          <w:p>
-            <w:r>
-              <w:rPr>
-                <w:b/>
-                <w:i w:val="0"/>
-                <w:color w:val="16A34A"/>
-                <w:sz w:val="16"/>
-              </w:rPr>
-              <w:t>s01q47__1, s01q47__2, s01q47__3, s01q47__4, s01q47__5, s01q47__6, s01q47__7, s02q15</w:t>
-            </w:r>
-          </w:p>
-        </w:tc>
-        <w:tc>
-          <w:tcPr>
-            <w:tcW w:type="dxa" w:w="1191"/>
-          </w:tcPr>
-          <w:p>
-            <w:r>
-              <w:rPr>
-                <w:b w:val="0"/>
-                <w:i w:val="0"/>
-                <w:color w:val="64748B"/>
-                <w:sz w:val="16"/>
-              </w:rPr>
-              <w:t>GT-CQ</w:t>
-            </w:r>
-          </w:p>
-        </w:tc>
-        <w:tc>
-          <w:tcPr>
-            <w:tcW w:type="dxa" w:w="4706"/>
-          </w:tcPr>
-          <w:p>
-            <w:r>
-              <w:rPr>
-                <w:b w:val="0"/>
-                <w:i w:val="0"/>
-                <w:sz w:val="17"/>
-              </w:rPr>
-              <w:t>Attention! le nombre d'heure (3 heures) que MONIQUE MENDY a travaillé par jour semble faible, veuillez s'il vous plait confirmer cette information avec le QG.</w:t>
-            </w:r>
-          </w:p>
-        </w:tc>
-      </w:tr>
-      <w:tr>
-        <w:tc>
-          <w:tcPr>
-            <w:tcW w:type="dxa" w:w="964"/>
-          </w:tcPr>
-          <w:p>
-            <w:r>
-              <w:rPr>
-                <w:b/>
-                <w:i w:val="0"/>
-                <w:color w:val="EA580C"/>
-                <w:sz w:val="16"/>
-              </w:rPr>
-              <w:t>Moyenne</w:t>
-            </w:r>
-          </w:p>
-        </w:tc>
-        <w:tc>
-          <w:tcPr>
-            <w:tcW w:type="dxa" w:w="1247"/>
-          </w:tcPr>
-          <w:p>
-            <w:r>
-              <w:rPr>
-                <w:b/>
-                <w:i w:val="0"/>
-                <w:sz w:val="16"/>
-              </w:rPr>
-              <w:t>S04</w:t>
-              <w:br/>
-            </w:r>
-            <w:r>
-              <w:rPr>
-                <w:b w:val="0"/>
-                <w:i w:val="0"/>
-                <w:color w:val="64748B"/>
-                <w:sz w:val="14"/>
-              </w:rPr>
-              <w:t>Emploi</w:t>
-            </w:r>
-          </w:p>
-        </w:tc>
-        <w:tc>
-          <w:tcPr>
-            <w:tcW w:type="dxa" w:w="1531"/>
-          </w:tcPr>
-          <w:p>
-            <w:r>
-              <w:rPr>
-                <w:b/>
-                <w:i w:val="0"/>
-                <w:color w:val="16A34A"/>
-                <w:sz w:val="16"/>
-              </w:rPr>
-              <w:t>s01q47__1, s01q47__2, s01q47__3, s01q47__4, s01q47__5, s01q47__6, s01q47__7, s02q15</w:t>
-            </w:r>
-          </w:p>
-        </w:tc>
-        <w:tc>
-          <w:tcPr>
-            <w:tcW w:type="dxa" w:w="1191"/>
-          </w:tcPr>
-          <w:p>
-            <w:r>
-              <w:rPr>
-                <w:b w:val="0"/>
-                <w:i w:val="0"/>
-                <w:color w:val="64748B"/>
-                <w:sz w:val="16"/>
-              </w:rPr>
-              <w:t>GT-CQ</w:t>
-            </w:r>
-          </w:p>
-        </w:tc>
-        <w:tc>
-          <w:tcPr>
-            <w:tcW w:type="dxa" w:w="4706"/>
-          </w:tcPr>
-          <w:p>
-            <w:r>
-              <w:rPr>
-                <w:b w:val="0"/>
-                <w:i w:val="0"/>
-                <w:sz w:val="17"/>
-              </w:rPr>
-              <w:t>Attention! le nombre d'heure (3 heures) que PATRICK DANIEL MENDY a travaillé par jour semble faible, veuillez s'il vous plait confirmer cette information avec le QG.</w:t>
-            </w:r>
-          </w:p>
-        </w:tc>
-      </w:tr>
-      <w:tr>
-        <w:tc>
-          <w:tcPr>
-            <w:tcW w:type="dxa" w:w="964"/>
-          </w:tcPr>
-          <w:p>
-            <w:r>
-              <w:rPr>
-                <w:b/>
-                <w:i w:val="0"/>
-                <w:color w:val="EA580C"/>
-                <w:sz w:val="16"/>
-              </w:rPr>
-              <w:t>Moyenne</w:t>
-            </w:r>
-          </w:p>
-        </w:tc>
-        <w:tc>
-          <w:tcPr>
-            <w:tcW w:type="dxa" w:w="1247"/>
-          </w:tcPr>
-          <w:p>
-            <w:r>
-              <w:rPr>
-                <w:b/>
-                <w:i w:val="0"/>
-                <w:sz w:val="16"/>
-              </w:rPr>
-              <w:t>S04</w:t>
-              <w:br/>
-            </w:r>
-            <w:r>
-              <w:rPr>
-                <w:b w:val="0"/>
-                <w:i w:val="0"/>
-                <w:color w:val="64748B"/>
-                <w:sz w:val="14"/>
-              </w:rPr>
-              <w:t>Emploi</w:t>
-            </w:r>
-          </w:p>
-        </w:tc>
-        <w:tc>
-          <w:tcPr>
-            <w:tcW w:type="dxa" w:w="1531"/>
-          </w:tcPr>
-          <w:p>
-            <w:r>
-              <w:rPr>
-                <w:b/>
-                <w:i w:val="0"/>
-                <w:color w:val="16A34A"/>
-                <w:sz w:val="16"/>
-              </w:rPr>
-              <w:t>—</w:t>
-            </w:r>
-          </w:p>
-        </w:tc>
-        <w:tc>
-          <w:tcPr>
-            <w:tcW w:type="dxa" w:w="1191"/>
-          </w:tcPr>
-          <w:p>
-            <w:r>
-              <w:rPr>
-                <w:b w:val="0"/>
-                <w:i w:val="0"/>
-                <w:color w:val="64748B"/>
-                <w:sz w:val="16"/>
-              </w:rPr>
-              <w:t>GT-CQ</w:t>
-            </w:r>
-          </w:p>
-        </w:tc>
-        <w:tc>
-          <w:tcPr>
-            <w:tcW w:type="dxa" w:w="4706"/>
-          </w:tcPr>
-          <w:p>
-            <w:r>
-              <w:rPr>
-                <w:b w:val="0"/>
-                <w:i w:val="0"/>
-                <w:sz w:val="17"/>
-              </w:rPr>
-              <w:t>Veuillez, s'il vous plaît, confirmer cette information avec le QG ou la corriger.</w:t>
-            </w:r>
-          </w:p>
-        </w:tc>
-      </w:tr>
-      <w:tr>
-        <w:tc>
-          <w:tcPr>
-            <w:tcW w:type="dxa" w:w="964"/>
-          </w:tcPr>
-          <w:p>
-            <w:r>
-              <w:rPr>
-                <w:b/>
-                <w:i w:val="0"/>
-                <w:color w:val="EA580C"/>
-                <w:sz w:val="16"/>
-              </w:rPr>
-              <w:t>Moyenne</w:t>
-            </w:r>
-          </w:p>
-        </w:tc>
-        <w:tc>
-          <w:tcPr>
-            <w:tcW w:type="dxa" w:w="1247"/>
-          </w:tcPr>
-          <w:p>
-            <w:r>
-              <w:rPr>
-                <w:b/>
-                <w:i w:val="0"/>
-                <w:sz w:val="16"/>
-              </w:rPr>
-              <w:t>S07</w:t>
-              <w:br/>
-            </w:r>
-            <w:r>
-              <w:rPr>
-                <w:b w:val="0"/>
-                <w:i w:val="0"/>
-                <w:color w:val="64748B"/>
-                <w:sz w:val="14"/>
-              </w:rPr>
-              <w:t>Consommation alimentaire</w:t>
-            </w:r>
-          </w:p>
-        </w:tc>
-        <w:tc>
-          <w:tcPr>
-            <w:tcW w:type="dxa" w:w="1531"/>
-          </w:tcPr>
-          <w:p>
-            <w:r>
-              <w:rPr>
-                <w:b/>
-                <w:i w:val="0"/>
-                <w:color w:val="16A34A"/>
-                <w:sz w:val="16"/>
-              </w:rPr>
-              <w:t>—</w:t>
-            </w:r>
-          </w:p>
-        </w:tc>
-        <w:tc>
-          <w:tcPr>
-            <w:tcW w:type="dxa" w:w="1191"/>
-          </w:tcPr>
-          <w:p>
-            <w:r>
-              <w:rPr>
-                <w:b w:val="0"/>
-                <w:i w:val="0"/>
-                <w:color w:val="64748B"/>
-                <w:sz w:val="16"/>
-              </w:rPr>
-              <w:t>GT-CQ</w:t>
-            </w:r>
-          </w:p>
-        </w:tc>
-        <w:tc>
-          <w:tcPr>
-            <w:tcW w:type="dxa" w:w="4706"/>
-          </w:tcPr>
-          <w:p>
-            <w:r>
-              <w:rPr>
-                <w:b w:val="0"/>
-                <w:i w:val="0"/>
-                <w:sz w:val="17"/>
-              </w:rPr>
-              <w:t>Attention ! La dépense du répas pris à l'extérieur de EDOUARD MICHEL MENDY (14000 Fcfa) au cours de 7 derniers jours est relativement élevé.</w:t>
-            </w:r>
-          </w:p>
-        </w:tc>
-      </w:tr>
-      <w:tr>
-        <w:tc>
-          <w:tcPr>
-            <w:tcW w:type="dxa" w:w="964"/>
-          </w:tcPr>
-          <w:p>
-            <w:r>
-              <w:rPr>
-                <w:b/>
-                <w:i w:val="0"/>
-                <w:color w:val="EA580C"/>
-                <w:sz w:val="16"/>
-              </w:rPr>
-              <w:t>Moyenne</w:t>
-            </w:r>
-          </w:p>
-        </w:tc>
-        <w:tc>
-          <w:tcPr>
-            <w:tcW w:type="dxa" w:w="1247"/>
-          </w:tcPr>
-          <w:p>
-            <w:r>
-              <w:rPr>
-                <w:b/>
-                <w:i w:val="0"/>
-                <w:sz w:val="16"/>
-              </w:rPr>
-              <w:t>S07</w:t>
-              <w:br/>
-            </w:r>
-            <w:r>
-              <w:rPr>
-                <w:b w:val="0"/>
-                <w:i w:val="0"/>
-                <w:color w:val="64748B"/>
-                <w:sz w:val="14"/>
-              </w:rPr>
-              <w:t>Consommation alimentaire</w:t>
-            </w:r>
-          </w:p>
-        </w:tc>
-        <w:tc>
-          <w:tcPr>
-            <w:tcW w:type="dxa" w:w="1531"/>
-          </w:tcPr>
-          <w:p>
-            <w:r>
-              <w:rPr>
-                <w:b/>
-                <w:i w:val="0"/>
-                <w:color w:val="16A34A"/>
-                <w:sz w:val="16"/>
-              </w:rPr>
-              <w:t>—</w:t>
-            </w:r>
-          </w:p>
-        </w:tc>
-        <w:tc>
-          <w:tcPr>
-            <w:tcW w:type="dxa" w:w="1191"/>
-          </w:tcPr>
-          <w:p>
-            <w:r>
-              <w:rPr>
-                <w:b w:val="0"/>
-                <w:i w:val="0"/>
-                <w:color w:val="64748B"/>
-                <w:sz w:val="16"/>
-              </w:rPr>
-              <w:t>GT-CQ</w:t>
-            </w:r>
-          </w:p>
-        </w:tc>
-        <w:tc>
-          <w:tcPr>
-            <w:tcW w:type="dxa" w:w="4706"/>
-          </w:tcPr>
-          <w:p>
-            <w:r>
-              <w:rPr>
-                <w:b w:val="0"/>
-                <w:i w:val="0"/>
-                <w:sz w:val="17"/>
-              </w:rPr>
-              <w:t>Prière de corriger ou de confirmer avec le QG.</w:t>
-            </w:r>
-          </w:p>
-        </w:tc>
-      </w:tr>
-      <w:tr>
-        <w:tc>
-          <w:tcPr>
-            <w:tcW w:type="dxa" w:w="964"/>
-          </w:tcPr>
-          <w:p>
-            <w:r>
-              <w:rPr>
-                <w:b/>
-                <w:i w:val="0"/>
-                <w:color w:val="EA580C"/>
-                <w:sz w:val="16"/>
-              </w:rPr>
-              <w:t>Moyenne</w:t>
-            </w:r>
-          </w:p>
-        </w:tc>
-        <w:tc>
-          <w:tcPr>
-            <w:tcW w:type="dxa" w:w="1247"/>
-          </w:tcPr>
-          <w:p>
-            <w:r>
-              <w:rPr>
-                <w:b/>
-                <w:i w:val="0"/>
-                <w:sz w:val="16"/>
-              </w:rPr>
-              <w:t>S07</w:t>
-              <w:br/>
-            </w:r>
-            <w:r>
-              <w:rPr>
-                <w:b w:val="0"/>
-                <w:i w:val="0"/>
-                <w:color w:val="64748B"/>
-                <w:sz w:val="14"/>
-              </w:rPr>
-              <w:t>Consommation alimentaire</w:t>
-            </w:r>
-          </w:p>
-        </w:tc>
-        <w:tc>
-          <w:tcPr>
-            <w:tcW w:type="dxa" w:w="1531"/>
-          </w:tcPr>
-          <w:p>
-            <w:r>
-              <w:rPr>
-                <w:b/>
-                <w:i w:val="0"/>
-                <w:color w:val="16A34A"/>
-                <w:sz w:val="16"/>
-              </w:rPr>
-              <w:t>—</w:t>
-            </w:r>
-          </w:p>
-        </w:tc>
-        <w:tc>
-          <w:tcPr>
-            <w:tcW w:type="dxa" w:w="1191"/>
-          </w:tcPr>
-          <w:p>
-            <w:r>
-              <w:rPr>
-                <w:b w:val="0"/>
-                <w:i w:val="0"/>
-                <w:color w:val="64748B"/>
-                <w:sz w:val="16"/>
-              </w:rPr>
-              <w:t>GT-CQ</w:t>
-            </w:r>
-          </w:p>
-        </w:tc>
-        <w:tc>
-          <w:tcPr>
-            <w:tcW w:type="dxa" w:w="4706"/>
-          </w:tcPr>
-          <w:p>
-            <w:r>
-              <w:rPr>
-                <w:b w:val="0"/>
-                <w:i w:val="0"/>
-                <w:sz w:val="17"/>
-              </w:rPr>
-              <w:t>Attention ! La dépense du répas pris à l'extérieur de JULES CRISTIAN MENDY (12600 Fcfa) au cours de 7 derniers jours est relativement élevé.</w:t>
-            </w:r>
-          </w:p>
-        </w:tc>
-      </w:tr>
-      <w:tr>
-        <w:tc>
-          <w:tcPr>
-            <w:tcW w:type="dxa" w:w="964"/>
-          </w:tcPr>
-          <w:p>
-            <w:r>
-              <w:rPr>
-                <w:b/>
-                <w:i w:val="0"/>
-                <w:color w:val="EA580C"/>
-                <w:sz w:val="16"/>
-              </w:rPr>
-              <w:t>Moyenne</w:t>
-            </w:r>
-          </w:p>
-        </w:tc>
-        <w:tc>
-          <w:tcPr>
-            <w:tcW w:type="dxa" w:w="1247"/>
-          </w:tcPr>
-          <w:p>
-            <w:r>
-              <w:rPr>
-                <w:b/>
-                <w:i w:val="0"/>
-                <w:sz w:val="16"/>
-              </w:rPr>
-              <w:t>S07</w:t>
-              <w:br/>
-            </w:r>
-            <w:r>
-              <w:rPr>
-                <w:b w:val="0"/>
-                <w:i w:val="0"/>
-                <w:color w:val="64748B"/>
-                <w:sz w:val="14"/>
-              </w:rPr>
-              <w:t>Consommation alimentaire</w:t>
-            </w:r>
-          </w:p>
-        </w:tc>
-        <w:tc>
-          <w:tcPr>
-            <w:tcW w:type="dxa" w:w="1531"/>
-          </w:tcPr>
-          <w:p>
-            <w:r>
-              <w:rPr>
-                <w:b/>
-                <w:i w:val="0"/>
-                <w:color w:val="16A34A"/>
-                <w:sz w:val="16"/>
-              </w:rPr>
-              <w:t>—</w:t>
-            </w:r>
-          </w:p>
-        </w:tc>
-        <w:tc>
-          <w:tcPr>
-            <w:tcW w:type="dxa" w:w="1191"/>
-          </w:tcPr>
-          <w:p>
-            <w:r>
-              <w:rPr>
-                <w:b w:val="0"/>
-                <w:i w:val="0"/>
-                <w:color w:val="64748B"/>
-                <w:sz w:val="16"/>
-              </w:rPr>
-              <w:t>GT-CQ</w:t>
-            </w:r>
-          </w:p>
-        </w:tc>
-        <w:tc>
-          <w:tcPr>
-            <w:tcW w:type="dxa" w:w="4706"/>
-          </w:tcPr>
-          <w:p>
-            <w:r>
-              <w:rPr>
-                <w:b w:val="0"/>
-                <w:i w:val="0"/>
-                <w:sz w:val="17"/>
-              </w:rPr>
-              <w:t>Attention ! Le prix unitaire d'achat (10500 Fcfa) de Riz local brisé en Sac (50 Kg) (taille unique) est relativement faible par rapport aux autres prix observés dans cette zone.</w:t>
-            </w:r>
-          </w:p>
-        </w:tc>
-      </w:tr>
-      <w:tr>
-        <w:tc>
-          <w:tcPr>
-            <w:tcW w:type="dxa" w:w="964"/>
-          </w:tcPr>
-          <w:p>
-            <w:r>
-              <w:rPr>
-                <w:b/>
-                <w:i w:val="0"/>
-                <w:color w:val="EA580C"/>
-                <w:sz w:val="16"/>
-              </w:rPr>
-              <w:t>Moyenne</w:t>
-            </w:r>
-          </w:p>
-        </w:tc>
-        <w:tc>
-          <w:tcPr>
-            <w:tcW w:type="dxa" w:w="1247"/>
-          </w:tcPr>
-          <w:p>
-            <w:r>
-              <w:rPr>
-                <w:b/>
-                <w:i w:val="0"/>
-                <w:sz w:val="16"/>
-              </w:rPr>
-              <w:t>S07</w:t>
-              <w:br/>
-            </w:r>
-            <w:r>
-              <w:rPr>
-                <w:b w:val="0"/>
-                <w:i w:val="0"/>
-                <w:color w:val="64748B"/>
-                <w:sz w:val="14"/>
-              </w:rPr>
-              <w:t>Consommation alimentaire</w:t>
-            </w:r>
-          </w:p>
-        </w:tc>
-        <w:tc>
-          <w:tcPr>
-            <w:tcW w:type="dxa" w:w="1531"/>
-          </w:tcPr>
-          <w:p>
-            <w:r>
-              <w:rPr>
-                <w:b/>
-                <w:i w:val="0"/>
-                <w:color w:val="16A34A"/>
-                <w:sz w:val="16"/>
-              </w:rPr>
-              <w:t>—</w:t>
-            </w:r>
-          </w:p>
-        </w:tc>
-        <w:tc>
-          <w:tcPr>
-            <w:tcW w:type="dxa" w:w="1191"/>
-          </w:tcPr>
-          <w:p>
-            <w:r>
-              <w:rPr>
-                <w:b w:val="0"/>
-                <w:i w:val="0"/>
-                <w:color w:val="64748B"/>
-                <w:sz w:val="16"/>
-              </w:rPr>
-              <w:t>GT-CQ</w:t>
-            </w:r>
-          </w:p>
-        </w:tc>
-        <w:tc>
-          <w:tcPr>
-            <w:tcW w:type="dxa" w:w="4706"/>
-          </w:tcPr>
-          <w:p>
-            <w:r>
-              <w:rPr>
-                <w:b w:val="0"/>
-                <w:i w:val="0"/>
-                <w:sz w:val="17"/>
-              </w:rPr>
-              <w:t>Prière de corriger ou de confirmer avec le QG.</w:t>
-            </w:r>
-          </w:p>
-        </w:tc>
-      </w:tr>
-      <w:tr>
-        <w:tc>
-          <w:tcPr>
-            <w:tcW w:type="dxa" w:w="964"/>
-          </w:tcPr>
-          <w:p>
-            <w:r>
-              <w:rPr>
-                <w:b/>
-                <w:i w:val="0"/>
-                <w:color w:val="EA580C"/>
-                <w:sz w:val="16"/>
-              </w:rPr>
-              <w:t>Moyenne</w:t>
-            </w:r>
-          </w:p>
-        </w:tc>
-        <w:tc>
-          <w:tcPr>
-            <w:tcW w:type="dxa" w:w="1247"/>
-          </w:tcPr>
-          <w:p>
-            <w:r>
-              <w:rPr>
-                <w:b/>
-                <w:i w:val="0"/>
-                <w:sz w:val="16"/>
-              </w:rPr>
-              <w:t>S07</w:t>
-              <w:br/>
-            </w:r>
-            <w:r>
-              <w:rPr>
-                <w:b w:val="0"/>
-                <w:i w:val="0"/>
-                <w:color w:val="64748B"/>
-                <w:sz w:val="14"/>
-              </w:rPr>
-              <w:t>Consommation alimentaire</w:t>
-            </w:r>
-          </w:p>
-        </w:tc>
-        <w:tc>
-          <w:tcPr>
-            <w:tcW w:type="dxa" w:w="1531"/>
-          </w:tcPr>
-          <w:p>
-            <w:r>
-              <w:rPr>
-                <w:b/>
-                <w:i w:val="0"/>
-                <w:color w:val="16A34A"/>
-                <w:sz w:val="16"/>
-              </w:rPr>
-              <w:t>—</w:t>
-            </w:r>
-          </w:p>
-        </w:tc>
-        <w:tc>
-          <w:tcPr>
-            <w:tcW w:type="dxa" w:w="1191"/>
-          </w:tcPr>
-          <w:p>
-            <w:r>
-              <w:rPr>
-                <w:b w:val="0"/>
-                <w:i w:val="0"/>
-                <w:color w:val="64748B"/>
-                <w:sz w:val="16"/>
-              </w:rPr>
-              <w:t>GT-CQ</w:t>
-            </w:r>
-          </w:p>
-        </w:tc>
-        <w:tc>
-          <w:tcPr>
-            <w:tcW w:type="dxa" w:w="4706"/>
-          </w:tcPr>
-          <w:p>
-            <w:r>
-              <w:rPr>
-                <w:b w:val="0"/>
-                <w:i w:val="0"/>
-                <w:sz w:val="17"/>
-              </w:rPr>
-              <w:t>Attention ! Le prix unitaire d'achat (333.3333 Fcfa) de Poisson frais diaaye en Pièce (Moyen) est relativement élevé par rapport aux autres prix observés dans cette zone.</w:t>
-            </w:r>
-          </w:p>
-        </w:tc>
-      </w:tr>
-      <w:tr>
-        <w:tc>
-          <w:tcPr>
-            <w:tcW w:type="dxa" w:w="964"/>
-          </w:tcPr>
-          <w:p>
-            <w:r>
-              <w:rPr>
-                <w:b/>
-                <w:i w:val="0"/>
-                <w:color w:val="EA580C"/>
-                <w:sz w:val="16"/>
-              </w:rPr>
-              <w:t>Moyenne</w:t>
-            </w:r>
-          </w:p>
-        </w:tc>
-        <w:tc>
-          <w:tcPr>
-            <w:tcW w:type="dxa" w:w="1247"/>
-          </w:tcPr>
-          <w:p>
-            <w:r>
-              <w:rPr>
-                <w:b/>
-                <w:i w:val="0"/>
-                <w:sz w:val="16"/>
-              </w:rPr>
-              <w:t>S07</w:t>
-              <w:br/>
-            </w:r>
-            <w:r>
-              <w:rPr>
-                <w:b w:val="0"/>
-                <w:i w:val="0"/>
-                <w:color w:val="64748B"/>
-                <w:sz w:val="14"/>
-              </w:rPr>
-              <w:t>Consommation alimentaire</w:t>
-            </w:r>
-          </w:p>
-        </w:tc>
-        <w:tc>
-          <w:tcPr>
-            <w:tcW w:type="dxa" w:w="1531"/>
-          </w:tcPr>
-          <w:p>
-            <w:r>
-              <w:rPr>
-                <w:b/>
-                <w:i w:val="0"/>
-                <w:color w:val="16A34A"/>
-                <w:sz w:val="16"/>
-              </w:rPr>
-              <w:t>—</w:t>
-            </w:r>
-          </w:p>
-        </w:tc>
-        <w:tc>
-          <w:tcPr>
-            <w:tcW w:type="dxa" w:w="1191"/>
-          </w:tcPr>
-          <w:p>
-            <w:r>
-              <w:rPr>
-                <w:b w:val="0"/>
-                <w:i w:val="0"/>
-                <w:color w:val="64748B"/>
-                <w:sz w:val="16"/>
-              </w:rPr>
-              <w:t>GT-CQ</w:t>
-            </w:r>
-          </w:p>
-        </w:tc>
-        <w:tc>
-          <w:tcPr>
-            <w:tcW w:type="dxa" w:w="4706"/>
-          </w:tcPr>
-          <w:p>
-            <w:r>
-              <w:rPr>
-                <w:b w:val="0"/>
-                <w:i w:val="0"/>
-                <w:sz w:val="17"/>
-              </w:rPr>
-              <w:t>Attention ! Le prix unitaire d'achat (76.66666 Fcfa) de Œufs frais en Pièce (taille unique) est relativement faible par rapport aux autres prix observés dans cette zone.</w:t>
-            </w:r>
-          </w:p>
-        </w:tc>
-      </w:tr>
-      <w:tr>
-        <w:tc>
-          <w:tcPr>
-            <w:tcW w:type="dxa" w:w="964"/>
-          </w:tcPr>
-          <w:p>
-            <w:r>
-              <w:rPr>
-                <w:b/>
-                <w:i w:val="0"/>
-                <w:color w:val="EA580C"/>
-                <w:sz w:val="16"/>
-              </w:rPr>
-              <w:t>Moyenne</w:t>
-            </w:r>
-          </w:p>
-        </w:tc>
-        <w:tc>
-          <w:tcPr>
-            <w:tcW w:type="dxa" w:w="1247"/>
-          </w:tcPr>
-          <w:p>
-            <w:r>
-              <w:rPr>
-                <w:b/>
-                <w:i w:val="0"/>
-                <w:sz w:val="16"/>
-              </w:rPr>
-              <w:t>S07</w:t>
-              <w:br/>
-            </w:r>
-            <w:r>
-              <w:rPr>
-                <w:b w:val="0"/>
-                <w:i w:val="0"/>
-                <w:color w:val="64748B"/>
-                <w:sz w:val="14"/>
-              </w:rPr>
-              <w:t>Consommation alimentaire</w:t>
-            </w:r>
-          </w:p>
-        </w:tc>
-        <w:tc>
-          <w:tcPr>
-            <w:tcW w:type="dxa" w:w="1531"/>
-          </w:tcPr>
-          <w:p>
-            <w:r>
-              <w:rPr>
-                <w:b/>
-                <w:i w:val="0"/>
-                <w:color w:val="16A34A"/>
-                <w:sz w:val="16"/>
-              </w:rPr>
-              <w:t>s01q23, s01q00b, s01q23_autre</w:t>
-            </w:r>
-          </w:p>
-        </w:tc>
-        <w:tc>
-          <w:tcPr>
-            <w:tcW w:type="dxa" w:w="1191"/>
-          </w:tcPr>
-          <w:p>
-            <w:r>
-              <w:rPr>
-                <w:b w:val="0"/>
-                <w:i w:val="0"/>
-                <w:color w:val="64748B"/>
-                <w:sz w:val="16"/>
-              </w:rPr>
-              <w:t>GT-CQ</w:t>
-            </w:r>
-          </w:p>
-        </w:tc>
-        <w:tc>
-          <w:tcPr>
-            <w:tcW w:type="dxa" w:w="4706"/>
-          </w:tcPr>
-          <w:p>
-            <w:r>
-              <w:rPr>
-                <w:b w:val="0"/>
-                <w:i w:val="0"/>
-                <w:sz w:val="17"/>
-              </w:rPr>
-              <w:t>La dernière fois que vous avez acheté Œufs frais est POULAILLER et semble exister dans les modalités, prière de prendre attache avec le QG pour plus d'explication afin de la classer bien.</w:t>
-            </w:r>
-          </w:p>
-        </w:tc>
-      </w:tr>
-      <w:tr>
-        <w:tc>
-          <w:tcPr>
-            <w:tcW w:type="dxa" w:w="964"/>
-          </w:tcPr>
-          <w:p>
-            <w:r>
-              <w:rPr>
-                <w:b/>
-                <w:i w:val="0"/>
-                <w:color w:val="EA580C"/>
-                <w:sz w:val="16"/>
-              </w:rPr>
-              <w:t>Moyenne</w:t>
-            </w:r>
-          </w:p>
-        </w:tc>
-        <w:tc>
-          <w:tcPr>
-            <w:tcW w:type="dxa" w:w="1247"/>
-          </w:tcPr>
-          <w:p>
-            <w:r>
-              <w:rPr>
-                <w:b/>
-                <w:i w:val="0"/>
-                <w:sz w:val="16"/>
-              </w:rPr>
-              <w:t>S07</w:t>
-              <w:br/>
-            </w:r>
-            <w:r>
-              <w:rPr>
-                <w:b w:val="0"/>
-                <w:i w:val="0"/>
-                <w:color w:val="64748B"/>
-                <w:sz w:val="14"/>
-              </w:rPr>
-              <w:t>Consommation alimentaire</w:t>
-            </w:r>
-          </w:p>
-        </w:tc>
-        <w:tc>
-          <w:tcPr>
-            <w:tcW w:type="dxa" w:w="1531"/>
-          </w:tcPr>
-          <w:p>
-            <w:r>
-              <w:rPr>
-                <w:b/>
-                <w:i w:val="0"/>
-                <w:color w:val="16A34A"/>
-                <w:sz w:val="16"/>
-              </w:rPr>
-              <w:t>—</w:t>
-            </w:r>
-          </w:p>
-        </w:tc>
-        <w:tc>
-          <w:tcPr>
-            <w:tcW w:type="dxa" w:w="1191"/>
-          </w:tcPr>
-          <w:p>
-            <w:r>
-              <w:rPr>
-                <w:b w:val="0"/>
-                <w:i w:val="0"/>
-                <w:color w:val="64748B"/>
-                <w:sz w:val="16"/>
-              </w:rPr>
-              <w:t>GT-CQ</w:t>
-            </w:r>
-          </w:p>
-        </w:tc>
-        <w:tc>
-          <w:tcPr>
-            <w:tcW w:type="dxa" w:w="4706"/>
-          </w:tcPr>
-          <w:p>
-            <w:r>
-              <w:rPr>
-                <w:b w:val="0"/>
-                <w:i w:val="0"/>
-                <w:sz w:val="17"/>
-              </w:rPr>
-              <w:t>prière de corriger ou de confirmer avec le QG.</w:t>
-            </w:r>
-          </w:p>
-        </w:tc>
-      </w:tr>
-      <w:tr>
-        <w:tc>
-          <w:tcPr>
-            <w:tcW w:type="dxa" w:w="964"/>
-          </w:tcPr>
-          <w:p>
-            <w:r>
-              <w:rPr>
-                <w:b/>
-                <w:i w:val="0"/>
-                <w:color w:val="EA580C"/>
-                <w:sz w:val="16"/>
-              </w:rPr>
-              <w:t>Moyenne</w:t>
-            </w:r>
-          </w:p>
-        </w:tc>
-        <w:tc>
-          <w:tcPr>
-            <w:tcW w:type="dxa" w:w="1247"/>
-          </w:tcPr>
-          <w:p>
-            <w:r>
-              <w:rPr>
-                <w:b/>
-                <w:i w:val="0"/>
-                <w:sz w:val="16"/>
-              </w:rPr>
-              <w:t>S07</w:t>
-              <w:br/>
-            </w:r>
-            <w:r>
-              <w:rPr>
-                <w:b w:val="0"/>
-                <w:i w:val="0"/>
-                <w:color w:val="64748B"/>
-                <w:sz w:val="14"/>
-              </w:rPr>
-              <w:t>Consommation alimentaire</w:t>
-            </w:r>
-          </w:p>
-        </w:tc>
-        <w:tc>
-          <w:tcPr>
-            <w:tcW w:type="dxa" w:w="1531"/>
-          </w:tcPr>
-          <w:p>
-            <w:r>
-              <w:rPr>
-                <w:b/>
-                <w:i w:val="0"/>
-                <w:color w:val="16A34A"/>
-                <w:sz w:val="16"/>
-              </w:rPr>
-              <w:t>—</w:t>
-            </w:r>
-          </w:p>
-        </w:tc>
-        <w:tc>
-          <w:tcPr>
-            <w:tcW w:type="dxa" w:w="1191"/>
-          </w:tcPr>
-          <w:p>
-            <w:r>
-              <w:rPr>
-                <w:b w:val="0"/>
-                <w:i w:val="0"/>
-                <w:color w:val="64748B"/>
-                <w:sz w:val="16"/>
-              </w:rPr>
-              <w:t>GT-CQ</w:t>
-            </w:r>
-          </w:p>
-        </w:tc>
-        <w:tc>
-          <w:tcPr>
-            <w:tcW w:type="dxa" w:w="4706"/>
-          </w:tcPr>
-          <w:p>
-            <w:r>
-              <w:rPr>
-                <w:b w:val="0"/>
-                <w:i w:val="0"/>
-                <w:sz w:val="17"/>
-              </w:rPr>
-              <w:t>Attention ! Soupçons de quantité anormale! Le ménage de JULES CRISTIAN MENDY avec une taille de 8 personnes a consommé .06 Bouteille 1l en taille unique de Vinaigre de vin (Rouge) qui est relativement élevé comme consommation par rapport à la condition de vie des autres ménages de même taille dans cette zone.</w:t>
-            </w:r>
-          </w:p>
-        </w:tc>
-      </w:tr>
-      <w:tr>
-        <w:tc>
-          <w:tcPr>
-            <w:tcW w:type="dxa" w:w="964"/>
-          </w:tcPr>
-          <w:p>
-            <w:r>
-              <w:rPr>
-                <w:b/>
-                <w:i w:val="0"/>
-                <w:color w:val="EA580C"/>
-                <w:sz w:val="16"/>
-              </w:rPr>
-              <w:t>Moyenne</w:t>
-            </w:r>
-          </w:p>
-        </w:tc>
-        <w:tc>
-          <w:tcPr>
-            <w:tcW w:type="dxa" w:w="1247"/>
-          </w:tcPr>
-          <w:p>
-            <w:r>
-              <w:rPr>
-                <w:b/>
-                <w:i w:val="0"/>
-                <w:sz w:val="16"/>
-              </w:rPr>
-              <w:t>S07</w:t>
-              <w:br/>
-            </w:r>
-            <w:r>
-              <w:rPr>
-                <w:b w:val="0"/>
-                <w:i w:val="0"/>
-                <w:color w:val="64748B"/>
-                <w:sz w:val="14"/>
-              </w:rPr>
-              <w:t>Consommation alimentaire</w:t>
-            </w:r>
-          </w:p>
-        </w:tc>
-        <w:tc>
-          <w:tcPr>
-            <w:tcW w:type="dxa" w:w="1531"/>
-          </w:tcPr>
-          <w:p>
-            <w:r>
-              <w:rPr>
-                <w:b/>
-                <w:i w:val="0"/>
-                <w:color w:val="16A34A"/>
-                <w:sz w:val="16"/>
-              </w:rPr>
-              <w:t>—</w:t>
-            </w:r>
-          </w:p>
-        </w:tc>
-        <w:tc>
-          <w:tcPr>
-            <w:tcW w:type="dxa" w:w="1191"/>
-          </w:tcPr>
-          <w:p>
-            <w:r>
-              <w:rPr>
-                <w:b w:val="0"/>
-                <w:i w:val="0"/>
-                <w:color w:val="64748B"/>
-                <w:sz w:val="16"/>
-              </w:rPr>
-              <w:t>GT-CQ</w:t>
-            </w:r>
-          </w:p>
-        </w:tc>
-        <w:tc>
-          <w:tcPr>
-            <w:tcW w:type="dxa" w:w="4706"/>
-          </w:tcPr>
-          <w:p>
-            <w:r>
-              <w:rPr>
-                <w:b w:val="0"/>
-                <w:i w:val="0"/>
-                <w:sz w:val="17"/>
-              </w:rPr>
-              <w:t>Attention ! Soupçons de quantité anormale! Le ménage de JULES CRISTIAN MENDY avec une taille de 8 personnes a consommé .06 Kg en taille unique de Feuilles nébédaye/ poudre (moringa) qui est relativement élevé comme consommation par rapport à la condition de vie des autres ménages de même taille dans cette zone.</w:t>
-            </w:r>
-          </w:p>
-        </w:tc>
-      </w:tr>
-      <w:tr>
-        <w:tc>
-          <w:tcPr>
-            <w:tcW w:type="dxa" w:w="964"/>
-          </w:tcPr>
-          <w:p>
-            <w:r>
-              <w:rPr>
-                <w:b/>
-                <w:i w:val="0"/>
-                <w:color w:val="EA580C"/>
-                <w:sz w:val="16"/>
-              </w:rPr>
-              <w:t>Moyenne</w:t>
-            </w:r>
-          </w:p>
-        </w:tc>
-        <w:tc>
-          <w:tcPr>
-            <w:tcW w:type="dxa" w:w="1247"/>
-          </w:tcPr>
-          <w:p>
-            <w:r>
-              <w:rPr>
-                <w:b/>
-                <w:i w:val="0"/>
-                <w:sz w:val="16"/>
-              </w:rPr>
-              <w:t>S07</w:t>
-              <w:br/>
-            </w:r>
-            <w:r>
-              <w:rPr>
-                <w:b w:val="0"/>
-                <w:i w:val="0"/>
-                <w:color w:val="64748B"/>
-                <w:sz w:val="14"/>
-              </w:rPr>
-              <w:t>Consommation alimentaire</w:t>
-            </w:r>
-          </w:p>
-        </w:tc>
-        <w:tc>
-          <w:tcPr>
-            <w:tcW w:type="dxa" w:w="1531"/>
-          </w:tcPr>
-          <w:p>
-            <w:r>
-              <w:rPr>
-                <w:b/>
-                <w:i w:val="0"/>
-                <w:color w:val="16A34A"/>
-                <w:sz w:val="16"/>
-              </w:rPr>
-              <w:t>s02q16, s03q05, s03q08, s03q15, s06q18, s07bq01, s07bq04, s07bq03b1</w:t>
-            </w:r>
-          </w:p>
-        </w:tc>
-        <w:tc>
-          <w:tcPr>
-            <w:tcW w:type="dxa" w:w="1191"/>
-          </w:tcPr>
-          <w:p>
-            <w:r>
-              <w:rPr>
-                <w:b w:val="0"/>
-                <w:i w:val="0"/>
-                <w:color w:val="64748B"/>
-                <w:sz w:val="16"/>
-              </w:rPr>
-              <w:t>GT-CQ</w:t>
-            </w:r>
-          </w:p>
-        </w:tc>
-        <w:tc>
-          <w:tcPr>
-            <w:tcW w:type="dxa" w:w="4706"/>
-          </w:tcPr>
-          <w:p>
-            <w:r>
-              <w:rPr>
-                <w:b w:val="0"/>
-                <w:i w:val="0"/>
-                <w:sz w:val="17"/>
-              </w:rPr>
-              <w:t>La consommation de .06 Kg en taille unique de Feuilles nébédaye/ poudre (moringa) provient de la propre production du ménage mais le ménage n'est pas agriculteur, prière de reprendre la section agriculture ou verifier cette quantité s'elle ne provient pas d'autre source.</w:t>
-            </w:r>
-          </w:p>
-        </w:tc>
-      </w:tr>
-      <w:tr>
-        <w:tc>
-          <w:tcPr>
-            <w:tcW w:type="dxa" w:w="964"/>
-          </w:tcPr>
-          <w:p>
-            <w:r>
-              <w:rPr>
-                <w:b/>
-                <w:i w:val="0"/>
-                <w:color w:val="EA580C"/>
-                <w:sz w:val="16"/>
-              </w:rPr>
-              <w:t>Moyenne</w:t>
-            </w:r>
-          </w:p>
-        </w:tc>
-        <w:tc>
-          <w:tcPr>
-            <w:tcW w:type="dxa" w:w="1247"/>
-          </w:tcPr>
-          <w:p>
-            <w:r>
-              <w:rPr>
-                <w:b/>
-                <w:i w:val="0"/>
-                <w:sz w:val="16"/>
-              </w:rPr>
-              <w:t>S07</w:t>
-              <w:br/>
-            </w:r>
-            <w:r>
-              <w:rPr>
-                <w:b w:val="0"/>
-                <w:i w:val="0"/>
-                <w:color w:val="64748B"/>
-                <w:sz w:val="14"/>
-              </w:rPr>
-              <w:t>Consommation alimentaire</w:t>
-            </w:r>
-          </w:p>
-        </w:tc>
-        <w:tc>
-          <w:tcPr>
-            <w:tcW w:type="dxa" w:w="1531"/>
-          </w:tcPr>
-          <w:p>
-            <w:r>
-              <w:rPr>
-                <w:b/>
-                <w:i w:val="0"/>
-                <w:color w:val="16A34A"/>
-                <w:sz w:val="16"/>
-              </w:rPr>
-              <w:t>—</w:t>
-            </w:r>
-          </w:p>
-        </w:tc>
-        <w:tc>
-          <w:tcPr>
-            <w:tcW w:type="dxa" w:w="1191"/>
-          </w:tcPr>
-          <w:p>
-            <w:r>
-              <w:rPr>
-                <w:b w:val="0"/>
-                <w:i w:val="0"/>
-                <w:color w:val="64748B"/>
-                <w:sz w:val="16"/>
-              </w:rPr>
-              <w:t>GT-CQ</w:t>
-            </w:r>
-          </w:p>
-        </w:tc>
-        <w:tc>
-          <w:tcPr>
-            <w:tcW w:type="dxa" w:w="4706"/>
-          </w:tcPr>
-          <w:p>
-            <w:r>
-              <w:rPr>
-                <w:b w:val="0"/>
-                <w:i w:val="0"/>
-                <w:sz w:val="17"/>
-              </w:rPr>
-              <w:t>Attention ! Soupçons de quantité anormale! Le ménage de JULES CRISTIAN MENDY avec une taille de 8 personnes a consommé .12 Kg en taille unique de Beurre qui est relativement élevé comme consommation par rapport à la condition de vie des autres ménages de même taille dans cette zone.</w:t>
-            </w:r>
-          </w:p>
-        </w:tc>
-      </w:tr>
-      <w:tr>
-        <w:tc>
-          <w:tcPr>
-            <w:tcW w:type="dxa" w:w="964"/>
-          </w:tcPr>
-          <w:p>
-            <w:r>
-              <w:rPr>
-                <w:b/>
-                <w:i w:val="0"/>
-                <w:color w:val="EA580C"/>
-                <w:sz w:val="16"/>
-              </w:rPr>
-              <w:t>Moyenne</w:t>
-            </w:r>
-          </w:p>
-        </w:tc>
-        <w:tc>
-          <w:tcPr>
-            <w:tcW w:type="dxa" w:w="1247"/>
-          </w:tcPr>
-          <w:p>
-            <w:r>
-              <w:rPr>
-                <w:b/>
-                <w:i w:val="0"/>
-                <w:sz w:val="16"/>
-              </w:rPr>
-              <w:t>S07</w:t>
-              <w:br/>
-            </w:r>
-            <w:r>
-              <w:rPr>
-                <w:b w:val="0"/>
-                <w:i w:val="0"/>
-                <w:color w:val="64748B"/>
-                <w:sz w:val="14"/>
-              </w:rPr>
-              <w:t>Consommation alimentaire</w:t>
-            </w:r>
-          </w:p>
-        </w:tc>
-        <w:tc>
-          <w:tcPr>
-            <w:tcW w:type="dxa" w:w="1531"/>
-          </w:tcPr>
-          <w:p>
-            <w:r>
-              <w:rPr>
-                <w:b/>
-                <w:i w:val="0"/>
-                <w:color w:val="16A34A"/>
-                <w:sz w:val="16"/>
-              </w:rPr>
-              <w:t>s02q16, s03q05, s03q08, s03q15, s06q18, s07bq01, s07bq04, s07bq03b1</w:t>
-            </w:r>
-          </w:p>
-        </w:tc>
-        <w:tc>
-          <w:tcPr>
-            <w:tcW w:type="dxa" w:w="1191"/>
-          </w:tcPr>
-          <w:p>
-            <w:r>
-              <w:rPr>
-                <w:b w:val="0"/>
-                <w:i w:val="0"/>
-                <w:color w:val="64748B"/>
-                <w:sz w:val="16"/>
-              </w:rPr>
-              <w:t>GT-CQ</w:t>
-            </w:r>
-          </w:p>
-        </w:tc>
-        <w:tc>
-          <w:tcPr>
-            <w:tcW w:type="dxa" w:w="4706"/>
-          </w:tcPr>
-          <w:p>
-            <w:r>
-              <w:rPr>
-                <w:b w:val="0"/>
-                <w:i w:val="0"/>
-                <w:sz w:val="17"/>
-              </w:rPr>
-              <w:t>La consommation de .25 Pot de 1 l en taille unique de Confiture et marmelade provient de la propre production du ménage mais le ménage n'est pas agriculteur, prière de reprendre la section agriculture ou verifier cette quantité s'elle ne provient pas d'autre source.</w:t>
-            </w:r>
-          </w:p>
-        </w:tc>
-      </w:tr>
-      <w:tr>
-        <w:tc>
-          <w:tcPr>
-            <w:tcW w:type="dxa" w:w="964"/>
-          </w:tcPr>
-          <w:p>
-            <w:r>
-              <w:rPr>
-                <w:b/>
-                <w:i w:val="0"/>
-                <w:color w:val="EA580C"/>
-                <w:sz w:val="16"/>
-              </w:rPr>
-              <w:t>Moyenne</w:t>
-            </w:r>
-          </w:p>
-        </w:tc>
-        <w:tc>
-          <w:tcPr>
-            <w:tcW w:type="dxa" w:w="1247"/>
-          </w:tcPr>
-          <w:p>
-            <w:r>
-              <w:rPr>
-                <w:b/>
-                <w:i w:val="0"/>
-                <w:sz w:val="16"/>
-              </w:rPr>
-              <w:t>S07</w:t>
-              <w:br/>
-            </w:r>
-            <w:r>
-              <w:rPr>
-                <w:b w:val="0"/>
-                <w:i w:val="0"/>
-                <w:color w:val="64748B"/>
-                <w:sz w:val="14"/>
-              </w:rPr>
-              <w:t>Consommation alimentaire</w:t>
-            </w:r>
-          </w:p>
-        </w:tc>
-        <w:tc>
-          <w:tcPr>
-            <w:tcW w:type="dxa" w:w="1531"/>
-          </w:tcPr>
-          <w:p>
-            <w:r>
-              <w:rPr>
-                <w:b/>
-                <w:i w:val="0"/>
-                <w:color w:val="16A34A"/>
-                <w:sz w:val="16"/>
-              </w:rPr>
-              <w:t>s02q16, s03q05, s03q08, s03q15, s06q18, s07bq01, s07bq04, s07bq03b1</w:t>
-            </w:r>
-          </w:p>
-        </w:tc>
-        <w:tc>
-          <w:tcPr>
-            <w:tcW w:type="dxa" w:w="1191"/>
-          </w:tcPr>
-          <w:p>
-            <w:r>
-              <w:rPr>
-                <w:b w:val="0"/>
-                <w:i w:val="0"/>
-                <w:color w:val="64748B"/>
-                <w:sz w:val="16"/>
-              </w:rPr>
-              <w:t>GT-CQ</w:t>
-            </w:r>
-          </w:p>
-        </w:tc>
-        <w:tc>
-          <w:tcPr>
-            <w:tcW w:type="dxa" w:w="4706"/>
-          </w:tcPr>
-          <w:p>
-            <w:r>
-              <w:rPr>
-                <w:b w:val="0"/>
-                <w:i w:val="0"/>
-                <w:sz w:val="17"/>
-              </w:rPr>
-              <w:t>La consommation de 1 Kg en taille unique de Autres fruits locaux (pomme sauvage, noisette, mangue sauvage, etc.) provient de la propre production du ménage mais le ménage n'est pas agriculteur, prière de reprendre la section agriculture ou verifier cette quantité s'elle ne provient pas d'autre source.</w:t>
-            </w:r>
-          </w:p>
-        </w:tc>
-      </w:tr>
-      <w:tr>
-        <w:tc>
-          <w:tcPr>
-            <w:tcW w:type="dxa" w:w="964"/>
-          </w:tcPr>
-          <w:p>
-            <w:r>
-              <w:rPr>
-                <w:b/>
-                <w:i w:val="0"/>
-                <w:color w:val="EA580C"/>
-                <w:sz w:val="16"/>
-              </w:rPr>
-              <w:t>Moyenne</w:t>
-            </w:r>
-          </w:p>
-        </w:tc>
-        <w:tc>
-          <w:tcPr>
-            <w:tcW w:type="dxa" w:w="1247"/>
-          </w:tcPr>
-          <w:p>
-            <w:r>
-              <w:rPr>
-                <w:b/>
-                <w:i w:val="0"/>
-                <w:sz w:val="16"/>
-              </w:rPr>
-              <w:t>S09</w:t>
-              <w:br/>
-            </w:r>
-            <w:r>
-              <w:rPr>
-                <w:b w:val="0"/>
-                <w:i w:val="0"/>
-                <w:color w:val="64748B"/>
-                <w:sz w:val="14"/>
-              </w:rPr>
-              <w:t>Dépenses non alimentaires</w:t>
-            </w:r>
-          </w:p>
-        </w:tc>
-        <w:tc>
-          <w:tcPr>
-            <w:tcW w:type="dxa" w:w="1531"/>
-          </w:tcPr>
-          <w:p>
-            <w:r>
-              <w:rPr>
-                <w:b/>
-                <w:i w:val="0"/>
-                <w:color w:val="16A34A"/>
-                <w:sz w:val="16"/>
-              </w:rPr>
-              <w:t>—</w:t>
-            </w:r>
-          </w:p>
-        </w:tc>
-        <w:tc>
-          <w:tcPr>
-            <w:tcW w:type="dxa" w:w="1191"/>
-          </w:tcPr>
-          <w:p>
-            <w:r>
-              <w:rPr>
-                <w:b w:val="0"/>
-                <w:i w:val="0"/>
-                <w:color w:val="64748B"/>
-                <w:sz w:val="16"/>
-              </w:rPr>
-              <w:t>GT-CQ</w:t>
-            </w:r>
-          </w:p>
-        </w:tc>
-        <w:tc>
-          <w:tcPr>
-            <w:tcW w:type="dxa" w:w="4706"/>
-          </w:tcPr>
-          <w:p>
-            <w:r>
-              <w:rPr>
-                <w:b w:val="0"/>
-                <w:i w:val="0"/>
-                <w:sz w:val="17"/>
-              </w:rPr>
-              <w:t>Attention ! La dépense totale du ménage de JULES CRISTIAN MENDY (115000 Fcfa) de la fête de Pâques 2026 est relativement élevé.</w:t>
-            </w:r>
-          </w:p>
-        </w:tc>
-      </w:tr>
-      <w:tr>
-        <w:tc>
-          <w:tcPr>
-            <w:tcW w:type="dxa" w:w="964"/>
-          </w:tcPr>
-          <w:p>
-            <w:r>
-              <w:rPr>
-                <w:b/>
-                <w:i w:val="0"/>
-                <w:color w:val="EA580C"/>
-                <w:sz w:val="16"/>
-              </w:rPr>
-              <w:t>Moyenne</w:t>
-            </w:r>
-          </w:p>
-        </w:tc>
-        <w:tc>
-          <w:tcPr>
-            <w:tcW w:type="dxa" w:w="1247"/>
-          </w:tcPr>
-          <w:p>
-            <w:r>
-              <w:rPr>
-                <w:b/>
-                <w:i w:val="0"/>
-                <w:sz w:val="16"/>
-              </w:rPr>
-              <w:t>S09</w:t>
-              <w:br/>
-            </w:r>
-            <w:r>
-              <w:rPr>
-                <w:b w:val="0"/>
-                <w:i w:val="0"/>
-                <w:color w:val="64748B"/>
-                <w:sz w:val="14"/>
-              </w:rPr>
-              <w:t>Dépenses non alimentaires</w:t>
-            </w:r>
-          </w:p>
-        </w:tc>
-        <w:tc>
-          <w:tcPr>
-            <w:tcW w:type="dxa" w:w="1531"/>
-          </w:tcPr>
-          <w:p>
-            <w:r>
-              <w:rPr>
-                <w:b/>
-                <w:i w:val="0"/>
-                <w:color w:val="16A34A"/>
-                <w:sz w:val="16"/>
-              </w:rPr>
-              <w:t>—</w:t>
-            </w:r>
-          </w:p>
-        </w:tc>
-        <w:tc>
-          <w:tcPr>
-            <w:tcW w:type="dxa" w:w="1191"/>
-          </w:tcPr>
-          <w:p>
-            <w:r>
-              <w:rPr>
-                <w:b w:val="0"/>
-                <w:i w:val="0"/>
-                <w:color w:val="64748B"/>
-                <w:sz w:val="16"/>
-              </w:rPr>
-              <w:t>GT-CQ</w:t>
-            </w:r>
-          </w:p>
-        </w:tc>
-        <w:tc>
-          <w:tcPr>
-            <w:tcW w:type="dxa" w:w="4706"/>
-          </w:tcPr>
-          <w:p>
-            <w:r>
-              <w:rPr>
-                <w:b w:val="0"/>
-                <w:i w:val="0"/>
-                <w:sz w:val="17"/>
-              </w:rPr>
-              <w:t>Prière de corriger ou de confirmer avec le QG.</w:t>
-            </w:r>
-          </w:p>
-        </w:tc>
-      </w:tr>
-      <w:tr>
-        <w:tc>
-          <w:tcPr>
-            <w:tcW w:type="dxa" w:w="964"/>
-          </w:tcPr>
-          <w:p>
-            <w:r>
-              <w:rPr>
-                <w:b/>
-                <w:i w:val="0"/>
-                <w:color w:val="EA580C"/>
-                <w:sz w:val="16"/>
-              </w:rPr>
-              <w:t>Moyenne</w:t>
-            </w:r>
-          </w:p>
-        </w:tc>
-        <w:tc>
-          <w:tcPr>
-            <w:tcW w:type="dxa" w:w="1247"/>
-          </w:tcPr>
-          <w:p>
-            <w:r>
-              <w:rPr>
-                <w:b/>
-                <w:i w:val="0"/>
-                <w:sz w:val="16"/>
-              </w:rPr>
-              <w:t>S09</w:t>
-              <w:br/>
-            </w:r>
-            <w:r>
-              <w:rPr>
-                <w:b w:val="0"/>
-                <w:i w:val="0"/>
-                <w:color w:val="64748B"/>
-                <w:sz w:val="14"/>
-              </w:rPr>
-              <w:t>Dépenses non alimentaires</w:t>
-            </w:r>
-          </w:p>
-        </w:tc>
-        <w:tc>
-          <w:tcPr>
-            <w:tcW w:type="dxa" w:w="1531"/>
-          </w:tcPr>
-          <w:p>
-            <w:r>
-              <w:rPr>
-                <w:b/>
-                <w:i w:val="0"/>
-                <w:color w:val="16A34A"/>
-                <w:sz w:val="16"/>
-              </w:rPr>
-              <w:t>—</w:t>
-            </w:r>
-          </w:p>
-        </w:tc>
-        <w:tc>
-          <w:tcPr>
-            <w:tcW w:type="dxa" w:w="1191"/>
-          </w:tcPr>
-          <w:p>
-            <w:r>
-              <w:rPr>
-                <w:b w:val="0"/>
-                <w:i w:val="0"/>
-                <w:color w:val="64748B"/>
-                <w:sz w:val="16"/>
-              </w:rPr>
-              <w:t>GT-CQ</w:t>
-            </w:r>
-          </w:p>
-        </w:tc>
-        <w:tc>
-          <w:tcPr>
-            <w:tcW w:type="dxa" w:w="4706"/>
-          </w:tcPr>
-          <w:p>
-            <w:r>
-              <w:rPr>
-                <w:b w:val="0"/>
-                <w:i w:val="0"/>
-                <w:sz w:val="17"/>
-              </w:rPr>
-              <w:t>Attention ! La dépense totale du ménage de JULES CRISTIAN MENDY (65000 Fcfa) de la fête de Noël 2025 est relativement élevé.</w:t>
-            </w:r>
-          </w:p>
-        </w:tc>
-      </w:tr>
-      <w:tr>
-        <w:tc>
-          <w:tcPr>
-            <w:tcW w:type="dxa" w:w="964"/>
-          </w:tcPr>
-          <w:p>
-            <w:r>
-              <w:rPr>
-                <w:b/>
-                <w:i w:val="0"/>
-                <w:color w:val="EA580C"/>
-                <w:sz w:val="16"/>
-              </w:rPr>
-              <w:t>Moyenne</w:t>
-            </w:r>
-          </w:p>
-        </w:tc>
-        <w:tc>
-          <w:tcPr>
-            <w:tcW w:type="dxa" w:w="1247"/>
-          </w:tcPr>
-          <w:p>
-            <w:r>
-              <w:rPr>
-                <w:b/>
-                <w:i w:val="0"/>
-                <w:sz w:val="16"/>
-              </w:rPr>
-              <w:t>S09</w:t>
-              <w:br/>
-            </w:r>
-            <w:r>
-              <w:rPr>
-                <w:b w:val="0"/>
-                <w:i w:val="0"/>
-                <w:color w:val="64748B"/>
-                <w:sz w:val="14"/>
-              </w:rPr>
-              <w:t>Dépenses non alimentaires</w:t>
-            </w:r>
-          </w:p>
-        </w:tc>
-        <w:tc>
-          <w:tcPr>
-            <w:tcW w:type="dxa" w:w="1531"/>
-          </w:tcPr>
-          <w:p>
-            <w:r>
-              <w:rPr>
-                <w:b/>
-                <w:i w:val="0"/>
-                <w:color w:val="16A34A"/>
-                <w:sz w:val="16"/>
-              </w:rPr>
-              <w:t>—</w:t>
-            </w:r>
-          </w:p>
-        </w:tc>
-        <w:tc>
-          <w:tcPr>
-            <w:tcW w:type="dxa" w:w="1191"/>
-          </w:tcPr>
-          <w:p>
-            <w:r>
-              <w:rPr>
-                <w:b w:val="0"/>
-                <w:i w:val="0"/>
-                <w:color w:val="64748B"/>
-                <w:sz w:val="16"/>
-              </w:rPr>
-              <w:t>GT-CQ</w:t>
-            </w:r>
-          </w:p>
-        </w:tc>
-        <w:tc>
-          <w:tcPr>
-            <w:tcW w:type="dxa" w:w="4706"/>
-          </w:tcPr>
-          <w:p>
-            <w:r>
-              <w:rPr>
-                <w:b w:val="0"/>
-                <w:i w:val="0"/>
-                <w:sz w:val="17"/>
-              </w:rPr>
-              <w:t>Attention ! La dépense du ménage de JULES CRISTIAN MENDY (1000 Fcfa) au cours de 30 derniers jours de Masque facial jetable est relativement élevé.</w:t>
-            </w:r>
-          </w:p>
-        </w:tc>
-      </w:tr>
-      <w:tr>
-        <w:tc>
-          <w:tcPr>
-            <w:tcW w:type="dxa" w:w="964"/>
-          </w:tcPr>
-          <w:p>
-            <w:r>
-              <w:rPr>
-                <w:b/>
-                <w:i w:val="0"/>
-                <w:color w:val="EA580C"/>
-                <w:sz w:val="16"/>
-              </w:rPr>
-              <w:t>Moyenne</w:t>
-            </w:r>
-          </w:p>
-        </w:tc>
-        <w:tc>
-          <w:tcPr>
-            <w:tcW w:type="dxa" w:w="1247"/>
-          </w:tcPr>
-          <w:p>
-            <w:r>
-              <w:rPr>
-                <w:b/>
-                <w:i w:val="0"/>
-                <w:sz w:val="16"/>
-              </w:rPr>
-              <w:t>S09</w:t>
-              <w:br/>
-            </w:r>
-            <w:r>
-              <w:rPr>
-                <w:b w:val="0"/>
-                <w:i w:val="0"/>
-                <w:color w:val="64748B"/>
-                <w:sz w:val="14"/>
-              </w:rPr>
-              <w:t>Dépenses non alimentaires</w:t>
-            </w:r>
-          </w:p>
-        </w:tc>
-        <w:tc>
-          <w:tcPr>
-            <w:tcW w:type="dxa" w:w="1531"/>
-          </w:tcPr>
-          <w:p>
-            <w:r>
-              <w:rPr>
-                <w:b/>
-                <w:i w:val="0"/>
-                <w:color w:val="16A34A"/>
-                <w:sz w:val="16"/>
-              </w:rPr>
-              <w:t>—</w:t>
-            </w:r>
-          </w:p>
-        </w:tc>
-        <w:tc>
-          <w:tcPr>
-            <w:tcW w:type="dxa" w:w="1191"/>
-          </w:tcPr>
-          <w:p>
-            <w:r>
-              <w:rPr>
-                <w:b w:val="0"/>
-                <w:i w:val="0"/>
-                <w:color w:val="64748B"/>
-                <w:sz w:val="16"/>
-              </w:rPr>
-              <w:t>GT-CQ</w:t>
-            </w:r>
-          </w:p>
-        </w:tc>
-        <w:tc>
-          <w:tcPr>
-            <w:tcW w:type="dxa" w:w="4706"/>
-          </w:tcPr>
-          <w:p>
-            <w:r>
-              <w:rPr>
-                <w:b w:val="0"/>
-                <w:i w:val="0"/>
-                <w:sz w:val="17"/>
-              </w:rPr>
-              <w:t>Prière de corriger ou de confirmer avec le QG.</w:t>
-            </w:r>
-          </w:p>
-        </w:tc>
-      </w:tr>
-      <w:tr>
-        <w:tc>
-          <w:tcPr>
-            <w:tcW w:type="dxa" w:w="964"/>
-          </w:tcPr>
-          <w:p>
-            <w:r>
-              <w:rPr>
-                <w:b/>
-                <w:i w:val="0"/>
-                <w:color w:val="EA580C"/>
-                <w:sz w:val="16"/>
-              </w:rPr>
-              <w:t>Moyenne</w:t>
-            </w:r>
-          </w:p>
-        </w:tc>
-        <w:tc>
-          <w:tcPr>
-            <w:tcW w:type="dxa" w:w="1247"/>
-          </w:tcPr>
-          <w:p>
-            <w:r>
-              <w:rPr>
-                <w:b/>
-                <w:i w:val="0"/>
-                <w:sz w:val="16"/>
-              </w:rPr>
-              <w:t>S09</w:t>
-              <w:br/>
-            </w:r>
-            <w:r>
-              <w:rPr>
-                <w:b w:val="0"/>
-                <w:i w:val="0"/>
-                <w:color w:val="64748B"/>
-                <w:sz w:val="14"/>
-              </w:rPr>
-              <w:t>Dépenses non alimentaires</w:t>
-            </w:r>
-          </w:p>
-        </w:tc>
-        <w:tc>
-          <w:tcPr>
-            <w:tcW w:type="dxa" w:w="1531"/>
-          </w:tcPr>
-          <w:p>
-            <w:r>
-              <w:rPr>
-                <w:b/>
-                <w:i w:val="0"/>
-                <w:color w:val="16A34A"/>
-                <w:sz w:val="16"/>
-              </w:rPr>
-              <w:t>—</w:t>
-            </w:r>
-          </w:p>
-        </w:tc>
-        <w:tc>
-          <w:tcPr>
-            <w:tcW w:type="dxa" w:w="1191"/>
-          </w:tcPr>
-          <w:p>
-            <w:r>
-              <w:rPr>
-                <w:b w:val="0"/>
-                <w:i w:val="0"/>
-                <w:color w:val="64748B"/>
-                <w:sz w:val="16"/>
-              </w:rPr>
-              <w:t>GT-CQ</w:t>
-            </w:r>
-          </w:p>
-        </w:tc>
-        <w:tc>
-          <w:tcPr>
-            <w:tcW w:type="dxa" w:w="4706"/>
-          </w:tcPr>
-          <w:p>
-            <w:r>
-              <w:rPr>
-                <w:b w:val="0"/>
-                <w:i w:val="0"/>
-                <w:sz w:val="17"/>
-              </w:rPr>
-              <w:t>Attention ! La dépense du ménage de JULES CRISTIAN MENDY (1250 Fcfa) au cours de 30 derniers jours de Allumettes est relativement élevé.</w:t>
-            </w:r>
-          </w:p>
-        </w:tc>
-      </w:tr>
-      <w:tr>
-        <w:tc>
-          <w:tcPr>
-            <w:tcW w:type="dxa" w:w="964"/>
-          </w:tcPr>
-          <w:p>
-            <w:r>
-              <w:rPr>
-                <w:b/>
-                <w:i w:val="0"/>
-                <w:color w:val="EA580C"/>
-                <w:sz w:val="16"/>
-              </w:rPr>
-              <w:t>Moyenne</w:t>
-            </w:r>
-          </w:p>
-        </w:tc>
-        <w:tc>
-          <w:tcPr>
-            <w:tcW w:type="dxa" w:w="1247"/>
-          </w:tcPr>
-          <w:p>
-            <w:r>
-              <w:rPr>
-                <w:b/>
-                <w:i w:val="0"/>
-                <w:sz w:val="16"/>
-              </w:rPr>
-              <w:t>S09</w:t>
-              <w:br/>
-            </w:r>
-            <w:r>
-              <w:rPr>
-                <w:b w:val="0"/>
-                <w:i w:val="0"/>
-                <w:color w:val="64748B"/>
-                <w:sz w:val="14"/>
-              </w:rPr>
-              <w:t>Dépenses non alimentaires</w:t>
-            </w:r>
-          </w:p>
-        </w:tc>
-        <w:tc>
-          <w:tcPr>
-            <w:tcW w:type="dxa" w:w="1531"/>
-          </w:tcPr>
-          <w:p>
-            <w:r>
-              <w:rPr>
-                <w:b/>
-                <w:i w:val="0"/>
-                <w:color w:val="16A34A"/>
-                <w:sz w:val="16"/>
-              </w:rPr>
-              <w:t>—</w:t>
-            </w:r>
-          </w:p>
-        </w:tc>
-        <w:tc>
-          <w:tcPr>
-            <w:tcW w:type="dxa" w:w="1191"/>
-          </w:tcPr>
-          <w:p>
-            <w:r>
-              <w:rPr>
-                <w:b w:val="0"/>
-                <w:i w:val="0"/>
-                <w:color w:val="64748B"/>
-                <w:sz w:val="16"/>
-              </w:rPr>
-              <w:t>GT-CQ</w:t>
-            </w:r>
-          </w:p>
-        </w:tc>
-        <w:tc>
-          <w:tcPr>
-            <w:tcW w:type="dxa" w:w="4706"/>
-          </w:tcPr>
-          <w:p>
-            <w:r>
-              <w:rPr>
-                <w:b w:val="0"/>
-                <w:i w:val="0"/>
-                <w:sz w:val="17"/>
-              </w:rPr>
-              <w:t>Attention ! La dépense du ménage de JULES CRISTIAN MENDY (4500 Fcfa) au cours de 30 derniers jours de Gaz domestique 12,5 kilogrammes est relativement élevé.</w:t>
-            </w:r>
-          </w:p>
-        </w:tc>
-      </w:tr>
-      <w:tr>
-        <w:tc>
-          <w:tcPr>
-            <w:tcW w:type="dxa" w:w="964"/>
-          </w:tcPr>
-          <w:p>
-            <w:r>
-              <w:rPr>
-                <w:b/>
-                <w:i w:val="0"/>
-                <w:color w:val="EA580C"/>
-                <w:sz w:val="16"/>
-              </w:rPr>
-              <w:t>Moyenne</w:t>
-            </w:r>
-          </w:p>
-        </w:tc>
-        <w:tc>
-          <w:tcPr>
-            <w:tcW w:type="dxa" w:w="1247"/>
-          </w:tcPr>
-          <w:p>
-            <w:r>
-              <w:rPr>
-                <w:b/>
-                <w:i w:val="0"/>
-                <w:sz w:val="16"/>
-              </w:rPr>
-              <w:t>S09</w:t>
-              <w:br/>
-            </w:r>
-            <w:r>
-              <w:rPr>
-                <w:b w:val="0"/>
-                <w:i w:val="0"/>
-                <w:color w:val="64748B"/>
-                <w:sz w:val="14"/>
-              </w:rPr>
-              <w:t>Dépenses non alimentaires</w:t>
-            </w:r>
-          </w:p>
-        </w:tc>
-        <w:tc>
-          <w:tcPr>
-            <w:tcW w:type="dxa" w:w="1531"/>
-          </w:tcPr>
-          <w:p>
-            <w:r>
-              <w:rPr>
-                <w:b/>
-                <w:i w:val="0"/>
-                <w:color w:val="16A34A"/>
-                <w:sz w:val="16"/>
-              </w:rPr>
-              <w:t>s00q07a, s00q08, s00q10, s00q13_0, s00q15_0, s00q17_0, s00q23a, s00q23b</w:t>
-            </w:r>
-          </w:p>
-        </w:tc>
-        <w:tc>
-          <w:tcPr>
-            <w:tcW w:type="dxa" w:w="1191"/>
-          </w:tcPr>
-          <w:p>
-            <w:r>
-              <w:rPr>
-                <w:b w:val="0"/>
-                <w:i w:val="0"/>
-                <w:color w:val="64748B"/>
-                <w:sz w:val="16"/>
-              </w:rPr>
-              <w:t>GT-CQ</w:t>
-            </w:r>
-          </w:p>
-        </w:tc>
-        <w:tc>
-          <w:tcPr>
-            <w:tcW w:type="dxa" w:w="4706"/>
-          </w:tcPr>
-          <w:p>
-            <w:r>
-              <w:rPr>
-                <w:b w:val="0"/>
-                <w:i w:val="0"/>
-                <w:sz w:val="17"/>
-              </w:rPr>
-              <w:t>Peu plausible! le montant de la dépense (80000 Fcfa) pour Essence pour véhicule semble trop élevé.Veuillez, s'il vous plaît, confirmer cette information avec le QG ou la corriger.</w:t>
-            </w:r>
-          </w:p>
-        </w:tc>
-      </w:tr>
-      <w:tr>
-        <w:tc>
-          <w:tcPr>
-            <w:tcW w:type="dxa" w:w="964"/>
-          </w:tcPr>
-          <w:p>
-            <w:r>
-              <w:rPr>
-                <w:b/>
-                <w:i w:val="0"/>
-                <w:color w:val="EA580C"/>
-                <w:sz w:val="16"/>
-              </w:rPr>
-              <w:t>Moyenne</w:t>
-            </w:r>
-          </w:p>
-        </w:tc>
-        <w:tc>
-          <w:tcPr>
-            <w:tcW w:type="dxa" w:w="1247"/>
-          </w:tcPr>
-          <w:p>
-            <w:r>
-              <w:rPr>
-                <w:b/>
-                <w:i w:val="0"/>
-                <w:sz w:val="16"/>
-              </w:rPr>
-              <w:t>S09</w:t>
-              <w:br/>
-            </w:r>
-            <w:r>
-              <w:rPr>
-                <w:b w:val="0"/>
-                <w:i w:val="0"/>
-                <w:color w:val="64748B"/>
-                <w:sz w:val="14"/>
-              </w:rPr>
-              <w:t>Dépenses non alimentaires</w:t>
-            </w:r>
-          </w:p>
-        </w:tc>
-        <w:tc>
-          <w:tcPr>
-            <w:tcW w:type="dxa" w:w="1531"/>
-          </w:tcPr>
-          <w:p>
-            <w:r>
-              <w:rPr>
-                <w:b/>
-                <w:i w:val="0"/>
-                <w:color w:val="16A34A"/>
-                <w:sz w:val="16"/>
-              </w:rPr>
-              <w:t>—</w:t>
-            </w:r>
-          </w:p>
-        </w:tc>
-        <w:tc>
-          <w:tcPr>
-            <w:tcW w:type="dxa" w:w="1191"/>
-          </w:tcPr>
-          <w:p>
-            <w:r>
-              <w:rPr>
-                <w:b w:val="0"/>
-                <w:i w:val="0"/>
-                <w:color w:val="64748B"/>
-                <w:sz w:val="16"/>
-              </w:rPr>
-              <w:t>GT-CQ</w:t>
-            </w:r>
-          </w:p>
-        </w:tc>
-        <w:tc>
-          <w:tcPr>
-            <w:tcW w:type="dxa" w:w="4706"/>
-          </w:tcPr>
-          <w:p>
-            <w:r>
-              <w:rPr>
-                <w:b w:val="0"/>
-                <w:i w:val="0"/>
-                <w:sz w:val="17"/>
-              </w:rPr>
-              <w:t>Attention ! La dépense du ménage de JULES CRISTIAN MENDY (80000 Fcfa) au cours de 30 derniers jours de Essence pour véhicule est relativement élevé.</w:t>
-            </w:r>
-          </w:p>
-        </w:tc>
-      </w:tr>
-      <w:tr>
-        <w:tc>
-          <w:tcPr>
-            <w:tcW w:type="dxa" w:w="964"/>
-          </w:tcPr>
-          <w:p>
-            <w:r>
-              <w:rPr>
-                <w:b/>
-                <w:i w:val="0"/>
-                <w:color w:val="EA580C"/>
-                <w:sz w:val="16"/>
-              </w:rPr>
-              <w:t>Moyenne</w:t>
-            </w:r>
-          </w:p>
-        </w:tc>
-        <w:tc>
-          <w:tcPr>
-            <w:tcW w:type="dxa" w:w="1247"/>
-          </w:tcPr>
-          <w:p>
-            <w:r>
-              <w:rPr>
-                <w:b/>
-                <w:i w:val="0"/>
-                <w:sz w:val="16"/>
-              </w:rPr>
-              <w:t>S09</w:t>
-              <w:br/>
-            </w:r>
-            <w:r>
-              <w:rPr>
-                <w:b w:val="0"/>
-                <w:i w:val="0"/>
-                <w:color w:val="64748B"/>
-                <w:sz w:val="14"/>
-              </w:rPr>
-              <w:t>Dépenses non alimentaires</w:t>
-            </w:r>
-          </w:p>
-        </w:tc>
-        <w:tc>
-          <w:tcPr>
-            <w:tcW w:type="dxa" w:w="1531"/>
-          </w:tcPr>
-          <w:p>
-            <w:r>
-              <w:rPr>
-                <w:b/>
-                <w:i w:val="0"/>
-                <w:color w:val="16A34A"/>
-                <w:sz w:val="16"/>
-              </w:rPr>
-              <w:t>—</w:t>
-            </w:r>
-          </w:p>
-        </w:tc>
-        <w:tc>
-          <w:tcPr>
-            <w:tcW w:type="dxa" w:w="1191"/>
-          </w:tcPr>
-          <w:p>
-            <w:r>
-              <w:rPr>
-                <w:b w:val="0"/>
-                <w:i w:val="0"/>
-                <w:color w:val="64748B"/>
-                <w:sz w:val="16"/>
-              </w:rPr>
-              <w:t>GT-CQ</w:t>
-            </w:r>
-          </w:p>
-        </w:tc>
-        <w:tc>
-          <w:tcPr>
-            <w:tcW w:type="dxa" w:w="4706"/>
-          </w:tcPr>
-          <w:p>
-            <w:r>
-              <w:rPr>
-                <w:b w:val="0"/>
-                <w:i w:val="0"/>
-                <w:sz w:val="17"/>
-              </w:rPr>
-              <w:t>Attention ! La dépense du ménage de JULES CRISTIAN MENDY (2000 Fcfa) au cours de 3 derniers mois de Papier aluminium pour cuisine est relativement élevé.</w:t>
-            </w:r>
-          </w:p>
-        </w:tc>
-      </w:tr>
-      <w:tr>
-        <w:tc>
-          <w:tcPr>
-            <w:tcW w:type="dxa" w:w="964"/>
-          </w:tcPr>
-          <w:p>
-            <w:r>
-              <w:rPr>
-                <w:b/>
-                <w:i w:val="0"/>
-                <w:color w:val="EA580C"/>
-                <w:sz w:val="16"/>
-              </w:rPr>
-              <w:t>Moyenne</w:t>
-            </w:r>
-          </w:p>
-        </w:tc>
-        <w:tc>
-          <w:tcPr>
-            <w:tcW w:type="dxa" w:w="1247"/>
-          </w:tcPr>
-          <w:p>
-            <w:r>
-              <w:rPr>
-                <w:b/>
-                <w:i w:val="0"/>
-                <w:sz w:val="16"/>
-              </w:rPr>
-              <w:t>S09</w:t>
-              <w:br/>
-            </w:r>
-            <w:r>
-              <w:rPr>
-                <w:b w:val="0"/>
-                <w:i w:val="0"/>
-                <w:color w:val="64748B"/>
-                <w:sz w:val="14"/>
-              </w:rPr>
-              <w:t>Dépenses non alimentaires</w:t>
-            </w:r>
-          </w:p>
-        </w:tc>
-        <w:tc>
-          <w:tcPr>
-            <w:tcW w:type="dxa" w:w="1531"/>
-          </w:tcPr>
-          <w:p>
-            <w:r>
-              <w:rPr>
-                <w:b/>
-                <w:i w:val="0"/>
-                <w:color w:val="16A34A"/>
-                <w:sz w:val="16"/>
-              </w:rPr>
-              <w:t>—</w:t>
-            </w:r>
-          </w:p>
-        </w:tc>
-        <w:tc>
-          <w:tcPr>
-            <w:tcW w:type="dxa" w:w="1191"/>
-          </w:tcPr>
-          <w:p>
-            <w:r>
-              <w:rPr>
-                <w:b w:val="0"/>
-                <w:i w:val="0"/>
-                <w:color w:val="64748B"/>
-                <w:sz w:val="16"/>
-              </w:rPr>
-              <w:t>GT-CQ</w:t>
-            </w:r>
-          </w:p>
-        </w:tc>
-        <w:tc>
-          <w:tcPr>
-            <w:tcW w:type="dxa" w:w="4706"/>
-          </w:tcPr>
-          <w:p>
-            <w:r>
-              <w:rPr>
-                <w:b w:val="0"/>
-                <w:i w:val="0"/>
-                <w:sz w:val="17"/>
-              </w:rPr>
-              <w:t>Prière de corriger ou de confirmer avec le QG.</w:t>
-            </w:r>
-          </w:p>
-        </w:tc>
-      </w:tr>
-      <w:tr>
-        <w:tc>
-          <w:tcPr>
-            <w:tcW w:type="dxa" w:w="964"/>
-          </w:tcPr>
-          <w:p>
-            <w:r>
-              <w:rPr>
-                <w:b/>
-                <w:i w:val="0"/>
-                <w:color w:val="EA580C"/>
-                <w:sz w:val="16"/>
-              </w:rPr>
-              <w:t>Moyenne</w:t>
-            </w:r>
-          </w:p>
-        </w:tc>
-        <w:tc>
-          <w:tcPr>
-            <w:tcW w:type="dxa" w:w="1247"/>
-          </w:tcPr>
-          <w:p>
-            <w:r>
-              <w:rPr>
-                <w:b/>
-                <w:i w:val="0"/>
-                <w:sz w:val="16"/>
-              </w:rPr>
-              <w:t>S09</w:t>
-              <w:br/>
-            </w:r>
-            <w:r>
-              <w:rPr>
-                <w:b w:val="0"/>
-                <w:i w:val="0"/>
-                <w:color w:val="64748B"/>
-                <w:sz w:val="14"/>
-              </w:rPr>
-              <w:t>Dépenses non alimentaires</w:t>
-            </w:r>
-          </w:p>
-        </w:tc>
-        <w:tc>
-          <w:tcPr>
-            <w:tcW w:type="dxa" w:w="1531"/>
-          </w:tcPr>
-          <w:p>
-            <w:r>
-              <w:rPr>
-                <w:b/>
-                <w:i w:val="0"/>
-                <w:color w:val="16A34A"/>
-                <w:sz w:val="16"/>
-              </w:rPr>
-              <w:t>—</w:t>
-            </w:r>
-          </w:p>
-        </w:tc>
-        <w:tc>
-          <w:tcPr>
-            <w:tcW w:type="dxa" w:w="1191"/>
-          </w:tcPr>
-          <w:p>
-            <w:r>
-              <w:rPr>
-                <w:b w:val="0"/>
-                <w:i w:val="0"/>
-                <w:color w:val="64748B"/>
-                <w:sz w:val="16"/>
-              </w:rPr>
-              <w:t>GT-CQ</w:t>
-            </w:r>
-          </w:p>
-        </w:tc>
-        <w:tc>
-          <w:tcPr>
-            <w:tcW w:type="dxa" w:w="4706"/>
-          </w:tcPr>
-          <w:p>
-            <w:r>
-              <w:rPr>
-                <w:b w:val="0"/>
-                <w:i w:val="0"/>
-                <w:sz w:val="17"/>
-              </w:rPr>
-              <w:t>Attention ! La dépense du ménage de JULES CRISTIAN MENDY (3000 Fcfa) au cours de 6 derniers mois de Frais de confection et de réparation de vêtements femme: robe, pantalon, jupe, ensemble, réparation, location, etc.</w:t>
-            </w:r>
-          </w:p>
-        </w:tc>
-      </w:tr>
-      <w:tr>
-        <w:tc>
-          <w:tcPr>
-            <w:tcW w:type="dxa" w:w="964"/>
-          </w:tcPr>
-          <w:p>
-            <w:r>
-              <w:rPr>
-                <w:b/>
-                <w:i w:val="0"/>
-                <w:color w:val="EA580C"/>
-                <w:sz w:val="16"/>
-              </w:rPr>
-              <w:t>Moyenne</w:t>
-            </w:r>
-          </w:p>
-        </w:tc>
-        <w:tc>
-          <w:tcPr>
-            <w:tcW w:type="dxa" w:w="1247"/>
-          </w:tcPr>
-          <w:p>
-            <w:r>
-              <w:rPr>
-                <w:b/>
-                <w:i w:val="0"/>
-                <w:sz w:val="16"/>
-              </w:rPr>
-              <w:t>S09</w:t>
-              <w:br/>
-            </w:r>
-            <w:r>
-              <w:rPr>
-                <w:b w:val="0"/>
-                <w:i w:val="0"/>
-                <w:color w:val="64748B"/>
-                <w:sz w:val="14"/>
-              </w:rPr>
-              <w:t>Dépenses non alimentaires</w:t>
-            </w:r>
-          </w:p>
-        </w:tc>
-        <w:tc>
-          <w:tcPr>
-            <w:tcW w:type="dxa" w:w="1531"/>
-          </w:tcPr>
-          <w:p>
-            <w:r>
-              <w:rPr>
-                <w:b/>
-                <w:i w:val="0"/>
-                <w:color w:val="16A34A"/>
-                <w:sz w:val="16"/>
-              </w:rPr>
-              <w:t>—</w:t>
-            </w:r>
-          </w:p>
-        </w:tc>
-        <w:tc>
-          <w:tcPr>
-            <w:tcW w:type="dxa" w:w="1191"/>
-          </w:tcPr>
-          <w:p>
-            <w:r>
-              <w:rPr>
-                <w:b w:val="0"/>
-                <w:i w:val="0"/>
-                <w:color w:val="64748B"/>
-                <w:sz w:val="16"/>
-              </w:rPr>
-              <w:t>GT-CQ</w:t>
-            </w:r>
-          </w:p>
-        </w:tc>
-        <w:tc>
-          <w:tcPr>
-            <w:tcW w:type="dxa" w:w="4706"/>
-          </w:tcPr>
-          <w:p>
-            <w:r>
-              <w:rPr>
-                <w:b w:val="0"/>
-                <w:i w:val="0"/>
-                <w:sz w:val="17"/>
-              </w:rPr>
-              <w:t>est relativement élevé.</w:t>
-            </w:r>
-          </w:p>
-        </w:tc>
-      </w:tr>
-      <w:tr>
-        <w:tc>
-          <w:tcPr>
-            <w:tcW w:type="dxa" w:w="964"/>
-          </w:tcPr>
-          <w:p>
-            <w:r>
-              <w:rPr>
-                <w:b/>
-                <w:i w:val="0"/>
-                <w:color w:val="EA580C"/>
-                <w:sz w:val="16"/>
-              </w:rPr>
-              <w:t>Moyenne</w:t>
-            </w:r>
-          </w:p>
-        </w:tc>
-        <w:tc>
-          <w:tcPr>
-            <w:tcW w:type="dxa" w:w="1247"/>
-          </w:tcPr>
-          <w:p>
-            <w:r>
-              <w:rPr>
-                <w:b/>
-                <w:i w:val="0"/>
-                <w:sz w:val="16"/>
-              </w:rPr>
-              <w:t>S09</w:t>
-              <w:br/>
-            </w:r>
-            <w:r>
-              <w:rPr>
-                <w:b w:val="0"/>
-                <w:i w:val="0"/>
-                <w:color w:val="64748B"/>
-                <w:sz w:val="14"/>
-              </w:rPr>
-              <w:t>Dépenses non alimentaires</w:t>
-            </w:r>
-          </w:p>
-        </w:tc>
-        <w:tc>
-          <w:tcPr>
-            <w:tcW w:type="dxa" w:w="1531"/>
-          </w:tcPr>
-          <w:p>
-            <w:r>
-              <w:rPr>
-                <w:b/>
-                <w:i w:val="0"/>
-                <w:color w:val="16A34A"/>
-                <w:sz w:val="16"/>
-              </w:rPr>
-              <w:t>—</w:t>
-            </w:r>
-          </w:p>
-        </w:tc>
-        <w:tc>
-          <w:tcPr>
-            <w:tcW w:type="dxa" w:w="1191"/>
-          </w:tcPr>
-          <w:p>
-            <w:r>
-              <w:rPr>
-                <w:b w:val="0"/>
-                <w:i w:val="0"/>
-                <w:color w:val="64748B"/>
-                <w:sz w:val="16"/>
-              </w:rPr>
-              <w:t>GT-CQ</w:t>
-            </w:r>
-          </w:p>
-        </w:tc>
-        <w:tc>
-          <w:tcPr>
-            <w:tcW w:type="dxa" w:w="4706"/>
-          </w:tcPr>
-          <w:p>
-            <w:r>
-              <w:rPr>
-                <w:b w:val="0"/>
-                <w:i w:val="0"/>
-                <w:sz w:val="17"/>
-              </w:rPr>
-              <w:t>Prière de corriger ou de confirmer avec le QG.</w:t>
-            </w:r>
-          </w:p>
-        </w:tc>
-      </w:tr>
-      <w:tr>
-        <w:tc>
-          <w:tcPr>
-            <w:tcW w:type="dxa" w:w="964"/>
-          </w:tcPr>
-          <w:p>
-            <w:r>
-              <w:rPr>
-                <w:b/>
-                <w:i w:val="0"/>
-                <w:color w:val="EA580C"/>
-                <w:sz w:val="16"/>
-              </w:rPr>
-              <w:t>Moyenne</w:t>
-            </w:r>
-          </w:p>
-        </w:tc>
-        <w:tc>
-          <w:tcPr>
-            <w:tcW w:type="dxa" w:w="1247"/>
-          </w:tcPr>
-          <w:p>
-            <w:r>
-              <w:rPr>
-                <w:b/>
-                <w:i w:val="0"/>
-                <w:sz w:val="16"/>
-              </w:rPr>
-              <w:t>S09</w:t>
-              <w:br/>
-            </w:r>
-            <w:r>
-              <w:rPr>
-                <w:b w:val="0"/>
-                <w:i w:val="0"/>
-                <w:color w:val="64748B"/>
-                <w:sz w:val="14"/>
-              </w:rPr>
-              <w:t>Dépenses non alimentaires</w:t>
-            </w:r>
-          </w:p>
-        </w:tc>
-        <w:tc>
-          <w:tcPr>
-            <w:tcW w:type="dxa" w:w="1531"/>
-          </w:tcPr>
-          <w:p>
-            <w:r>
-              <w:rPr>
-                <w:b/>
-                <w:i w:val="0"/>
-                <w:color w:val="16A34A"/>
-                <w:sz w:val="16"/>
-              </w:rPr>
-              <w:t>—</w:t>
-            </w:r>
-          </w:p>
-        </w:tc>
-        <w:tc>
-          <w:tcPr>
-            <w:tcW w:type="dxa" w:w="1191"/>
-          </w:tcPr>
-          <w:p>
-            <w:r>
-              <w:rPr>
-                <w:b w:val="0"/>
-                <w:i w:val="0"/>
-                <w:color w:val="64748B"/>
-                <w:sz w:val="16"/>
-              </w:rPr>
-              <w:t>GT-CQ</w:t>
-            </w:r>
-          </w:p>
-        </w:tc>
-        <w:tc>
-          <w:tcPr>
-            <w:tcW w:type="dxa" w:w="4706"/>
-          </w:tcPr>
-          <w:p>
-            <w:r>
-              <w:rPr>
-                <w:b w:val="0"/>
-                <w:i w:val="0"/>
-                <w:sz w:val="17"/>
-              </w:rPr>
-              <w:t>Attention ! La dépense du ménage de JULES CRISTIAN MENDY (30000 Fcfa) au cours de 6 derniers mois de Vêtements hommes (15 ans et plus): chemise, pantalon, veste, ensemble, vêtements de travail, etc.</w:t>
-            </w:r>
-          </w:p>
-        </w:tc>
-      </w:tr>
-      <w:tr>
-        <w:tc>
-          <w:tcPr>
-            <w:tcW w:type="dxa" w:w="964"/>
-          </w:tcPr>
-          <w:p>
-            <w:r>
-              <w:rPr>
-                <w:b/>
-                <w:i w:val="0"/>
-                <w:color w:val="EA580C"/>
-                <w:sz w:val="16"/>
-              </w:rPr>
-              <w:t>Moyenne</w:t>
-            </w:r>
-          </w:p>
-        </w:tc>
-        <w:tc>
-          <w:tcPr>
-            <w:tcW w:type="dxa" w:w="1247"/>
-          </w:tcPr>
-          <w:p>
-            <w:r>
-              <w:rPr>
-                <w:b/>
-                <w:i w:val="0"/>
-                <w:sz w:val="16"/>
-              </w:rPr>
-              <w:t>S09</w:t>
-              <w:br/>
-            </w:r>
-            <w:r>
-              <w:rPr>
-                <w:b w:val="0"/>
-                <w:i w:val="0"/>
-                <w:color w:val="64748B"/>
-                <w:sz w:val="14"/>
-              </w:rPr>
-              <w:t>Dépenses non alimentaires</w:t>
-            </w:r>
-          </w:p>
-        </w:tc>
-        <w:tc>
-          <w:tcPr>
-            <w:tcW w:type="dxa" w:w="1531"/>
-          </w:tcPr>
-          <w:p>
-            <w:r>
-              <w:rPr>
-                <w:b/>
-                <w:i w:val="0"/>
-                <w:color w:val="16A34A"/>
-                <w:sz w:val="16"/>
-              </w:rPr>
-              <w:t>—</w:t>
-            </w:r>
-          </w:p>
-        </w:tc>
-        <w:tc>
-          <w:tcPr>
-            <w:tcW w:type="dxa" w:w="1191"/>
-          </w:tcPr>
-          <w:p>
-            <w:r>
-              <w:rPr>
-                <w:b w:val="0"/>
-                <w:i w:val="0"/>
-                <w:color w:val="64748B"/>
-                <w:sz w:val="16"/>
-              </w:rPr>
-              <w:t>GT-CQ</w:t>
-            </w:r>
-          </w:p>
-        </w:tc>
-        <w:tc>
-          <w:tcPr>
-            <w:tcW w:type="dxa" w:w="4706"/>
-          </w:tcPr>
-          <w:p>
-            <w:r>
-              <w:rPr>
-                <w:b w:val="0"/>
-                <w:i w:val="0"/>
-                <w:sz w:val="17"/>
-              </w:rPr>
-              <w:t>Attention ! La dépense du ménage de JULES CRISTIAN MENDY (47000 Fcfa) au cours de 6 derniers mois de Frais de confection et de réparation de vêtements enfants est relativement élevé.</w:t>
-            </w:r>
-          </w:p>
-        </w:tc>
-      </w:tr>
-      <w:tr>
-        <w:tc>
-          <w:tcPr>
-            <w:tcW w:type="dxa" w:w="964"/>
-          </w:tcPr>
-          <w:p>
-            <w:r>
-              <w:rPr>
-                <w:b/>
-                <w:i w:val="0"/>
-                <w:color w:val="EA580C"/>
-                <w:sz w:val="16"/>
-              </w:rPr>
-              <w:t>Moyenne</w:t>
-            </w:r>
-          </w:p>
-        </w:tc>
-        <w:tc>
-          <w:tcPr>
-            <w:tcW w:type="dxa" w:w="1247"/>
-          </w:tcPr>
-          <w:p>
-            <w:r>
-              <w:rPr>
-                <w:b/>
-                <w:i w:val="0"/>
-                <w:sz w:val="16"/>
-              </w:rPr>
-              <w:t>S09</w:t>
-              <w:br/>
-            </w:r>
-            <w:r>
-              <w:rPr>
-                <w:b w:val="0"/>
-                <w:i w:val="0"/>
-                <w:color w:val="64748B"/>
-                <w:sz w:val="14"/>
-              </w:rPr>
-              <w:t>Dépenses non alimentaires</w:t>
-            </w:r>
-          </w:p>
-        </w:tc>
-        <w:tc>
-          <w:tcPr>
-            <w:tcW w:type="dxa" w:w="1531"/>
-          </w:tcPr>
-          <w:p>
-            <w:r>
-              <w:rPr>
-                <w:b/>
-                <w:i w:val="0"/>
-                <w:color w:val="16A34A"/>
-                <w:sz w:val="16"/>
-              </w:rPr>
-              <w:t>—</w:t>
-            </w:r>
-          </w:p>
-        </w:tc>
-        <w:tc>
-          <w:tcPr>
-            <w:tcW w:type="dxa" w:w="1191"/>
-          </w:tcPr>
-          <w:p>
-            <w:r>
-              <w:rPr>
-                <w:b w:val="0"/>
-                <w:i w:val="0"/>
-                <w:color w:val="64748B"/>
-                <w:sz w:val="16"/>
-              </w:rPr>
-              <w:t>GT-CQ</w:t>
-            </w:r>
-          </w:p>
-        </w:tc>
-        <w:tc>
-          <w:tcPr>
-            <w:tcW w:type="dxa" w:w="4706"/>
-          </w:tcPr>
-          <w:p>
-            <w:r>
-              <w:rPr>
-                <w:b w:val="0"/>
-                <w:i w:val="0"/>
-                <w:sz w:val="17"/>
-              </w:rPr>
-              <w:t>Attention ! La dépense du ménage de JULES CRISTIAN MENDY (17000 Fcfa) au cours de 12 derniers mois de Autres ustensiles de ménage: seau, bouilloire, biberon, poubelle, tasses, cafétière non électrique, théière, calebasse, louche, jarre, canari, mortier, pilon, etc est relativement élevé.</w:t>
-            </w:r>
-          </w:p>
-        </w:tc>
-      </w:tr>
-      <w:tr>
-        <w:tc>
-          <w:tcPr>
-            <w:tcW w:type="dxa" w:w="964"/>
-          </w:tcPr>
-          <w:p>
-            <w:r>
-              <w:rPr>
-                <w:b/>
-                <w:i w:val="0"/>
-                <w:color w:val="EA580C"/>
-                <w:sz w:val="16"/>
-              </w:rPr>
-              <w:t>Moyenne</w:t>
-            </w:r>
-          </w:p>
-        </w:tc>
-        <w:tc>
-          <w:tcPr>
-            <w:tcW w:type="dxa" w:w="1247"/>
-          </w:tcPr>
-          <w:p>
-            <w:r>
-              <w:rPr>
-                <w:b/>
-                <w:i w:val="0"/>
-                <w:sz w:val="16"/>
-              </w:rPr>
-              <w:t>S09</w:t>
-              <w:br/>
-            </w:r>
-            <w:r>
-              <w:rPr>
-                <w:b w:val="0"/>
-                <w:i w:val="0"/>
-                <w:color w:val="64748B"/>
-                <w:sz w:val="14"/>
-              </w:rPr>
-              <w:t>Dépenses non alimentaires</w:t>
-            </w:r>
-          </w:p>
-        </w:tc>
-        <w:tc>
-          <w:tcPr>
-            <w:tcW w:type="dxa" w:w="1531"/>
-          </w:tcPr>
-          <w:p>
-            <w:r>
-              <w:rPr>
-                <w:b/>
-                <w:i w:val="0"/>
-                <w:color w:val="16A34A"/>
-                <w:sz w:val="16"/>
-              </w:rPr>
-              <w:t>—</w:t>
-            </w:r>
-          </w:p>
-        </w:tc>
-        <w:tc>
-          <w:tcPr>
-            <w:tcW w:type="dxa" w:w="1191"/>
-          </w:tcPr>
-          <w:p>
-            <w:r>
-              <w:rPr>
-                <w:b w:val="0"/>
-                <w:i w:val="0"/>
-                <w:color w:val="64748B"/>
-                <w:sz w:val="16"/>
-              </w:rPr>
-              <w:t>GT-CQ</w:t>
-            </w:r>
-          </w:p>
-        </w:tc>
-        <w:tc>
-          <w:tcPr>
-            <w:tcW w:type="dxa" w:w="4706"/>
-          </w:tcPr>
-          <w:p>
-            <w:r>
-              <w:rPr>
-                <w:b w:val="0"/>
-                <w:i w:val="0"/>
-                <w:sz w:val="17"/>
-              </w:rPr>
-              <w:t>Prière de corriger ou de confirmer avec le QG.</w:t>
-            </w:r>
-          </w:p>
-        </w:tc>
-      </w:tr>
-      <w:tr>
-        <w:tc>
-          <w:tcPr>
-            <w:tcW w:type="dxa" w:w="964"/>
-          </w:tcPr>
-          <w:p>
-            <w:r>
-              <w:rPr>
-                <w:b/>
-                <w:i w:val="0"/>
-                <w:color w:val="EA580C"/>
-                <w:sz w:val="16"/>
-              </w:rPr>
-              <w:t>Moyenne</w:t>
-            </w:r>
-          </w:p>
-        </w:tc>
-        <w:tc>
-          <w:tcPr>
-            <w:tcW w:type="dxa" w:w="1247"/>
-          </w:tcPr>
-          <w:p>
-            <w:r>
-              <w:rPr>
-                <w:b/>
-                <w:i w:val="0"/>
-                <w:sz w:val="16"/>
-              </w:rPr>
-              <w:t>S11</w:t>
-              <w:br/>
-            </w:r>
-            <w:r>
-              <w:rPr>
-                <w:b w:val="0"/>
-                <w:i w:val="0"/>
-                <w:color w:val="64748B"/>
-                <w:sz w:val="14"/>
-              </w:rPr>
-              <w:t>Logement / cadre de vie</w:t>
-            </w:r>
-          </w:p>
-        </w:tc>
-        <w:tc>
-          <w:tcPr>
-            <w:tcW w:type="dxa" w:w="1531"/>
-          </w:tcPr>
-          <w:p>
-            <w:r>
-              <w:rPr>
-                <w:b/>
-                <w:i w:val="0"/>
-                <w:color w:val="16A34A"/>
-                <w:sz w:val="16"/>
-              </w:rPr>
-              <w:t>s00q11, s01q03b, s01q04b, s02q01__1, s02q02__1, s02q03__1, s02q04, s02q15</w:t>
-            </w:r>
-          </w:p>
-        </w:tc>
-        <w:tc>
-          <w:tcPr>
-            <w:tcW w:type="dxa" w:w="1191"/>
-          </w:tcPr>
-          <w:p>
-            <w:r>
-              <w:rPr>
-                <w:b w:val="0"/>
-                <w:i w:val="0"/>
-                <w:color w:val="64748B"/>
-                <w:sz w:val="16"/>
-              </w:rPr>
-              <w:t>GT-CQ</w:t>
-            </w:r>
-          </w:p>
-        </w:tc>
-        <w:tc>
-          <w:tcPr>
-            <w:tcW w:type="dxa" w:w="4706"/>
-          </w:tcPr>
-          <w:p>
-            <w:r>
-              <w:rPr>
-                <w:b w:val="0"/>
-                <w:i w:val="0"/>
-                <w:sz w:val="17"/>
-              </w:rPr>
-              <w:t>Le montant (200000 FCFA) du loyer mensuel payé pour un logement comme le votre (Maison à Etage) dans ce village/quartier est trop élevé, Veuillez s'il vous plaît corriger cette information.</w:t>
-            </w:r>
-          </w:p>
-        </w:tc>
-      </w:tr>
-      <w:tr>
-        <w:tc>
-          <w:tcPr>
-            <w:tcW w:type="dxa" w:w="964"/>
-          </w:tcPr>
-          <w:p>
-            <w:r>
-              <w:rPr>
-                <w:b/>
-                <w:i w:val="0"/>
-                <w:color w:val="EA580C"/>
-                <w:sz w:val="16"/>
-              </w:rPr>
-              <w:t>Moyenne</w:t>
-            </w:r>
-          </w:p>
-        </w:tc>
-        <w:tc>
-          <w:tcPr>
-            <w:tcW w:type="dxa" w:w="1247"/>
-          </w:tcPr>
-          <w:p>
-            <w:r>
-              <w:rPr>
-                <w:b/>
-                <w:i w:val="0"/>
-                <w:sz w:val="16"/>
-              </w:rPr>
-              <w:t>S11</w:t>
-              <w:br/>
-            </w:r>
-            <w:r>
-              <w:rPr>
-                <w:b w:val="0"/>
-                <w:i w:val="0"/>
-                <w:color w:val="64748B"/>
-                <w:sz w:val="14"/>
-              </w:rPr>
-              <w:t>Logement / cadre de vie</w:t>
-            </w:r>
-          </w:p>
-        </w:tc>
-        <w:tc>
-          <w:tcPr>
-            <w:tcW w:type="dxa" w:w="1531"/>
-          </w:tcPr>
-          <w:p>
-            <w:r>
-              <w:rPr>
-                <w:b/>
-                <w:i w:val="0"/>
-                <w:color w:val="16A34A"/>
-                <w:sz w:val="16"/>
-              </w:rPr>
-              <w:t>s01q23, s01q00b, s01q23_autre</w:t>
-            </w:r>
-          </w:p>
-        </w:tc>
-        <w:tc>
-          <w:tcPr>
-            <w:tcW w:type="dxa" w:w="1191"/>
-          </w:tcPr>
-          <w:p>
-            <w:r>
-              <w:rPr>
-                <w:b w:val="0"/>
-                <w:i w:val="0"/>
-                <w:color w:val="64748B"/>
-                <w:sz w:val="16"/>
-              </w:rPr>
-              <w:t>GT-CQ</w:t>
-            </w:r>
-          </w:p>
-        </w:tc>
-        <w:tc>
-          <w:tcPr>
-            <w:tcW w:type="dxa" w:w="4706"/>
-          </w:tcPr>
-          <w:p>
-            <w:r>
-              <w:rPr>
-                <w:b w:val="0"/>
-                <w:i w:val="0"/>
-                <w:sz w:val="17"/>
-              </w:rPr>
-              <w:t>La principale source d'approvisionnement en eau du ménage est EAU DEMINÉRALISÉ VENDU PAR DIAMO et semble exister dans les modalités, prière de prendre attache avec le QG pour plus d'explication afin de la classer bien.</w:t>
-            </w:r>
-          </w:p>
-        </w:tc>
-      </w:tr>
-      <w:tr>
-        <w:tc>
-          <w:tcPr>
-            <w:tcW w:type="dxa" w:w="964"/>
-          </w:tcPr>
-          <w:p>
-            <w:r>
-              <w:rPr>
-                <w:b/>
-                <w:i w:val="0"/>
-                <w:color w:val="EA580C"/>
-                <w:sz w:val="16"/>
-              </w:rPr>
-              <w:t>Moyenne</w:t>
-            </w:r>
-          </w:p>
-        </w:tc>
-        <w:tc>
-          <w:tcPr>
-            <w:tcW w:type="dxa" w:w="1247"/>
-          </w:tcPr>
-          <w:p>
-            <w:r>
-              <w:rPr>
-                <w:b/>
-                <w:i w:val="0"/>
-                <w:sz w:val="16"/>
-              </w:rPr>
-              <w:t>S11</w:t>
-              <w:br/>
-            </w:r>
-            <w:r>
-              <w:rPr>
-                <w:b w:val="0"/>
-                <w:i w:val="0"/>
-                <w:color w:val="64748B"/>
-                <w:sz w:val="14"/>
-              </w:rPr>
-              <w:t>Logement / cadre de vie</w:t>
-            </w:r>
-          </w:p>
-        </w:tc>
-        <w:tc>
-          <w:tcPr>
-            <w:tcW w:type="dxa" w:w="1531"/>
-          </w:tcPr>
-          <w:p>
-            <w:r>
-              <w:rPr>
-                <w:b/>
-                <w:i w:val="0"/>
-                <w:color w:val="16A34A"/>
-                <w:sz w:val="16"/>
-              </w:rPr>
-              <w:t>s01q23, s01q00b, s01q23_autre</w:t>
-            </w:r>
-          </w:p>
-        </w:tc>
-        <w:tc>
-          <w:tcPr>
-            <w:tcW w:type="dxa" w:w="1191"/>
-          </w:tcPr>
-          <w:p>
-            <w:r>
-              <w:rPr>
-                <w:b w:val="0"/>
-                <w:i w:val="0"/>
-                <w:color w:val="64748B"/>
-                <w:sz w:val="16"/>
-              </w:rPr>
-              <w:t>GT-CQ</w:t>
-            </w:r>
-          </w:p>
-        </w:tc>
-        <w:tc>
-          <w:tcPr>
-            <w:tcW w:type="dxa" w:w="4706"/>
-          </w:tcPr>
-          <w:p>
-            <w:r>
-              <w:rPr>
-                <w:b w:val="0"/>
-                <w:i w:val="0"/>
-                <w:sz w:val="17"/>
-              </w:rPr>
               <w:t>Le moyen que le ménage utilise pour se débarrasser des excréments hors de la concession est N’A JAMAIS ETAIT VIDÉ et semble exister dans les modalités, prière de prendre attache avec le QG pour plus d'explication afin de la classer bien.</w:t>
-            </w:r>
-          </w:p>
-        </w:tc>
-      </w:tr>
-      <w:tr>
-        <w:tc>
-          <w:tcPr>
-            <w:tcW w:type="dxa" w:w="964"/>
-          </w:tcPr>
-          <w:p>
-            <w:r>
-              <w:rPr>
-                <w:b/>
-                <w:i w:val="0"/>
-                <w:color w:val="EA580C"/>
-                <w:sz w:val="16"/>
-              </w:rPr>
-              <w:t>Moyenne</w:t>
-            </w:r>
-          </w:p>
-        </w:tc>
-        <w:tc>
-          <w:tcPr>
-            <w:tcW w:type="dxa" w:w="1247"/>
-          </w:tcPr>
-          <w:p>
-            <w:r>
-              <w:rPr>
-                <w:b/>
-                <w:i w:val="0"/>
-                <w:sz w:val="16"/>
-              </w:rPr>
-              <w:t>S13</w:t>
-              <w:br/>
-            </w:r>
-            <w:r>
-              <w:rPr>
-                <w:b w:val="0"/>
-                <w:i w:val="0"/>
-                <w:color w:val="64748B"/>
-                <w:sz w:val="14"/>
-              </w:rPr>
-              <w:t>Transferts</w:t>
-            </w:r>
-          </w:p>
-        </w:tc>
-        <w:tc>
-          <w:tcPr>
-            <w:tcW w:type="dxa" w:w="1531"/>
-          </w:tcPr>
-          <w:p>
-            <w:r>
-              <w:rPr>
-                <w:b/>
-                <w:i w:val="0"/>
-                <w:color w:val="16A34A"/>
-                <w:sz w:val="16"/>
-              </w:rPr>
-              <w:t>s00q07a, s00q08, s00q10, s00q13_0, s00q15_0, s00q17_0, s00q23a, s00q23b</w:t>
-            </w:r>
-          </w:p>
-        </w:tc>
-        <w:tc>
-          <w:tcPr>
-            <w:tcW w:type="dxa" w:w="1191"/>
-          </w:tcPr>
-          <w:p>
-            <w:r>
-              <w:rPr>
-                <w:b w:val="0"/>
-                <w:i w:val="0"/>
-                <w:color w:val="64748B"/>
-                <w:sz w:val="16"/>
-              </w:rPr>
-              <w:t>GT-CQ</w:t>
-            </w:r>
-          </w:p>
-        </w:tc>
-        <w:tc>
-          <w:tcPr>
-            <w:tcW w:type="dxa" w:w="4706"/>
-          </w:tcPr>
-          <w:p>
-            <w:r>
-              <w:rPr>
-                <w:b w:val="0"/>
-                <w:i w:val="0"/>
-                <w:sz w:val="17"/>
-              </w:rPr>
-              <w:t>L'enquêteur prière de fournir d'effort pour avoir le niveau d'étude et l'âge de celui qui a béneficié de l'argent dans la section 13b (Transfert emis).</w:t>
             </w:r>
           </w:p>
         </w:tc>
